--- a/Church/2026/2026_0711_MenloChurch.docx
+++ b/Church/2026/2026_0711_MenloChurch.docx
@@ -279,17 +279,14 @@
     <w:p/>
     <w:p>
       <w:r>
-        <w:t>0:</w:t>
-      </w:r>
-      <w:r>
-        <w:t>19</w:t>
-      </w:r>
-      <w:r>
-        <w:t>/35:11</w:t>
-      </w:r>
-    </w:p>
-    <w:p>
-      <w:r>
+        <w:t>0:19/35:11</w:t>
+      </w:r>
+    </w:p>
+    <w:p>
+      <w:r>
+        <w:rPr>
+          <w:noProof/>
+        </w:rPr>
         <w:drawing>
           <wp:inline distT="0" distB="0" distL="0" distR="0" wp14:anchorId="262486F7" wp14:editId="7655FF43">
             <wp:extent cx="3581400" cy="832712"/>
@@ -338,17 +335,14 @@
     <w:p/>
     <w:p>
       <w:r>
-        <w:t>0:</w:t>
-      </w:r>
-      <w:r>
-        <w:t>25</w:t>
-      </w:r>
-      <w:r>
-        <w:t>/35:11</w:t>
-      </w:r>
-    </w:p>
-    <w:p>
-      <w:r>
+        <w:t>0:25/35:11</w:t>
+      </w:r>
+    </w:p>
+    <w:p>
+      <w:r>
+        <w:rPr>
+          <w:noProof/>
+        </w:rPr>
         <w:drawing>
           <wp:inline distT="0" distB="0" distL="0" distR="0" wp14:anchorId="6D56094A" wp14:editId="7CFCF0C1">
             <wp:extent cx="4591050" cy="730350"/>
@@ -394,17 +388,14 @@
     <w:p/>
     <w:p>
       <w:r>
-        <w:t>0:</w:t>
-      </w:r>
-      <w:r>
-        <w:t>30</w:t>
-      </w:r>
-      <w:r>
-        <w:t>/35:11</w:t>
-      </w:r>
-    </w:p>
-    <w:p>
-      <w:r>
+        <w:t>0:30/35:11</w:t>
+      </w:r>
+    </w:p>
+    <w:p>
+      <w:r>
+        <w:rPr>
+          <w:noProof/>
+        </w:rPr>
         <w:drawing>
           <wp:inline distT="0" distB="0" distL="0" distR="0" wp14:anchorId="61FC1D25" wp14:editId="0991290A">
             <wp:extent cx="4410075" cy="577644"/>
@@ -451,17 +442,14 @@
     <w:p>
       <w:r>
         <w:lastRenderedPageBreak/>
-        <w:t>0:3</w:t>
-      </w:r>
-      <w:r>
-        <w:t>4</w:t>
-      </w:r>
-      <w:r>
-        <w:t>/35:11</w:t>
-      </w:r>
-    </w:p>
-    <w:p>
-      <w:r>
+        <w:t>0:34/35:11</w:t>
+      </w:r>
+    </w:p>
+    <w:p>
+      <w:r>
+        <w:rPr>
+          <w:noProof/>
+        </w:rPr>
         <w:drawing>
           <wp:inline distT="0" distB="0" distL="0" distR="0" wp14:anchorId="7A680048" wp14:editId="5479DB36">
             <wp:extent cx="4562475" cy="648788"/>
@@ -507,17 +495,14 @@
     <w:p/>
     <w:p>
       <w:r>
-        <w:t>0:</w:t>
-      </w:r>
-      <w:r>
-        <w:t>42</w:t>
-      </w:r>
-      <w:r>
-        <w:t>/35:11</w:t>
-      </w:r>
-    </w:p>
-    <w:p>
-      <w:r>
+        <w:t>0:42/35:11</w:t>
+      </w:r>
+    </w:p>
+    <w:p>
+      <w:r>
+        <w:rPr>
+          <w:noProof/>
+        </w:rPr>
         <w:drawing>
           <wp:inline distT="0" distB="0" distL="0" distR="0" wp14:anchorId="783DB2FF" wp14:editId="19CA1F09">
             <wp:extent cx="4791075" cy="704841"/>
@@ -563,17 +548,14 @@
     <w:p/>
     <w:p>
       <w:r>
-        <w:t>0:4</w:t>
-      </w:r>
-      <w:r>
-        <w:t>7</w:t>
-      </w:r>
-      <w:r>
-        <w:t>/35:11</w:t>
-      </w:r>
-    </w:p>
-    <w:p>
-      <w:r>
+        <w:t>0:47/35:11</w:t>
+      </w:r>
+    </w:p>
+    <w:p>
+      <w:r>
+        <w:rPr>
+          <w:noProof/>
+        </w:rPr>
         <w:drawing>
           <wp:inline distT="0" distB="0" distL="0" distR="0" wp14:anchorId="487B1505" wp14:editId="34E23B8E">
             <wp:extent cx="5715798" cy="933580"/>
@@ -619,17 +601,14 @@
     <w:p/>
     <w:p>
       <w:r>
-        <w:t>0:</w:t>
-      </w:r>
-      <w:r>
-        <w:t>51</w:t>
-      </w:r>
-      <w:r>
-        <w:t>/35:11</w:t>
-      </w:r>
-    </w:p>
-    <w:p>
-      <w:r>
+        <w:t>0:51/35:11</w:t>
+      </w:r>
+    </w:p>
+    <w:p>
+      <w:r>
+        <w:rPr>
+          <w:noProof/>
+        </w:rPr>
         <w:drawing>
           <wp:inline distT="0" distB="0" distL="0" distR="0" wp14:anchorId="3DB50948" wp14:editId="01C8AE55">
             <wp:extent cx="3514725" cy="2135814"/>
@@ -874,10 +853,66 @@
     <w:p/>
     <w:p>
       <w:r>
-        <w:t>5</w:t>
-      </w:r>
-      <w:r>
-        <w:t>:</w:t>
+        <w:t>5:00/35:11</w:t>
+      </w:r>
+    </w:p>
+    <w:p>
+      <w:r>
+        <w:t>There is a big difference of report card and birth certificate.</w:t>
+      </w:r>
+    </w:p>
+    <w:p>
+      <w:r>
+        <w:t>Report card tells us the performance of your work</w:t>
+      </w:r>
+      <w:r>
+        <w:t xml:space="preserve"> in life</w:t>
+      </w:r>
+      <w:r>
+        <w:t>. Birth certificate tells us how you who are</w:t>
+      </w:r>
+      <w:r>
+        <w:t xml:space="preserve"> born</w:t>
+      </w:r>
+      <w:r>
+        <w:t>.</w:t>
+      </w:r>
+    </w:p>
+    <w:p>
+      <w:r>
+        <w:t>Islam has their way of faith and life</w:t>
+      </w:r>
+      <w:r>
+        <w:t>. The knee and follow to God</w:t>
+      </w:r>
+      <w:r>
+        <w:t xml:space="preserve">. </w:t>
+      </w:r>
+    </w:p>
+    <w:p>
+      <w:r>
+        <w:t>Christian</w:t>
+      </w:r>
+      <w:r>
+        <w:t xml:space="preserve"> system is structure</w:t>
+      </w:r>
+      <w:r>
+        <w:t xml:space="preserve"> and path of peace</w:t>
+      </w:r>
+      <w:r>
+        <w:t xml:space="preserve"> and clear.</w:t>
+      </w:r>
+      <w:r>
+        <w:t xml:space="preserve"> It tells what God wants from us.</w:t>
+      </w:r>
+      <w:r>
+        <w:t xml:space="preserve"> There is no guessing at all.</w:t>
+      </w:r>
+    </w:p>
+    <w:p/>
+    <w:p>
+      <w:r>
+        <w:t>6:</w:t>
       </w:r>
       <w:r>
         <w:t>00</w:t>
@@ -888,74 +923,6 @@
     </w:p>
     <w:p>
       <w:r>
-        <w:t>There is a big difference of report card and birth certificate.</w:t>
-      </w:r>
-    </w:p>
-    <w:p>
-      <w:r>
-        <w:t>Report card tells us the performance of your work</w:t>
-      </w:r>
-      <w:r>
-        <w:t xml:space="preserve"> in life</w:t>
-      </w:r>
-      <w:r>
-        <w:t>. Birth certificate tells us how you who are</w:t>
-      </w:r>
-      <w:r>
-        <w:t xml:space="preserve"> born</w:t>
-      </w:r>
-      <w:r>
-        <w:t>.</w:t>
-      </w:r>
-    </w:p>
-    <w:p>
-      <w:r>
-        <w:t>Islam has their way of faith and life</w:t>
-      </w:r>
-      <w:r>
-        <w:t>. The knee and follow to God</w:t>
-      </w:r>
-      <w:r>
-        <w:t xml:space="preserve">. </w:t>
-      </w:r>
-    </w:p>
-    <w:p>
-      <w:r>
-        <w:t>Christian</w:t>
-      </w:r>
-      <w:r>
-        <w:t xml:space="preserve"> system is structure</w:t>
-      </w:r>
-      <w:r>
-        <w:t xml:space="preserve"> and path of peace</w:t>
-      </w:r>
-      <w:r>
-        <w:t xml:space="preserve"> and clear.</w:t>
-      </w:r>
-      <w:r>
-        <w:t xml:space="preserve"> It tells what God wants from us.</w:t>
-      </w:r>
-      <w:r>
-        <w:t xml:space="preserve"> There is no guessing at all.</w:t>
-      </w:r>
-    </w:p>
-    <w:p/>
-    <w:p>
-      <w:r>
-        <w:t>6</w:t>
-      </w:r>
-      <w:r>
-        <w:t>:</w:t>
-      </w:r>
-      <w:r>
-        <w:t>00</w:t>
-      </w:r>
-      <w:r>
-        <w:t>/35:11</w:t>
-      </w:r>
-    </w:p>
-    <w:p>
-      <w:r>
         <w:t xml:space="preserve">Report Card vs Birth </w:t>
       </w:r>
       <w:r>
@@ -986,6 +953,9 @@
     </w:p>
     <w:p>
       <w:r>
+        <w:rPr>
+          <w:noProof/>
+        </w:rPr>
         <w:drawing>
           <wp:inline distT="0" distB="0" distL="0" distR="0" wp14:anchorId="17728CE7" wp14:editId="20942B86">
             <wp:extent cx="2476846" cy="1581371"/>
@@ -1026,10 +996,7 @@
     <w:p/>
     <w:p>
       <w:r>
-        <w:t>7</w:t>
-      </w:r>
-      <w:r>
-        <w:t>:00/35:11</w:t>
+        <w:t>7:00/35:11</w:t>
       </w:r>
     </w:p>
     <w:p>
@@ -1067,6 +1034,9 @@
     </w:p>
     <w:p>
       <w:r>
+        <w:rPr>
+          <w:noProof/>
+        </w:rPr>
         <w:drawing>
           <wp:inline distT="0" distB="0" distL="0" distR="0" wp14:anchorId="3C4519B4" wp14:editId="17473746">
             <wp:extent cx="2276475" cy="1718231"/>
@@ -1108,13 +1078,7 @@
     <w:p/>
     <w:p>
       <w:r>
-        <w:t>7:</w:t>
-      </w:r>
-      <w:r>
-        <w:t>32</w:t>
-      </w:r>
-      <w:r>
-        <w:t>/35:11</w:t>
+        <w:t>7:32/35:11</w:t>
       </w:r>
     </w:p>
     <w:p>
@@ -1134,6 +1098,9 @@
     </w:p>
     <w:p>
       <w:r>
+        <w:rPr>
+          <w:noProof/>
+        </w:rPr>
         <w:drawing>
           <wp:inline distT="0" distB="0" distL="0" distR="0" wp14:anchorId="0EFF5A40" wp14:editId="36900290">
             <wp:extent cx="2295525" cy="1712297"/>
@@ -1174,13 +1141,7 @@
     <w:p/>
     <w:p>
       <w:r>
-        <w:t>7:</w:t>
-      </w:r>
-      <w:r>
-        <w:t>51</w:t>
-      </w:r>
-      <w:r>
-        <w:t>/35:11</w:t>
+        <w:t>7:51/35:11</w:t>
       </w:r>
     </w:p>
     <w:p>
@@ -1205,6 +1166,9 @@
     </w:p>
     <w:p>
       <w:r>
+        <w:rPr>
+          <w:noProof/>
+        </w:rPr>
         <w:drawing>
           <wp:inline distT="0" distB="0" distL="0" distR="0" wp14:anchorId="38AD2F48" wp14:editId="66FBA935">
             <wp:extent cx="3200847" cy="2191056"/>
@@ -1246,16 +1210,7 @@
     <w:p/>
     <w:p>
       <w:r>
-        <w:t>8</w:t>
-      </w:r>
-      <w:r>
-        <w:t>:</w:t>
-      </w:r>
-      <w:r>
-        <w:t>1</w:t>
-      </w:r>
-      <w:r>
-        <w:t>1/35:11</w:t>
+        <w:t>8:11/35:11</w:t>
       </w:r>
     </w:p>
     <w:p>
@@ -1269,7 +1224,13 @@
         <w:t>. During the month of Ramadan. That month</w:t>
       </w:r>
       <w:r>
-        <w:t>, during the day. They don’t eat, they don’t drink. They don’t enjoy other comforts until after the sun goes down.</w:t>
+        <w:t xml:space="preserve">, during the day. They don’t </w:t>
+      </w:r>
+      <w:r>
+        <w:t>eat;</w:t>
+      </w:r>
+      <w:r>
+        <w:t xml:space="preserve"> they don’t drink. They don’t enjoy other comforts until after the sun goes down.</w:t>
       </w:r>
       <w:r>
         <w:t xml:space="preserve"> </w:t>
@@ -1279,6 +1240,9 @@
     <w:p/>
     <w:p>
       <w:r>
+        <w:rPr>
+          <w:noProof/>
+        </w:rPr>
         <w:lastRenderedPageBreak/>
         <w:drawing>
           <wp:inline distT="0" distB="0" distL="0" distR="0" wp14:anchorId="1DB21CF4" wp14:editId="59F1D672">
@@ -1320,10 +1284,7 @@
     <w:p/>
     <w:p>
       <w:r>
-        <w:t>8:43/</w:t>
-      </w:r>
-      <w:r>
-        <w:t>35:11</w:t>
+        <w:t>8:43/35:11</w:t>
       </w:r>
     </w:p>
     <w:p/>
@@ -1349,6 +1310,9 @@
     <w:p/>
     <w:p>
       <w:r>
+        <w:rPr>
+          <w:noProof/>
+        </w:rPr>
         <w:drawing>
           <wp:inline distT="0" distB="0" distL="0" distR="0" wp14:anchorId="7F01FD06" wp14:editId="54AE341E">
             <wp:extent cx="2836545" cy="2960956"/>
@@ -1389,13 +1353,27 @@
     <w:p/>
     <w:p>
       <w:r>
-        <w:t>9</w:t>
+        <w:t>9:00/35:11</w:t>
+      </w:r>
+    </w:p>
+    <w:p>
+      <w:r>
+        <w:t>These five pillars are not suggestions for Muslims. They are obligations. They are the way that you show God that you are serious to follow God. These five pillars are your report card. The score is kept in your account for eternity.</w:t>
+      </w:r>
+      <w:r>
+        <w:t xml:space="preserve"> </w:t>
+      </w:r>
+    </w:p>
+    <w:p/>
+    <w:p>
+      <w:r>
+        <w:t>10</w:t>
       </w:r>
       <w:r>
         <w:t>:</w:t>
       </w:r>
       <w:r>
-        <w:t>00</w:t>
+        <w:t>16</w:t>
       </w:r>
       <w:r>
         <w:t>/35:11</w:t>
@@ -1403,7 +1381,37 @@
     </w:p>
     <w:p>
       <w:r>
-        <w:t>These five pillars are not suggestions for Muslims. They are obligations. They are the way that you show God that you are serious to follow God. These five pillars are your report card. The score is kept in your account for eternity.</w:t>
+        <w:t xml:space="preserve">We respect the </w:t>
+      </w:r>
+      <w:r>
+        <w:t>Islam</w:t>
+      </w:r>
+      <w:r>
+        <w:t xml:space="preserve"> system offer.</w:t>
+      </w:r>
+      <w:r>
+        <w:t xml:space="preserve"> They don’t know the scale before the judgment day. Even the Mouhammad who writes the reality that he is not sure for the judgment</w:t>
+      </w:r>
+      <w:r>
+        <w:t xml:space="preserve"> day</w:t>
+      </w:r>
+      <w:r>
+        <w:t xml:space="preserve"> will look like for him</w:t>
+      </w:r>
+      <w:r>
+        <w:t>, their prophet</w:t>
+      </w:r>
+      <w:r>
+        <w:t>.</w:t>
+      </w:r>
+      <w:r>
+        <w:t xml:space="preserve"> The Quran, their most holy book</w:t>
+      </w:r>
+      <w:r>
+        <w:t xml:space="preserve">, is clear that ultimately salvation is Allah, which is the Arabic name of God. There are </w:t>
+      </w:r>
+      <w:r>
+        <w:t>even Chirstian Arab who refer to Gid as Allah.</w:t>
       </w:r>
     </w:p>
     <w:p/>
@@ -1422,7 +1430,6 @@
     <w:p/>
     <w:p>
       <w:r>
-        <w:lastRenderedPageBreak/>
         <w:t>07</w:t>
       </w:r>
       <w:r>

--- a/Church/2026/2026_0711_MenloChurch.docx
+++ b/Church/2026/2026_0711_MenloChurch.docx
@@ -1408,28 +1408,1010 @@
         <w:t xml:space="preserve"> The Quran, their most holy book</w:t>
       </w:r>
       <w:r>
-        <w:t xml:space="preserve">, is clear that ultimately salvation is Allah, which is the Arabic name of God. There are </w:t>
-      </w:r>
-      <w:r>
-        <w:t>even Chirstian Arab who refer to Gid as Allah.</w:t>
+        <w:t xml:space="preserve">, is clear that ultimately salvation is Allah, which is the Arabic name of God. There </w:t>
+      </w:r>
+      <w:r>
+        <w:t>is</w:t>
+      </w:r>
+      <w:r>
+        <w:t xml:space="preserve"> </w:t>
+      </w:r>
+      <w:r>
+        <w:t>Chirstian Arab</w:t>
+      </w:r>
+      <w:r>
+        <w:t>s</w:t>
+      </w:r>
+      <w:r>
+        <w:t xml:space="preserve"> who refer to Gid as Allah.</w:t>
+      </w:r>
+      <w:r>
+        <w:t xml:space="preserve"> The Islam say salvation is Allah’s choice </w:t>
+      </w:r>
+      <w:r>
+        <w:lastRenderedPageBreak/>
+        <w:t>alone.</w:t>
+      </w:r>
+      <w:r>
+        <w:t xml:space="preserve"> You dedicate your life to do fasting, pilgrimage, faith, pray, charity, you still don’t know the judgement. </w:t>
+      </w:r>
+    </w:p>
+    <w:p/>
+    <w:p>
+      <w:r>
+        <w:t>1</w:t>
+      </w:r>
+      <w:r>
+        <w:t>1</w:t>
+      </w:r>
+      <w:r>
+        <w:t>:</w:t>
+      </w:r>
+      <w:r>
+        <w:t>27</w:t>
+      </w:r>
+      <w:r>
+        <w:t>/35:11</w:t>
+      </w:r>
+    </w:p>
+    <w:p>
+      <w:r>
+        <w:drawing>
+          <wp:inline distT="0" distB="0" distL="0" distR="0" wp14:anchorId="598CDECD" wp14:editId="0C4C33BF">
+            <wp:extent cx="3381847" cy="1514686"/>
+            <wp:effectExtent l="0" t="0" r="9525" b="9525"/>
+            <wp:docPr id="1648016394" name="Picture 1"/>
+            <wp:cNvGraphicFramePr>
+              <a:graphicFrameLocks xmlns:a="http://schemas.openxmlformats.org/drawingml/2006/main" noChangeAspect="1"/>
+            </wp:cNvGraphicFramePr>
+            <a:graphic xmlns:a="http://schemas.openxmlformats.org/drawingml/2006/main">
+              <a:graphicData uri="http://schemas.openxmlformats.org/drawingml/2006/picture">
+                <pic:pic xmlns:pic="http://schemas.openxmlformats.org/drawingml/2006/picture">
+                  <pic:nvPicPr>
+                    <pic:cNvPr id="1648016394" name=""/>
+                    <pic:cNvPicPr/>
+                  </pic:nvPicPr>
+                  <pic:blipFill>
+                    <a:blip r:embed="rId28"/>
+                    <a:stretch>
+                      <a:fillRect/>
+                    </a:stretch>
+                  </pic:blipFill>
+                  <pic:spPr>
+                    <a:xfrm>
+                      <a:off x="0" y="0"/>
+                      <a:ext cx="3381847" cy="1514686"/>
+                    </a:xfrm>
+                    <a:prstGeom prst="rect">
+                      <a:avLst/>
+                    </a:prstGeom>
+                  </pic:spPr>
+                </pic:pic>
+              </a:graphicData>
+            </a:graphic>
+          </wp:inline>
+        </w:drawing>
+      </w:r>
+    </w:p>
+    <w:p>
+      <w:r>
+        <w:t>Psalm 130:3 ESV</w:t>
+      </w:r>
+    </w:p>
+    <w:p>
+      <w:r>
+        <w:t>If you, O Lord, should mark iniquities, O Lord, who could stand?</w:t>
+      </w:r>
+    </w:p>
+    <w:p/>
+    <w:p>
+      <w:r>
+        <w:t>He said, “If I have a report card, Gid, if you kept score.” The author assumes no one would measure up.</w:t>
+      </w:r>
+    </w:p>
+    <w:p>
+      <w:r>
+        <w:t>No one could stand.</w:t>
+      </w:r>
+      <w:r>
+        <w:t xml:space="preserve"> Because Jesus is behalf of us</w:t>
+      </w:r>
+      <w:r>
+        <w:t>. In 911, the Muslims are very clear about their faith.</w:t>
+      </w:r>
+      <w:r>
+        <w:t xml:space="preserve"> The Muslims are scared all the time</w:t>
+      </w:r>
+      <w:r>
+        <w:t xml:space="preserve"> in the airplane. The surrounding people afraid of them.</w:t>
+      </w:r>
+      <w:r>
+        <w:t xml:space="preserve">  </w:t>
+      </w:r>
+    </w:p>
+    <w:p/>
+    <w:p>
+      <w:r>
+        <w:t>1</w:t>
+      </w:r>
+      <w:r>
+        <w:t>5</w:t>
+      </w:r>
+      <w:r>
+        <w:t>:</w:t>
+      </w:r>
+      <w:r>
+        <w:t>06</w:t>
+      </w:r>
+      <w:r>
+        <w:t>/35:11</w:t>
+      </w:r>
+    </w:p>
+    <w:p>
+      <w:r>
+        <w:drawing>
+          <wp:inline distT="0" distB="0" distL="0" distR="0" wp14:anchorId="25F33E3F" wp14:editId="7FA7BB11">
+            <wp:extent cx="3429479" cy="3324689"/>
+            <wp:effectExtent l="0" t="0" r="0" b="9525"/>
+            <wp:docPr id="713422673" name="Picture 1"/>
+            <wp:cNvGraphicFramePr>
+              <a:graphicFrameLocks xmlns:a="http://schemas.openxmlformats.org/drawingml/2006/main" noChangeAspect="1"/>
+            </wp:cNvGraphicFramePr>
+            <a:graphic xmlns:a="http://schemas.openxmlformats.org/drawingml/2006/main">
+              <a:graphicData uri="http://schemas.openxmlformats.org/drawingml/2006/picture">
+                <pic:pic xmlns:pic="http://schemas.openxmlformats.org/drawingml/2006/picture">
+                  <pic:nvPicPr>
+                    <pic:cNvPr id="713422673" name=""/>
+                    <pic:cNvPicPr/>
+                  </pic:nvPicPr>
+                  <pic:blipFill>
+                    <a:blip r:embed="rId29"/>
+                    <a:stretch>
+                      <a:fillRect/>
+                    </a:stretch>
+                  </pic:blipFill>
+                  <pic:spPr>
+                    <a:xfrm>
+                      <a:off x="0" y="0"/>
+                      <a:ext cx="3429479" cy="3324689"/>
+                    </a:xfrm>
+                    <a:prstGeom prst="rect">
+                      <a:avLst/>
+                    </a:prstGeom>
+                  </pic:spPr>
+                </pic:pic>
+              </a:graphicData>
+            </a:graphic>
+          </wp:inline>
+        </w:drawing>
+      </w:r>
+    </w:p>
+    <w:p>
+      <w:r>
+        <w:t>In Islam perspective, t</w:t>
+      </w:r>
+      <w:r>
+        <w:t xml:space="preserve">he final version </w:t>
+      </w:r>
+      <w:r>
+        <w:t xml:space="preserve">and </w:t>
+      </w:r>
+      <w:r>
+        <w:t xml:space="preserve">final </w:t>
+      </w:r>
+      <w:r>
+        <w:t xml:space="preserve">Progressive Revelation </w:t>
+      </w:r>
+      <w:r>
+        <w:t>is Quran.</w:t>
+      </w:r>
+      <w:r>
+        <w:t xml:space="preserve"> Quran is most accurate.</w:t>
+      </w:r>
+    </w:p>
+    <w:p>
+      <w:r>
+        <w:t>The previous version is</w:t>
+      </w:r>
+      <w:r>
+        <w:t xml:space="preserve"> to</w:t>
+      </w:r>
+      <w:r>
+        <w:t xml:space="preserve"> inspire for Muslim only. It keeps on updating and correction all the time.</w:t>
+      </w:r>
+    </w:p>
+    <w:p/>
+    <w:p>
+      <w:r>
+        <w:t>1</w:t>
+      </w:r>
+      <w:r>
+        <w:t>6</w:t>
+      </w:r>
+      <w:r>
+        <w:t>:</w:t>
+      </w:r>
+      <w:r>
+        <w:t>43</w:t>
+      </w:r>
+      <w:r>
+        <w:t>/35:11</w:t>
+      </w:r>
+    </w:p>
+    <w:p/>
+    <w:p>
+      <w:r>
+        <w:lastRenderedPageBreak/>
+        <w:drawing>
+          <wp:inline distT="0" distB="0" distL="0" distR="0" wp14:anchorId="01142337" wp14:editId="179BD537">
+            <wp:extent cx="5943600" cy="1095375"/>
+            <wp:effectExtent l="0" t="0" r="0" b="9525"/>
+            <wp:docPr id="1303317053" name="Picture 1"/>
+            <wp:cNvGraphicFramePr>
+              <a:graphicFrameLocks xmlns:a="http://schemas.openxmlformats.org/drawingml/2006/main" noChangeAspect="1"/>
+            </wp:cNvGraphicFramePr>
+            <a:graphic xmlns:a="http://schemas.openxmlformats.org/drawingml/2006/main">
+              <a:graphicData uri="http://schemas.openxmlformats.org/drawingml/2006/picture">
+                <pic:pic xmlns:pic="http://schemas.openxmlformats.org/drawingml/2006/picture">
+                  <pic:nvPicPr>
+                    <pic:cNvPr id="1303317053" name=""/>
+                    <pic:cNvPicPr/>
+                  </pic:nvPicPr>
+                  <pic:blipFill>
+                    <a:blip r:embed="rId30"/>
+                    <a:stretch>
+                      <a:fillRect/>
+                    </a:stretch>
+                  </pic:blipFill>
+                  <pic:spPr>
+                    <a:xfrm>
+                      <a:off x="0" y="0"/>
+                      <a:ext cx="5943600" cy="1095375"/>
+                    </a:xfrm>
+                    <a:prstGeom prst="rect">
+                      <a:avLst/>
+                    </a:prstGeom>
+                  </pic:spPr>
+                </pic:pic>
+              </a:graphicData>
+            </a:graphic>
+          </wp:inline>
+        </w:drawing>
+      </w:r>
+    </w:p>
+    <w:p>
+      <w:r>
+        <w:t>Hebrews 13:8</w:t>
+      </w:r>
+    </w:p>
+    <w:p>
+      <w:r>
+        <w:t>Jesus Christ is the same yesterday, today, and forever.</w:t>
+      </w:r>
+    </w:p>
+    <w:p/>
+    <w:p>
+      <w:r>
+        <w:t>16:</w:t>
+      </w:r>
+      <w:r>
+        <w:t>59</w:t>
+      </w:r>
+      <w:r>
+        <w:t>/35:11</w:t>
+      </w:r>
+    </w:p>
+    <w:p>
+      <w:r>
+        <w:drawing>
+          <wp:inline distT="0" distB="0" distL="0" distR="0" wp14:anchorId="6DEBE67B" wp14:editId="0DF5F0D3">
+            <wp:extent cx="3296110" cy="1695687"/>
+            <wp:effectExtent l="0" t="0" r="0" b="0"/>
+            <wp:docPr id="237123972" name="Picture 1"/>
+            <wp:cNvGraphicFramePr>
+              <a:graphicFrameLocks xmlns:a="http://schemas.openxmlformats.org/drawingml/2006/main" noChangeAspect="1"/>
+            </wp:cNvGraphicFramePr>
+            <a:graphic xmlns:a="http://schemas.openxmlformats.org/drawingml/2006/main">
+              <a:graphicData uri="http://schemas.openxmlformats.org/drawingml/2006/picture">
+                <pic:pic xmlns:pic="http://schemas.openxmlformats.org/drawingml/2006/picture">
+                  <pic:nvPicPr>
+                    <pic:cNvPr id="237123972" name=""/>
+                    <pic:cNvPicPr/>
+                  </pic:nvPicPr>
+                  <pic:blipFill>
+                    <a:blip r:embed="rId31"/>
+                    <a:stretch>
+                      <a:fillRect/>
+                    </a:stretch>
+                  </pic:blipFill>
+                  <pic:spPr>
+                    <a:xfrm>
+                      <a:off x="0" y="0"/>
+                      <a:ext cx="3296110" cy="1695687"/>
+                    </a:xfrm>
+                    <a:prstGeom prst="rect">
+                      <a:avLst/>
+                    </a:prstGeom>
+                  </pic:spPr>
+                </pic:pic>
+              </a:graphicData>
+            </a:graphic>
+          </wp:inline>
+        </w:drawing>
+      </w:r>
+    </w:p>
+    <w:p>
+      <w:r>
+        <w:t>Deuteronomy 6:4</w:t>
+      </w:r>
+    </w:p>
+    <w:p>
+      <w:r>
+        <w:t>Hear, O Israel: The Lord our God, the Lord is one.</w:t>
+      </w:r>
+    </w:p>
+    <w:p/>
+    <w:p>
+      <w:r>
+        <w:rPr>
+          <w:b/>
+          <w:bCs/>
+        </w:rPr>
+        <w:t xml:space="preserve">1. </w:t>
+      </w:r>
+      <w:r>
+        <w:rPr>
+          <w:b/>
+          <w:bCs/>
+        </w:rPr>
+        <w:t>The LORD</w:t>
+      </w:r>
+      <w:r>
+        <w:t xml:space="preserve"> (Yahweh) → </w:t>
+      </w:r>
+      <w:r>
+        <w:rPr>
+          <w:b/>
+          <w:bCs/>
+        </w:rPr>
+        <w:t>The Father</w:t>
+      </w:r>
+      <w:r>
+        <w:t xml:space="preserve"> (The Source)</w:t>
+      </w:r>
+    </w:p>
+    <w:p>
+      <w:r>
+        <w:rPr>
+          <w:b/>
+          <w:bCs/>
+        </w:rPr>
+        <w:t xml:space="preserve">2. </w:t>
+      </w:r>
+      <w:r>
+        <w:rPr>
+          <w:b/>
+          <w:bCs/>
+        </w:rPr>
+        <w:t>Our God</w:t>
+      </w:r>
+      <w:r>
+        <w:t xml:space="preserve"> (Eloheinu) → </w:t>
+      </w:r>
+      <w:r>
+        <w:rPr>
+          <w:b/>
+          <w:bCs/>
+        </w:rPr>
+        <w:t>The Son</w:t>
+      </w:r>
+      <w:r>
+        <w:t xml:space="preserve"> (The Mediator/Bridge)</w:t>
+      </w:r>
+    </w:p>
+    <w:p>
+      <w:r>
+        <w:rPr>
+          <w:b/>
+          <w:bCs/>
+        </w:rPr>
+        <w:t xml:space="preserve">3. </w:t>
+      </w:r>
+      <w:r>
+        <w:rPr>
+          <w:b/>
+          <w:bCs/>
+        </w:rPr>
+        <w:t>The LORD</w:t>
+      </w:r>
+      <w:r>
+        <w:t xml:space="preserve"> (Yahweh) → </w:t>
+      </w:r>
+      <w:r>
+        <w:rPr>
+          <w:b/>
+          <w:bCs/>
+        </w:rPr>
+        <w:t>The Holy Spirit</w:t>
+      </w:r>
+      <w:r>
+        <w:t xml:space="preserve"> (The Preserver/Presence) [</w:t>
+      </w:r>
+      <w:hyperlink r:id="rId32" w:history="1">
+        <w:r>
+          <w:rPr>
+            <w:rStyle w:val="Hyperlink"/>
+          </w:rPr>
+          <w:t>1</w:t>
+        </w:r>
+      </w:hyperlink>
+      <w:r>
+        <w:t xml:space="preserve">, </w:t>
+      </w:r>
+      <w:hyperlink r:id="rId33" w:history="1">
+        <w:r>
+          <w:rPr>
+            <w:rStyle w:val="Hyperlink"/>
+          </w:rPr>
+          <w:t>2</w:t>
+        </w:r>
+      </w:hyperlink>
+      <w:r>
+        <w:t xml:space="preserve">, </w:t>
+      </w:r>
+      <w:hyperlink r:id="rId34" w:history="1">
+        <w:r>
+          <w:rPr>
+            <w:rStyle w:val="Hyperlink"/>
+          </w:rPr>
+          <w:t>3</w:t>
+        </w:r>
+      </w:hyperlink>
+      <w:r>
+        <w:t xml:space="preserve">, </w:t>
+      </w:r>
+      <w:hyperlink r:id="rId35" w:history="1">
+        <w:r>
+          <w:rPr>
+            <w:rStyle w:val="Hyperlink"/>
+          </w:rPr>
+          <w:t>4</w:t>
+        </w:r>
+      </w:hyperlink>
+      <w:r>
+        <w:t>]</w:t>
+      </w:r>
+    </w:p>
+    <w:p>
+      <w:r>
+        <w:t>Very co</w:t>
+      </w:r>
+      <w:r>
+        <w:t>n</w:t>
+      </w:r>
+      <w:r>
+        <w:t>fusing.</w:t>
+      </w:r>
+    </w:p>
+    <w:p/>
+    <w:p>
+      <w:r>
+        <w:t>God cannot make any clearer.</w:t>
+      </w:r>
+      <w:r>
+        <w:t xml:space="preserve"> The God three</w:t>
+      </w:r>
+      <w:r>
+        <w:t xml:space="preserve"> (The Lord, Our God, the Lord)</w:t>
+      </w:r>
+      <w:r>
+        <w:t xml:space="preserve"> in one.</w:t>
       </w:r>
     </w:p>
     <w:p/>
     <w:p/>
     <w:p>
       <w:r>
-        <w:t>************</w:t>
-      </w:r>
-    </w:p>
-    <w:p>
-      <w:r>
-        <w:t>************</w:t>
+        <w:t>1</w:t>
+      </w:r>
+      <w:r>
+        <w:t>7</w:t>
+      </w:r>
+      <w:r>
+        <w:t>:</w:t>
+      </w:r>
+      <w:r>
+        <w:t>42</w:t>
+      </w:r>
+      <w:r>
+        <w:t>/35:11</w:t>
+      </w:r>
+    </w:p>
+    <w:p>
+      <w:r>
+        <w:drawing>
+          <wp:inline distT="0" distB="0" distL="0" distR="0" wp14:anchorId="6CF25AEF" wp14:editId="2897698D">
+            <wp:extent cx="3277057" cy="1971950"/>
+            <wp:effectExtent l="0" t="0" r="0" b="9525"/>
+            <wp:docPr id="520329489" name="Picture 1"/>
+            <wp:cNvGraphicFramePr>
+              <a:graphicFrameLocks xmlns:a="http://schemas.openxmlformats.org/drawingml/2006/main" noChangeAspect="1"/>
+            </wp:cNvGraphicFramePr>
+            <a:graphic xmlns:a="http://schemas.openxmlformats.org/drawingml/2006/main">
+              <a:graphicData uri="http://schemas.openxmlformats.org/drawingml/2006/picture">
+                <pic:pic xmlns:pic="http://schemas.openxmlformats.org/drawingml/2006/picture">
+                  <pic:nvPicPr>
+                    <pic:cNvPr id="520329489" name=""/>
+                    <pic:cNvPicPr/>
+                  </pic:nvPicPr>
+                  <pic:blipFill>
+                    <a:blip r:embed="rId36"/>
+                    <a:stretch>
+                      <a:fillRect/>
+                    </a:stretch>
+                  </pic:blipFill>
+                  <pic:spPr>
+                    <a:xfrm>
+                      <a:off x="0" y="0"/>
+                      <a:ext cx="3277057" cy="1971950"/>
+                    </a:xfrm>
+                    <a:prstGeom prst="rect">
+                      <a:avLst/>
+                    </a:prstGeom>
+                  </pic:spPr>
+                </pic:pic>
+              </a:graphicData>
+            </a:graphic>
+          </wp:inline>
+        </w:drawing>
+      </w:r>
+    </w:p>
+    <w:p>
+      <w:r>
+        <w:t>John 1:1</w:t>
+      </w:r>
+    </w:p>
+    <w:p>
+      <w:r>
+        <w:t>In the beginning was the word, and the word was with God, and the Word was God.</w:t>
+      </w:r>
+    </w:p>
+    <w:p/>
+    <w:p>
+      <w:r>
+        <w:lastRenderedPageBreak/>
+        <w:t>There is “the word” and “</w:t>
+      </w:r>
+      <w:r>
+        <w:t xml:space="preserve">Word </w:t>
+      </w:r>
+      <w:r>
+        <w:t>was God”. One God in three persons.</w:t>
+      </w:r>
+      <w:r>
+        <w:t xml:space="preserve"> Father, son, and Holy Spirit.</w:t>
+      </w:r>
+    </w:p>
+    <w:p>
+      <w:r>
+        <w:t>The old testament is described in New testament, Islam would say this is corrupted</w:t>
+      </w:r>
+      <w:r>
+        <w:t>, incomplete, inaccurate</w:t>
+      </w:r>
+      <w:r>
+        <w:t xml:space="preserve">. </w:t>
+      </w:r>
+      <w:r>
+        <w:t>They will say, “</w:t>
+      </w:r>
+      <w:r>
+        <w:t xml:space="preserve">There is only one God, </w:t>
+      </w:r>
+      <w:r>
+        <w:t>Jesus is just a prophet, not God.</w:t>
+      </w:r>
+      <w:r>
+        <w:t xml:space="preserve"> Holy spirit is not God.</w:t>
+      </w:r>
+      <w:r>
+        <w:t>”</w:t>
+      </w:r>
+    </w:p>
+    <w:p>
+      <w:r>
+        <w:t xml:space="preserve">For Christian, three in one is very </w:t>
+      </w:r>
+      <w:r>
+        <w:t>consistent</w:t>
+      </w:r>
+      <w:r>
+        <w:t>.</w:t>
+      </w:r>
+    </w:p>
+    <w:p/>
+    <w:p>
+      <w:r>
+        <w:t>1</w:t>
+      </w:r>
+      <w:r>
+        <w:t>9</w:t>
+      </w:r>
+      <w:r>
+        <w:t>:</w:t>
+      </w:r>
+      <w:r>
+        <w:t>2</w:t>
+      </w:r>
+      <w:r>
+        <w:t>2/35:11</w:t>
+      </w:r>
+    </w:p>
+    <w:p>
+      <w:r>
+        <w:t>Islams</w:t>
+      </w:r>
+      <w:r>
+        <w:t xml:space="preserve"> </w:t>
+      </w:r>
+      <w:r>
+        <w:t>see Abraham as the father of religion. Abraham sacrifices Issac and Ishmael.</w:t>
+      </w:r>
+      <w:r>
+        <w:t xml:space="preserve"> They ae distorted. </w:t>
+      </w:r>
+    </w:p>
+    <w:p>
+      <w:r>
+        <w:t>Abraham sacrifice</w:t>
+      </w:r>
+      <w:r>
+        <w:t>s</w:t>
+      </w:r>
+      <w:r>
+        <w:t xml:space="preserve"> his son is same as God sacrifice</w:t>
+      </w:r>
+      <w:r>
+        <w:t>s</w:t>
+      </w:r>
+      <w:r>
+        <w:t xml:space="preserve"> his son Jesus.</w:t>
+      </w:r>
+      <w:r>
+        <w:t xml:space="preserve"> This is completely mis-interpretation.</w:t>
+      </w:r>
+    </w:p>
+    <w:p>
+      <w:r>
+        <w:t>The Islams have their own view of Progressive revelation. They refuse to believe.</w:t>
+      </w:r>
+    </w:p>
+    <w:p/>
+    <w:p>
+      <w:r>
+        <w:t>20</w:t>
+      </w:r>
+      <w:r>
+        <w:t>:2</w:t>
+      </w:r>
+      <w:r>
+        <w:t>4</w:t>
+      </w:r>
+      <w:r>
+        <w:t>/35:11</w:t>
+      </w:r>
+    </w:p>
+    <w:p>
+      <w:r>
+        <w:drawing>
+          <wp:inline distT="0" distB="0" distL="0" distR="0" wp14:anchorId="0B3108C3" wp14:editId="7329D177">
+            <wp:extent cx="3200847" cy="1962424"/>
+            <wp:effectExtent l="0" t="0" r="0" b="0"/>
+            <wp:docPr id="1481357771" name="Picture 1"/>
+            <wp:cNvGraphicFramePr>
+              <a:graphicFrameLocks xmlns:a="http://schemas.openxmlformats.org/drawingml/2006/main" noChangeAspect="1"/>
+            </wp:cNvGraphicFramePr>
+            <a:graphic xmlns:a="http://schemas.openxmlformats.org/drawingml/2006/main">
+              <a:graphicData uri="http://schemas.openxmlformats.org/drawingml/2006/picture">
+                <pic:pic xmlns:pic="http://schemas.openxmlformats.org/drawingml/2006/picture">
+                  <pic:nvPicPr>
+                    <pic:cNvPr id="1481357771" name=""/>
+                    <pic:cNvPicPr/>
+                  </pic:nvPicPr>
+                  <pic:blipFill>
+                    <a:blip r:embed="rId37"/>
+                    <a:stretch>
+                      <a:fillRect/>
+                    </a:stretch>
+                  </pic:blipFill>
+                  <pic:spPr>
+                    <a:xfrm>
+                      <a:off x="0" y="0"/>
+                      <a:ext cx="3200847" cy="1962424"/>
+                    </a:xfrm>
+                    <a:prstGeom prst="rect">
+                      <a:avLst/>
+                    </a:prstGeom>
+                  </pic:spPr>
+                </pic:pic>
+              </a:graphicData>
+            </a:graphic>
+          </wp:inline>
+        </w:drawing>
+      </w:r>
+    </w:p>
+    <w:p>
+      <w:r>
+        <w:t>John 14:6</w:t>
+      </w:r>
+    </w:p>
+    <w:p>
+      <w:r>
+        <w:t>I am the way, and the truth, and the life. No one comes to the Father except through me.</w:t>
+      </w:r>
+    </w:p>
+    <w:p/>
+    <w:p>
+      <w:r>
+        <w:t>Very clear “No one comes to the Father except through me.”</w:t>
+      </w:r>
+    </w:p>
+    <w:p>
+      <w:r>
+        <w:t>Islams reject to believe.</w:t>
+      </w:r>
+    </w:p>
+    <w:p/>
+    <w:p>
+      <w:r>
+        <w:t>Jesus does not care about report card. He has way to bring us to God.</w:t>
+      </w:r>
+      <w:r>
+        <w:t xml:space="preserve"> The path to God for eternity is very clear.</w:t>
       </w:r>
     </w:p>
     <w:p/>
     <w:p/>
     <w:p>
       <w:r>
+        <w:t>2</w:t>
+      </w:r>
+      <w:r>
+        <w:t>6</w:t>
+      </w:r>
+      <w:r>
+        <w:t>:</w:t>
+      </w:r>
+      <w:r>
+        <w:t>53</w:t>
+      </w:r>
+      <w:r>
+        <w:t>/35:11</w:t>
+      </w:r>
+    </w:p>
+    <w:p/>
+    <w:p>
+      <w:r>
+        <w:drawing>
+          <wp:inline distT="0" distB="0" distL="0" distR="0" wp14:anchorId="1442B174" wp14:editId="64BA5159">
+            <wp:extent cx="2447925" cy="2090801"/>
+            <wp:effectExtent l="0" t="0" r="0" b="5080"/>
+            <wp:docPr id="1397348826" name="Picture 1"/>
+            <wp:cNvGraphicFramePr>
+              <a:graphicFrameLocks xmlns:a="http://schemas.openxmlformats.org/drawingml/2006/main" noChangeAspect="1"/>
+            </wp:cNvGraphicFramePr>
+            <a:graphic xmlns:a="http://schemas.openxmlformats.org/drawingml/2006/main">
+              <a:graphicData uri="http://schemas.openxmlformats.org/drawingml/2006/picture">
+                <pic:pic xmlns:pic="http://schemas.openxmlformats.org/drawingml/2006/picture">
+                  <pic:nvPicPr>
+                    <pic:cNvPr id="1397348826" name=""/>
+                    <pic:cNvPicPr/>
+                  </pic:nvPicPr>
+                  <pic:blipFill>
+                    <a:blip r:embed="rId38"/>
+                    <a:stretch>
+                      <a:fillRect/>
+                    </a:stretch>
+                  </pic:blipFill>
+                  <pic:spPr>
+                    <a:xfrm>
+                      <a:off x="0" y="0"/>
+                      <a:ext cx="2453907" cy="2095910"/>
+                    </a:xfrm>
+                    <a:prstGeom prst="rect">
+                      <a:avLst/>
+                    </a:prstGeom>
+                  </pic:spPr>
+                </pic:pic>
+              </a:graphicData>
+            </a:graphic>
+          </wp:inline>
+        </w:drawing>
+      </w:r>
+    </w:p>
+    <w:p>
+      <w:r>
+        <w:t>With Jesus, we go through to the God. There is no report card.</w:t>
+      </w:r>
+    </w:p>
+    <w:p/>
+    <w:p>
+      <w:r>
+        <w:t>2</w:t>
+      </w:r>
+      <w:r>
+        <w:t>8</w:t>
+      </w:r>
+      <w:r>
+        <w:t>:</w:t>
+      </w:r>
+      <w:r>
+        <w:t>02</w:t>
+      </w:r>
+      <w:r>
+        <w:t>/35:11</w:t>
+      </w:r>
+    </w:p>
+    <w:p>
+      <w:r>
+        <w:drawing>
+          <wp:inline distT="0" distB="0" distL="0" distR="0" wp14:anchorId="620ED815" wp14:editId="2C440F8A">
+            <wp:extent cx="2314575" cy="2084979"/>
+            <wp:effectExtent l="0" t="0" r="0" b="0"/>
+            <wp:docPr id="59125306" name="Picture 1"/>
+            <wp:cNvGraphicFramePr>
+              <a:graphicFrameLocks xmlns:a="http://schemas.openxmlformats.org/drawingml/2006/main" noChangeAspect="1"/>
+            </wp:cNvGraphicFramePr>
+            <a:graphic xmlns:a="http://schemas.openxmlformats.org/drawingml/2006/main">
+              <a:graphicData uri="http://schemas.openxmlformats.org/drawingml/2006/picture">
+                <pic:pic xmlns:pic="http://schemas.openxmlformats.org/drawingml/2006/picture">
+                  <pic:nvPicPr>
+                    <pic:cNvPr id="59125306" name=""/>
+                    <pic:cNvPicPr/>
+                  </pic:nvPicPr>
+                  <pic:blipFill>
+                    <a:blip r:embed="rId39"/>
+                    <a:stretch>
+                      <a:fillRect/>
+                    </a:stretch>
+                  </pic:blipFill>
+                  <pic:spPr>
+                    <a:xfrm>
+                      <a:off x="0" y="0"/>
+                      <a:ext cx="2320956" cy="2090727"/>
+                    </a:xfrm>
+                    <a:prstGeom prst="rect">
+                      <a:avLst/>
+                    </a:prstGeom>
+                  </pic:spPr>
+                </pic:pic>
+              </a:graphicData>
+            </a:graphic>
+          </wp:inline>
+        </w:drawing>
+      </w:r>
+    </w:p>
+    <w:p>
+      <w:r>
+        <w:t xml:space="preserve">Common expressions of </w:t>
+      </w:r>
+      <w:r>
+        <w:t>Muslim Identity.</w:t>
+      </w:r>
+    </w:p>
+    <w:p/>
+    <w:p>
+      <w:r>
+        <w:t>30</w:t>
+      </w:r>
+      <w:r>
+        <w:t>:</w:t>
+      </w:r>
+      <w:r>
+        <w:t>46</w:t>
+      </w:r>
+      <w:r>
+        <w:t>/35:11</w:t>
+      </w:r>
+    </w:p>
+    <w:p>
+      <w:r>
+        <w:drawing>
+          <wp:inline distT="0" distB="0" distL="0" distR="0" wp14:anchorId="0EA41C1C" wp14:editId="1F3CCDA5">
+            <wp:extent cx="4324350" cy="1220150"/>
+            <wp:effectExtent l="0" t="0" r="0" b="0"/>
+            <wp:docPr id="211602063" name="Picture 1"/>
+            <wp:cNvGraphicFramePr>
+              <a:graphicFrameLocks xmlns:a="http://schemas.openxmlformats.org/drawingml/2006/main" noChangeAspect="1"/>
+            </wp:cNvGraphicFramePr>
+            <a:graphic xmlns:a="http://schemas.openxmlformats.org/drawingml/2006/main">
+              <a:graphicData uri="http://schemas.openxmlformats.org/drawingml/2006/picture">
+                <pic:pic xmlns:pic="http://schemas.openxmlformats.org/drawingml/2006/picture">
+                  <pic:nvPicPr>
+                    <pic:cNvPr id="211602063" name=""/>
+                    <pic:cNvPicPr/>
+                  </pic:nvPicPr>
+                  <pic:blipFill>
+                    <a:blip r:embed="rId40"/>
+                    <a:stretch>
+                      <a:fillRect/>
+                    </a:stretch>
+                  </pic:blipFill>
+                  <pic:spPr>
+                    <a:xfrm>
+                      <a:off x="0" y="0"/>
+                      <a:ext cx="4333705" cy="1222790"/>
+                    </a:xfrm>
+                    <a:prstGeom prst="rect">
+                      <a:avLst/>
+                    </a:prstGeom>
+                  </pic:spPr>
+                </pic:pic>
+              </a:graphicData>
+            </a:graphic>
+          </wp:inline>
+        </w:drawing>
+      </w:r>
+    </w:p>
+    <w:p>
+      <w:r>
+        <w:t>If you are Islam and you are scary</w:t>
+      </w:r>
+      <w:r>
+        <w:t xml:space="preserve"> of report card</w:t>
+      </w:r>
+      <w:r>
+        <w:t xml:space="preserve"> and score point</w:t>
+      </w:r>
+      <w:r>
+        <w:t xml:space="preserve">, come to </w:t>
+      </w:r>
+      <w:r>
+        <w:t>follow</w:t>
+      </w:r>
+      <w:r>
+        <w:t xml:space="preserve"> Jesus.</w:t>
+      </w:r>
+      <w:r>
+        <w:t xml:space="preserve"> </w:t>
+      </w:r>
+    </w:p>
+    <w:p>
+      <w:r>
+        <w:t>We are very confident to score 10/10.</w:t>
+      </w:r>
+    </w:p>
+    <w:p>
+      <w:r>
+        <w:t>Pray:</w:t>
+      </w:r>
+    </w:p>
+    <w:p>
+      <w:r>
+        <w:t>God, thank you your love for us. We are adopted through your son</w:t>
+      </w:r>
+      <w:r>
+        <w:t xml:space="preserve"> Jesus</w:t>
+      </w:r>
+      <w:r>
+        <w:t>.</w:t>
+      </w:r>
+    </w:p>
+    <w:p/>
+    <w:p>
+      <w:r>
+        <w:t>************</w:t>
+      </w:r>
+    </w:p>
+    <w:p>
+      <w:r>
+        <w:t>************</w:t>
+      </w:r>
+    </w:p>
+    <w:p/>
+    <w:p/>
+    <w:p>
+      <w:r>
         <w:t>07</w:t>
       </w:r>
       <w:r>
@@ -1452,7 +2434,7 @@
       </w:r>
     </w:p>
     <w:p>
-      <w:hyperlink r:id="rId28" w:history="1">
+      <w:hyperlink r:id="rId41" w:history="1">
         <w:r>
           <w:rPr>
             <w:rStyle w:val="Hyperlink"/>
@@ -1462,7 +2444,7 @@
       </w:hyperlink>
     </w:p>
     <w:p>
-      <w:hyperlink r:id="rId29" w:history="1">
+      <w:hyperlink r:id="rId42" w:history="1">
         <w:r>
           <w:rPr>
             <w:rStyle w:val="Hyperlink"/>
@@ -1568,6 +2550,7 @@
     </w:p>
     <w:p>
       <w:r>
+        <w:lastRenderedPageBreak/>
         <w:t>1:53/35:11</w:t>
       </w:r>
     </w:p>
@@ -1582,7 +2565,7 @@
     <w:p/>
     <w:p/>
     <w:sectPr>
-      <w:footerReference w:type="default" r:id="rId30"/>
+      <w:footerReference w:type="default" r:id="rId43"/>
       <w:pgSz w:w="12240" w:h="15840"/>
       <w:pgMar w:top="1440" w:right="1440" w:bottom="1530" w:left="1440" w:header="0" w:footer="720" w:gutter="0"/>
       <w:cols w:space="720"/>
@@ -2096,6 +3079,119 @@
     </w:lvl>
   </w:abstractNum>
   <w:abstractNum w:abstractNumId="3" w15:restartNumberingAfterBreak="0">
+    <w:nsid w:val="046F48D8"/>
+    <w:multiLevelType w:val="multilevel"/>
+    <w:tmpl w:val="8ED85AB8"/>
+    <w:lvl w:ilvl="0">
+      <w:start w:val="1"/>
+      <w:numFmt w:val="decimal"/>
+      <w:lvlText w:val="%1."/>
+      <w:lvlJc w:val="left"/>
+      <w:pPr>
+        <w:tabs>
+          <w:tab w:val="num" w:pos="720"/>
+        </w:tabs>
+        <w:ind w:left="720" w:hanging="360"/>
+      </w:pPr>
+    </w:lvl>
+    <w:lvl w:ilvl="1" w:tentative="1">
+      <w:start w:val="1"/>
+      <w:numFmt w:val="decimal"/>
+      <w:lvlText w:val="%2."/>
+      <w:lvlJc w:val="left"/>
+      <w:pPr>
+        <w:tabs>
+          <w:tab w:val="num" w:pos="1440"/>
+        </w:tabs>
+        <w:ind w:left="1440" w:hanging="360"/>
+      </w:pPr>
+    </w:lvl>
+    <w:lvl w:ilvl="2" w:tentative="1">
+      <w:start w:val="1"/>
+      <w:numFmt w:val="decimal"/>
+      <w:lvlText w:val="%3."/>
+      <w:lvlJc w:val="left"/>
+      <w:pPr>
+        <w:tabs>
+          <w:tab w:val="num" w:pos="2160"/>
+        </w:tabs>
+        <w:ind w:left="2160" w:hanging="360"/>
+      </w:pPr>
+    </w:lvl>
+    <w:lvl w:ilvl="3" w:tentative="1">
+      <w:start w:val="1"/>
+      <w:numFmt w:val="decimal"/>
+      <w:lvlText w:val="%4."/>
+      <w:lvlJc w:val="left"/>
+      <w:pPr>
+        <w:tabs>
+          <w:tab w:val="num" w:pos="2880"/>
+        </w:tabs>
+        <w:ind w:left="2880" w:hanging="360"/>
+      </w:pPr>
+    </w:lvl>
+    <w:lvl w:ilvl="4" w:tentative="1">
+      <w:start w:val="1"/>
+      <w:numFmt w:val="decimal"/>
+      <w:lvlText w:val="%5."/>
+      <w:lvlJc w:val="left"/>
+      <w:pPr>
+        <w:tabs>
+          <w:tab w:val="num" w:pos="3600"/>
+        </w:tabs>
+        <w:ind w:left="3600" w:hanging="360"/>
+      </w:pPr>
+    </w:lvl>
+    <w:lvl w:ilvl="5" w:tentative="1">
+      <w:start w:val="1"/>
+      <w:numFmt w:val="decimal"/>
+      <w:lvlText w:val="%6."/>
+      <w:lvlJc w:val="left"/>
+      <w:pPr>
+        <w:tabs>
+          <w:tab w:val="num" w:pos="4320"/>
+        </w:tabs>
+        <w:ind w:left="4320" w:hanging="360"/>
+      </w:pPr>
+    </w:lvl>
+    <w:lvl w:ilvl="6" w:tentative="1">
+      <w:start w:val="1"/>
+      <w:numFmt w:val="decimal"/>
+      <w:lvlText w:val="%7."/>
+      <w:lvlJc w:val="left"/>
+      <w:pPr>
+        <w:tabs>
+          <w:tab w:val="num" w:pos="5040"/>
+        </w:tabs>
+        <w:ind w:left="5040" w:hanging="360"/>
+      </w:pPr>
+    </w:lvl>
+    <w:lvl w:ilvl="7" w:tentative="1">
+      <w:start w:val="1"/>
+      <w:numFmt w:val="decimal"/>
+      <w:lvlText w:val="%8."/>
+      <w:lvlJc w:val="left"/>
+      <w:pPr>
+        <w:tabs>
+          <w:tab w:val="num" w:pos="5760"/>
+        </w:tabs>
+        <w:ind w:left="5760" w:hanging="360"/>
+      </w:pPr>
+    </w:lvl>
+    <w:lvl w:ilvl="8" w:tentative="1">
+      <w:start w:val="1"/>
+      <w:numFmt w:val="decimal"/>
+      <w:lvlText w:val="%9."/>
+      <w:lvlJc w:val="left"/>
+      <w:pPr>
+        <w:tabs>
+          <w:tab w:val="num" w:pos="6480"/>
+        </w:tabs>
+        <w:ind w:left="6480" w:hanging="360"/>
+      </w:pPr>
+    </w:lvl>
+  </w:abstractNum>
+  <w:abstractNum w:abstractNumId="4" w15:restartNumberingAfterBreak="0">
     <w:nsid w:val="08B0671A"/>
     <w:multiLevelType w:val="multilevel"/>
     <w:tmpl w:val="1AF4679C"/>
@@ -2244,7 +3340,7 @@
       </w:rPr>
     </w:lvl>
   </w:abstractNum>
-  <w:abstractNum w:abstractNumId="4" w15:restartNumberingAfterBreak="0">
+  <w:abstractNum w:abstractNumId="5" w15:restartNumberingAfterBreak="0">
     <w:nsid w:val="08C774BB"/>
     <w:multiLevelType w:val="multilevel"/>
     <w:tmpl w:val="E5F6B17A"/>
@@ -2393,7 +3489,7 @@
       </w:rPr>
     </w:lvl>
   </w:abstractNum>
-  <w:abstractNum w:abstractNumId="5" w15:restartNumberingAfterBreak="0">
+  <w:abstractNum w:abstractNumId="6" w15:restartNumberingAfterBreak="0">
     <w:nsid w:val="092915DA"/>
     <w:multiLevelType w:val="multilevel"/>
     <w:tmpl w:val="F8A44F88"/>
@@ -2542,7 +3638,7 @@
       </w:rPr>
     </w:lvl>
   </w:abstractNum>
-  <w:abstractNum w:abstractNumId="6" w15:restartNumberingAfterBreak="0">
+  <w:abstractNum w:abstractNumId="7" w15:restartNumberingAfterBreak="0">
     <w:nsid w:val="0C210E6B"/>
     <w:multiLevelType w:val="multilevel"/>
     <w:tmpl w:val="9158581C"/>
@@ -2691,7 +3787,7 @@
       </w:rPr>
     </w:lvl>
   </w:abstractNum>
-  <w:abstractNum w:abstractNumId="7" w15:restartNumberingAfterBreak="0">
+  <w:abstractNum w:abstractNumId="8" w15:restartNumberingAfterBreak="0">
     <w:nsid w:val="0EE63752"/>
     <w:multiLevelType w:val="hybridMultilevel"/>
     <w:tmpl w:val="D7882BD2"/>
@@ -2780,7 +3876,7 @@
       </w:pPr>
     </w:lvl>
   </w:abstractNum>
-  <w:abstractNum w:abstractNumId="8" w15:restartNumberingAfterBreak="0">
+  <w:abstractNum w:abstractNumId="9" w15:restartNumberingAfterBreak="0">
     <w:nsid w:val="15BA3283"/>
     <w:multiLevelType w:val="multilevel"/>
     <w:tmpl w:val="28BC21DC"/>
@@ -2929,7 +4025,7 @@
       </w:rPr>
     </w:lvl>
   </w:abstractNum>
-  <w:abstractNum w:abstractNumId="9" w15:restartNumberingAfterBreak="0">
+  <w:abstractNum w:abstractNumId="10" w15:restartNumberingAfterBreak="0">
     <w:nsid w:val="1E060B58"/>
     <w:multiLevelType w:val="multilevel"/>
     <w:tmpl w:val="E2DCCF44"/>
@@ -3078,7 +4174,7 @@
       </w:rPr>
     </w:lvl>
   </w:abstractNum>
-  <w:abstractNum w:abstractNumId="10" w15:restartNumberingAfterBreak="0">
+  <w:abstractNum w:abstractNumId="11" w15:restartNumberingAfterBreak="0">
     <w:nsid w:val="26553E4C"/>
     <w:multiLevelType w:val="multilevel"/>
     <w:tmpl w:val="3B30F1F0"/>
@@ -3227,7 +4323,7 @@
       </w:rPr>
     </w:lvl>
   </w:abstractNum>
-  <w:abstractNum w:abstractNumId="11" w15:restartNumberingAfterBreak="0">
+  <w:abstractNum w:abstractNumId="12" w15:restartNumberingAfterBreak="0">
     <w:nsid w:val="29276FDC"/>
     <w:multiLevelType w:val="multilevel"/>
     <w:tmpl w:val="1F94D768"/>
@@ -3376,7 +4472,7 @@
       </w:rPr>
     </w:lvl>
   </w:abstractNum>
-  <w:abstractNum w:abstractNumId="12" w15:restartNumberingAfterBreak="0">
+  <w:abstractNum w:abstractNumId="13" w15:restartNumberingAfterBreak="0">
     <w:nsid w:val="2B6D2A93"/>
     <w:multiLevelType w:val="multilevel"/>
     <w:tmpl w:val="E2CC5E76"/>
@@ -3525,7 +4621,7 @@
       </w:rPr>
     </w:lvl>
   </w:abstractNum>
-  <w:abstractNum w:abstractNumId="13" w15:restartNumberingAfterBreak="0">
+  <w:abstractNum w:abstractNumId="14" w15:restartNumberingAfterBreak="0">
     <w:nsid w:val="2CA2786F"/>
     <w:multiLevelType w:val="multilevel"/>
     <w:tmpl w:val="0860848A"/>
@@ -3674,7 +4770,7 @@
       </w:rPr>
     </w:lvl>
   </w:abstractNum>
-  <w:abstractNum w:abstractNumId="14" w15:restartNumberingAfterBreak="0">
+  <w:abstractNum w:abstractNumId="15" w15:restartNumberingAfterBreak="0">
     <w:nsid w:val="36243EC5"/>
     <w:multiLevelType w:val="hybridMultilevel"/>
     <w:tmpl w:val="6A6C3886"/>
@@ -3763,7 +4859,7 @@
       </w:pPr>
     </w:lvl>
   </w:abstractNum>
-  <w:abstractNum w:abstractNumId="15" w15:restartNumberingAfterBreak="0">
+  <w:abstractNum w:abstractNumId="16" w15:restartNumberingAfterBreak="0">
     <w:nsid w:val="382824C5"/>
     <w:multiLevelType w:val="multilevel"/>
     <w:tmpl w:val="7F86977E"/>
@@ -3912,7 +5008,7 @@
       </w:rPr>
     </w:lvl>
   </w:abstractNum>
-  <w:abstractNum w:abstractNumId="16" w15:restartNumberingAfterBreak="0">
+  <w:abstractNum w:abstractNumId="17" w15:restartNumberingAfterBreak="0">
     <w:nsid w:val="38554EE8"/>
     <w:multiLevelType w:val="multilevel"/>
     <w:tmpl w:val="B54217D4"/>
@@ -4061,7 +5157,7 @@
       </w:rPr>
     </w:lvl>
   </w:abstractNum>
-  <w:abstractNum w:abstractNumId="17" w15:restartNumberingAfterBreak="0">
+  <w:abstractNum w:abstractNumId="18" w15:restartNumberingAfterBreak="0">
     <w:nsid w:val="3910541C"/>
     <w:multiLevelType w:val="multilevel"/>
     <w:tmpl w:val="D834C760"/>
@@ -4210,7 +5306,7 @@
       </w:rPr>
     </w:lvl>
   </w:abstractNum>
-  <w:abstractNum w:abstractNumId="18" w15:restartNumberingAfterBreak="0">
+  <w:abstractNum w:abstractNumId="19" w15:restartNumberingAfterBreak="0">
     <w:nsid w:val="40787F28"/>
     <w:multiLevelType w:val="multilevel"/>
     <w:tmpl w:val="CDDAA9B8"/>
@@ -4359,7 +5455,7 @@
       </w:rPr>
     </w:lvl>
   </w:abstractNum>
-  <w:abstractNum w:abstractNumId="19" w15:restartNumberingAfterBreak="0">
+  <w:abstractNum w:abstractNumId="20" w15:restartNumberingAfterBreak="0">
     <w:nsid w:val="41BA3989"/>
     <w:multiLevelType w:val="multilevel"/>
     <w:tmpl w:val="073AAFA2"/>
@@ -4508,7 +5604,7 @@
       </w:rPr>
     </w:lvl>
   </w:abstractNum>
-  <w:abstractNum w:abstractNumId="20" w15:restartNumberingAfterBreak="0">
+  <w:abstractNum w:abstractNumId="21" w15:restartNumberingAfterBreak="0">
     <w:nsid w:val="42131A4B"/>
     <w:multiLevelType w:val="multilevel"/>
     <w:tmpl w:val="D0806716"/>
@@ -4657,7 +5753,7 @@
       </w:rPr>
     </w:lvl>
   </w:abstractNum>
-  <w:abstractNum w:abstractNumId="21" w15:restartNumberingAfterBreak="0">
+  <w:abstractNum w:abstractNumId="22" w15:restartNumberingAfterBreak="0">
     <w:nsid w:val="43000B16"/>
     <w:multiLevelType w:val="multilevel"/>
     <w:tmpl w:val="E2381AEE"/>
@@ -4806,7 +5902,7 @@
       </w:rPr>
     </w:lvl>
   </w:abstractNum>
-  <w:abstractNum w:abstractNumId="22" w15:restartNumberingAfterBreak="0">
+  <w:abstractNum w:abstractNumId="23" w15:restartNumberingAfterBreak="0">
     <w:nsid w:val="43EE560F"/>
     <w:multiLevelType w:val="multilevel"/>
     <w:tmpl w:val="AE4E9D64"/>
@@ -4955,7 +6051,7 @@
       </w:rPr>
     </w:lvl>
   </w:abstractNum>
-  <w:abstractNum w:abstractNumId="23" w15:restartNumberingAfterBreak="0">
+  <w:abstractNum w:abstractNumId="24" w15:restartNumberingAfterBreak="0">
     <w:nsid w:val="46C11485"/>
     <w:multiLevelType w:val="multilevel"/>
     <w:tmpl w:val="E996B75E"/>
@@ -5104,7 +6200,7 @@
       </w:rPr>
     </w:lvl>
   </w:abstractNum>
-  <w:abstractNum w:abstractNumId="24" w15:restartNumberingAfterBreak="0">
+  <w:abstractNum w:abstractNumId="25" w15:restartNumberingAfterBreak="0">
     <w:nsid w:val="47361CB7"/>
     <w:multiLevelType w:val="multilevel"/>
     <w:tmpl w:val="799CBA8E"/>
@@ -5253,7 +6349,7 @@
       </w:rPr>
     </w:lvl>
   </w:abstractNum>
-  <w:abstractNum w:abstractNumId="25" w15:restartNumberingAfterBreak="0">
+  <w:abstractNum w:abstractNumId="26" w15:restartNumberingAfterBreak="0">
     <w:nsid w:val="47973F5D"/>
     <w:multiLevelType w:val="multilevel"/>
     <w:tmpl w:val="44E6830E"/>
@@ -5402,7 +6498,7 @@
       </w:rPr>
     </w:lvl>
   </w:abstractNum>
-  <w:abstractNum w:abstractNumId="26" w15:restartNumberingAfterBreak="0">
+  <w:abstractNum w:abstractNumId="27" w15:restartNumberingAfterBreak="0">
     <w:nsid w:val="4C535674"/>
     <w:multiLevelType w:val="multilevel"/>
     <w:tmpl w:val="ECECA0EA"/>
@@ -5551,7 +6647,7 @@
       </w:rPr>
     </w:lvl>
   </w:abstractNum>
-  <w:abstractNum w:abstractNumId="27" w15:restartNumberingAfterBreak="0">
+  <w:abstractNum w:abstractNumId="28" w15:restartNumberingAfterBreak="0">
     <w:nsid w:val="570C1E5D"/>
     <w:multiLevelType w:val="multilevel"/>
     <w:tmpl w:val="27125340"/>
@@ -5700,7 +6796,7 @@
       </w:rPr>
     </w:lvl>
   </w:abstractNum>
-  <w:abstractNum w:abstractNumId="28" w15:restartNumberingAfterBreak="0">
+  <w:abstractNum w:abstractNumId="29" w15:restartNumberingAfterBreak="0">
     <w:nsid w:val="5D3F0EB2"/>
     <w:multiLevelType w:val="multilevel"/>
     <w:tmpl w:val="F064E71E"/>
@@ -5849,7 +6945,7 @@
       </w:rPr>
     </w:lvl>
   </w:abstractNum>
-  <w:abstractNum w:abstractNumId="29" w15:restartNumberingAfterBreak="0">
+  <w:abstractNum w:abstractNumId="30" w15:restartNumberingAfterBreak="0">
     <w:nsid w:val="68E45071"/>
     <w:multiLevelType w:val="multilevel"/>
     <w:tmpl w:val="757820BC"/>
@@ -5998,7 +7094,7 @@
       </w:rPr>
     </w:lvl>
   </w:abstractNum>
-  <w:abstractNum w:abstractNumId="30" w15:restartNumberingAfterBreak="0">
+  <w:abstractNum w:abstractNumId="31" w15:restartNumberingAfterBreak="0">
     <w:nsid w:val="6FFE2D97"/>
     <w:multiLevelType w:val="multilevel"/>
     <w:tmpl w:val="596C1A22"/>
@@ -6147,7 +7243,7 @@
       </w:rPr>
     </w:lvl>
   </w:abstractNum>
-  <w:abstractNum w:abstractNumId="31" w15:restartNumberingAfterBreak="0">
+  <w:abstractNum w:abstractNumId="32" w15:restartNumberingAfterBreak="0">
     <w:nsid w:val="7218572D"/>
     <w:multiLevelType w:val="multilevel"/>
     <w:tmpl w:val="3CDE930E"/>
@@ -6296,7 +7392,7 @@
       </w:rPr>
     </w:lvl>
   </w:abstractNum>
-  <w:abstractNum w:abstractNumId="32" w15:restartNumberingAfterBreak="0">
+  <w:abstractNum w:abstractNumId="33" w15:restartNumberingAfterBreak="0">
     <w:nsid w:val="781E6EED"/>
     <w:multiLevelType w:val="multilevel"/>
     <w:tmpl w:val="765C0CB8"/>
@@ -6445,7 +7541,7 @@
       </w:rPr>
     </w:lvl>
   </w:abstractNum>
-  <w:abstractNum w:abstractNumId="33" w15:restartNumberingAfterBreak="0">
+  <w:abstractNum w:abstractNumId="34" w15:restartNumberingAfterBreak="0">
     <w:nsid w:val="79C53DEF"/>
     <w:multiLevelType w:val="multilevel"/>
     <w:tmpl w:val="5546EBB4"/>
@@ -6594,7 +7690,7 @@
       </w:rPr>
     </w:lvl>
   </w:abstractNum>
-  <w:abstractNum w:abstractNumId="34" w15:restartNumberingAfterBreak="0">
+  <w:abstractNum w:abstractNumId="35" w15:restartNumberingAfterBreak="0">
     <w:nsid w:val="7C8D0ABC"/>
     <w:multiLevelType w:val="multilevel"/>
     <w:tmpl w:val="F81AC82A"/>
@@ -6744,109 +7840,112 @@
     </w:lvl>
   </w:abstractNum>
   <w:num w:numId="1" w16cid:durableId="311445360">
-    <w:abstractNumId w:val="20"/>
+    <w:abstractNumId w:val="21"/>
   </w:num>
   <w:num w:numId="2" w16cid:durableId="694236627">
-    <w:abstractNumId w:val="29"/>
+    <w:abstractNumId w:val="30"/>
   </w:num>
   <w:num w:numId="3" w16cid:durableId="1366056432">
+    <w:abstractNumId w:val="23"/>
+  </w:num>
+  <w:num w:numId="4" w16cid:durableId="320817826">
+    <w:abstractNumId w:val="32"/>
+  </w:num>
+  <w:num w:numId="5" w16cid:durableId="997347819">
+    <w:abstractNumId w:val="9"/>
+  </w:num>
+  <w:num w:numId="6" w16cid:durableId="1661156578">
+    <w:abstractNumId w:val="7"/>
+  </w:num>
+  <w:num w:numId="7" w16cid:durableId="105581292">
+    <w:abstractNumId w:val="31"/>
+  </w:num>
+  <w:num w:numId="8" w16cid:durableId="1215510414">
     <w:abstractNumId w:val="22"/>
   </w:num>
-  <w:num w:numId="4" w16cid:durableId="320817826">
-    <w:abstractNumId w:val="31"/>
-  </w:num>
-  <w:num w:numId="5" w16cid:durableId="997347819">
-    <w:abstractNumId w:val="8"/>
-  </w:num>
-  <w:num w:numId="6" w16cid:durableId="1661156578">
-    <w:abstractNumId w:val="6"/>
-  </w:num>
-  <w:num w:numId="7" w16cid:durableId="105581292">
-    <w:abstractNumId w:val="30"/>
-  </w:num>
-  <w:num w:numId="8" w16cid:durableId="1215510414">
-    <w:abstractNumId w:val="21"/>
-  </w:num>
   <w:num w:numId="9" w16cid:durableId="644890424">
-    <w:abstractNumId w:val="24"/>
+    <w:abstractNumId w:val="25"/>
   </w:num>
   <w:num w:numId="10" w16cid:durableId="462774561">
-    <w:abstractNumId w:val="25"/>
+    <w:abstractNumId w:val="26"/>
   </w:num>
   <w:num w:numId="11" w16cid:durableId="411008877">
-    <w:abstractNumId w:val="27"/>
+    <w:abstractNumId w:val="28"/>
   </w:num>
   <w:num w:numId="12" w16cid:durableId="477921168">
-    <w:abstractNumId w:val="32"/>
+    <w:abstractNumId w:val="33"/>
   </w:num>
   <w:num w:numId="13" w16cid:durableId="497696088">
-    <w:abstractNumId w:val="3"/>
+    <w:abstractNumId w:val="4"/>
   </w:num>
   <w:num w:numId="14" w16cid:durableId="651444628">
-    <w:abstractNumId w:val="12"/>
+    <w:abstractNumId w:val="13"/>
   </w:num>
   <w:num w:numId="15" w16cid:durableId="2075615576">
     <w:abstractNumId w:val="0"/>
   </w:num>
   <w:num w:numId="16" w16cid:durableId="749038358">
+    <w:abstractNumId w:val="12"/>
+  </w:num>
+  <w:num w:numId="17" w16cid:durableId="797184374">
+    <w:abstractNumId w:val="16"/>
+  </w:num>
+  <w:num w:numId="18" w16cid:durableId="2053722251">
+    <w:abstractNumId w:val="29"/>
+  </w:num>
+  <w:num w:numId="19" w16cid:durableId="739330424">
+    <w:abstractNumId w:val="15"/>
+  </w:num>
+  <w:num w:numId="20" w16cid:durableId="960915859">
+    <w:abstractNumId w:val="35"/>
+  </w:num>
+  <w:num w:numId="21" w16cid:durableId="521018327">
     <w:abstractNumId w:val="11"/>
   </w:num>
-  <w:num w:numId="17" w16cid:durableId="797184374">
-    <w:abstractNumId w:val="15"/>
-  </w:num>
-  <w:num w:numId="18" w16cid:durableId="2053722251">
-    <w:abstractNumId w:val="28"/>
-  </w:num>
-  <w:num w:numId="19" w16cid:durableId="739330424">
-    <w:abstractNumId w:val="14"/>
-  </w:num>
-  <w:num w:numId="20" w16cid:durableId="960915859">
+  <w:num w:numId="22" w16cid:durableId="1923684076">
     <w:abstractNumId w:val="34"/>
   </w:num>
-  <w:num w:numId="21" w16cid:durableId="521018327">
-    <w:abstractNumId w:val="10"/>
-  </w:num>
-  <w:num w:numId="22" w16cid:durableId="1923684076">
-    <w:abstractNumId w:val="33"/>
-  </w:num>
   <w:num w:numId="23" w16cid:durableId="532769245">
-    <w:abstractNumId w:val="23"/>
+    <w:abstractNumId w:val="24"/>
   </w:num>
   <w:num w:numId="24" w16cid:durableId="892040551">
-    <w:abstractNumId w:val="18"/>
+    <w:abstractNumId w:val="19"/>
   </w:num>
   <w:num w:numId="25" w16cid:durableId="1594316287">
     <w:abstractNumId w:val="1"/>
   </w:num>
   <w:num w:numId="26" w16cid:durableId="158623216">
-    <w:abstractNumId w:val="7"/>
+    <w:abstractNumId w:val="8"/>
   </w:num>
   <w:num w:numId="27" w16cid:durableId="30031497">
-    <w:abstractNumId w:val="9"/>
+    <w:abstractNumId w:val="10"/>
   </w:num>
   <w:num w:numId="28" w16cid:durableId="344600477">
-    <w:abstractNumId w:val="17"/>
+    <w:abstractNumId w:val="18"/>
   </w:num>
   <w:num w:numId="29" w16cid:durableId="759177128">
-    <w:abstractNumId w:val="19"/>
+    <w:abstractNumId w:val="20"/>
   </w:num>
   <w:num w:numId="30" w16cid:durableId="522590706">
-    <w:abstractNumId w:val="13"/>
+    <w:abstractNumId w:val="14"/>
   </w:num>
   <w:num w:numId="31" w16cid:durableId="351956977">
     <w:abstractNumId w:val="2"/>
   </w:num>
   <w:num w:numId="32" w16cid:durableId="1409616933">
-    <w:abstractNumId w:val="16"/>
+    <w:abstractNumId w:val="17"/>
   </w:num>
   <w:num w:numId="33" w16cid:durableId="486164970">
-    <w:abstractNumId w:val="4"/>
+    <w:abstractNumId w:val="5"/>
   </w:num>
   <w:num w:numId="34" w16cid:durableId="880441987">
-    <w:abstractNumId w:val="5"/>
+    <w:abstractNumId w:val="6"/>
   </w:num>
   <w:num w:numId="35" w16cid:durableId="1274895435">
-    <w:abstractNumId w:val="26"/>
+    <w:abstractNumId w:val="27"/>
+  </w:num>
+  <w:num w:numId="36" w16cid:durableId="1882130156">
+    <w:abstractNumId w:val="3"/>
   </w:num>
   <w:numIdMacAtCleanup w:val="8"/>
 </w:numbering>
@@ -7496,7 +8595,6 @@
   <w:style w:type="character" w:default="1" w:styleId="DefaultParagraphFont">
     <w:name w:val="Default Paragraph Font"/>
     <w:uiPriority w:val="1"/>
-    <w:semiHidden/>
     <w:unhideWhenUsed/>
   </w:style>
   <w:style w:type="table" w:default="1" w:styleId="TableNormal">

--- a/Church/2026/2026_0711_MenloChurch.docx
+++ b/Church/2026/2026_0711_MenloChurch.docx
@@ -1367,16 +1367,7 @@
     <w:p/>
     <w:p>
       <w:r>
-        <w:t>10</w:t>
-      </w:r>
-      <w:r>
-        <w:t>:</w:t>
-      </w:r>
-      <w:r>
-        <w:t>16</w:t>
-      </w:r>
-      <w:r>
-        <w:t>/35:11</w:t>
+        <w:t>10:16/35:11</w:t>
       </w:r>
     </w:p>
     <w:p>
@@ -1439,23 +1430,14 @@
     <w:p/>
     <w:p>
       <w:r>
-        <w:t>1</w:t>
-      </w:r>
-      <w:r>
-        <w:t>1</w:t>
-      </w:r>
-      <w:r>
-        <w:t>:</w:t>
-      </w:r>
-      <w:r>
-        <w:t>27</w:t>
-      </w:r>
-      <w:r>
-        <w:t>/35:11</w:t>
-      </w:r>
-    </w:p>
-    <w:p>
-      <w:r>
+        <w:t>11:27/35:11</w:t>
+      </w:r>
+    </w:p>
+    <w:p>
+      <w:r>
+        <w:rPr>
+          <w:noProof/>
+        </w:rPr>
         <w:drawing>
           <wp:inline distT="0" distB="0" distL="0" distR="0" wp14:anchorId="598CDECD" wp14:editId="0C4C33BF">
             <wp:extent cx="3381847" cy="1514686"/>
@@ -1532,23 +1514,14 @@
     <w:p/>
     <w:p>
       <w:r>
-        <w:t>1</w:t>
-      </w:r>
-      <w:r>
-        <w:t>5</w:t>
-      </w:r>
-      <w:r>
-        <w:t>:</w:t>
-      </w:r>
-      <w:r>
-        <w:t>06</w:t>
-      </w:r>
-      <w:r>
-        <w:t>/35:11</w:t>
-      </w:r>
-    </w:p>
-    <w:p>
-      <w:r>
+        <w:t>15:06/35:11</w:t>
+      </w:r>
+    </w:p>
+    <w:p>
+      <w:r>
+        <w:rPr>
+          <w:noProof/>
+        </w:rPr>
         <w:drawing>
           <wp:inline distT="0" distB="0" distL="0" distR="0" wp14:anchorId="25F33E3F" wp14:editId="7FA7BB11">
             <wp:extent cx="3429479" cy="3324689"/>
@@ -1602,8 +1575,13 @@
       <w:r>
         <w:t xml:space="preserve">Progressive Revelation </w:t>
       </w:r>
-      <w:r>
-        <w:t>is Quran.</w:t>
+      <w:proofErr w:type="gramStart"/>
+      <w:r>
+        <w:t>is</w:t>
+      </w:r>
+      <w:proofErr w:type="gramEnd"/>
+      <w:r>
+        <w:t xml:space="preserve"> Quran.</w:t>
       </w:r>
       <w:r>
         <w:t xml:space="preserve"> Quran is most accurate.</w:t>
@@ -1623,24 +1601,15 @@
     <w:p/>
     <w:p>
       <w:r>
-        <w:t>1</w:t>
-      </w:r>
-      <w:r>
-        <w:t>6</w:t>
-      </w:r>
-      <w:r>
-        <w:t>:</w:t>
-      </w:r>
-      <w:r>
-        <w:t>43</w:t>
-      </w:r>
-      <w:r>
-        <w:t>/35:11</w:t>
+        <w:t>16:43/35:11</w:t>
       </w:r>
     </w:p>
     <w:p/>
     <w:p>
       <w:r>
+        <w:rPr>
+          <w:noProof/>
+        </w:rPr>
         <w:lastRenderedPageBreak/>
         <w:drawing>
           <wp:inline distT="0" distB="0" distL="0" distR="0" wp14:anchorId="01142337" wp14:editId="179BD537">
@@ -1692,17 +1661,14 @@
     <w:p/>
     <w:p>
       <w:r>
-        <w:t>16:</w:t>
-      </w:r>
-      <w:r>
-        <w:t>59</w:t>
-      </w:r>
-      <w:r>
-        <w:t>/35:11</w:t>
-      </w:r>
-    </w:p>
-    <w:p>
-      <w:r>
+        <w:t>16:59/35:11</w:t>
+      </w:r>
+    </w:p>
+    <w:p>
+      <w:r>
+        <w:rPr>
+          <w:noProof/>
+        </w:rPr>
         <w:drawing>
           <wp:inline distT="0" distB="0" distL="0" distR="0" wp14:anchorId="6DEBE67B" wp14:editId="0DF5F0D3">
             <wp:extent cx="3296110" cy="1695687"/>
@@ -1912,23 +1878,14 @@
     <w:p/>
     <w:p>
       <w:r>
-        <w:t>1</w:t>
-      </w:r>
-      <w:r>
-        <w:t>7</w:t>
-      </w:r>
-      <w:r>
-        <w:t>:</w:t>
-      </w:r>
-      <w:r>
-        <w:t>42</w:t>
-      </w:r>
-      <w:r>
-        <w:t>/35:11</w:t>
-      </w:r>
-    </w:p>
-    <w:p>
-      <w:r>
+        <w:t>17:42/35:11</w:t>
+      </w:r>
+    </w:p>
+    <w:p>
+      <w:r>
+        <w:rPr>
+          <w:noProof/>
+        </w:rPr>
         <w:drawing>
           <wp:inline distT="0" distB="0" distL="0" distR="0" wp14:anchorId="6CF25AEF" wp14:editId="2897698D">
             <wp:extent cx="3277057" cy="1971950"/>
@@ -2032,19 +1989,7 @@
     <w:p/>
     <w:p>
       <w:r>
-        <w:t>1</w:t>
-      </w:r>
-      <w:r>
-        <w:t>9</w:t>
-      </w:r>
-      <w:r>
-        <w:t>:</w:t>
-      </w:r>
-      <w:r>
-        <w:t>2</w:t>
-      </w:r>
-      <w:r>
-        <w:t>2/35:11</w:t>
+        <w:t>19:22/35:11</w:t>
       </w:r>
     </w:p>
     <w:p>
@@ -2089,20 +2034,14 @@
     <w:p/>
     <w:p>
       <w:r>
-        <w:t>20</w:t>
-      </w:r>
-      <w:r>
-        <w:t>:2</w:t>
-      </w:r>
-      <w:r>
-        <w:t>4</w:t>
-      </w:r>
-      <w:r>
-        <w:t>/35:11</w:t>
-      </w:r>
-    </w:p>
-    <w:p>
-      <w:r>
+        <w:t>20:24/35:11</w:t>
+      </w:r>
+    </w:p>
+    <w:p>
+      <w:r>
+        <w:rPr>
+          <w:noProof/>
+        </w:rPr>
         <w:drawing>
           <wp:inline distT="0" distB="0" distL="0" distR="0" wp14:anchorId="0B3108C3" wp14:editId="7329D177">
             <wp:extent cx="3200847" cy="1962424"/>
@@ -2174,24 +2113,15 @@
     <w:p/>
     <w:p>
       <w:r>
-        <w:t>2</w:t>
-      </w:r>
-      <w:r>
-        <w:t>6</w:t>
-      </w:r>
-      <w:r>
-        <w:t>:</w:t>
-      </w:r>
-      <w:r>
-        <w:t>53</w:t>
-      </w:r>
-      <w:r>
-        <w:t>/35:11</w:t>
+        <w:t>26:53/35:11</w:t>
       </w:r>
     </w:p>
     <w:p/>
     <w:p>
       <w:r>
+        <w:rPr>
+          <w:noProof/>
+        </w:rPr>
         <w:drawing>
           <wp:inline distT="0" distB="0" distL="0" distR="0" wp14:anchorId="1442B174" wp14:editId="64BA5159">
             <wp:extent cx="2447925" cy="2090801"/>
@@ -2237,23 +2167,14 @@
     <w:p/>
     <w:p>
       <w:r>
-        <w:t>2</w:t>
-      </w:r>
-      <w:r>
-        <w:t>8</w:t>
-      </w:r>
-      <w:r>
-        <w:t>:</w:t>
-      </w:r>
-      <w:r>
-        <w:t>02</w:t>
-      </w:r>
-      <w:r>
-        <w:t>/35:11</w:t>
-      </w:r>
-    </w:p>
-    <w:p>
-      <w:r>
+        <w:t>28:02/35:11</w:t>
+      </w:r>
+    </w:p>
+    <w:p>
+      <w:r>
+        <w:rPr>
+          <w:noProof/>
+        </w:rPr>
         <w:drawing>
           <wp:inline distT="0" distB="0" distL="0" distR="0" wp14:anchorId="620ED815" wp14:editId="2C440F8A">
             <wp:extent cx="2314575" cy="2084979"/>
@@ -2302,20 +2223,14 @@
     <w:p/>
     <w:p>
       <w:r>
-        <w:t>30</w:t>
-      </w:r>
-      <w:r>
-        <w:t>:</w:t>
-      </w:r>
-      <w:r>
-        <w:t>46</w:t>
-      </w:r>
-      <w:r>
-        <w:t>/35:11</w:t>
-      </w:r>
-    </w:p>
-    <w:p>
-      <w:r>
+        <w:t>30:46/35:11</w:t>
+      </w:r>
+    </w:p>
+    <w:p>
+      <w:r>
+        <w:rPr>
+          <w:noProof/>
+        </w:rPr>
         <w:drawing>
           <wp:inline distT="0" distB="0" distL="0" distR="0" wp14:anchorId="0EA41C1C" wp14:editId="1F3CCDA5">
             <wp:extent cx="4324350" cy="1220150"/>
@@ -2493,72 +2408,750 @@
     </w:p>
     <w:p>
       <w:r>
+        <w:t xml:space="preserve">a) </w:t>
+      </w:r>
+      <w:r>
         <w:t>Was Jesus a Prophet … or the son of God?</w:t>
       </w:r>
     </w:p>
     <w:p>
       <w:r>
+        <w:t xml:space="preserve">b) </w:t>
+      </w:r>
+      <w:r>
         <w:t>Was Jesus the promised messiah or are we still waiting?</w:t>
       </w:r>
     </w:p>
     <w:p>
       <w:r>
+        <w:t xml:space="preserve">c) </w:t>
+      </w:r>
+      <w:r>
         <w:t>Is suffering solved by grace or by detachment and enlightenment?</w:t>
       </w:r>
     </w:p>
     <w:p>
       <w:r>
-        <w:t xml:space="preserve">Is God eternally one being or one among many exalted </w:t>
-      </w:r>
-      <w:r>
-        <w:t>(</w:t>
-      </w:r>
+        <w:t xml:space="preserve">d) </w:t>
+      </w:r>
+      <w:r>
+        <w:t>Is God eternally one being or one among many exalted</w:t>
+      </w:r>
+      <w:r>
+        <w:t xml:space="preserve"> </w:t>
+      </w:r>
+      <w:r>
+        <w:t>beings</w:t>
+      </w:r>
+      <w:r>
+        <w:t xml:space="preserve"> </w:t>
+      </w:r>
+      <w:r>
+        <w:t>?</w:t>
+      </w:r>
+    </w:p>
+    <w:p>
+      <w:r>
+        <w:t xml:space="preserve">e) </w:t>
+      </w:r>
+      <w:r>
+        <w:t>Do we go directly to God or through the intercession of Saint?</w:t>
+      </w:r>
+    </w:p>
+    <w:p>
+      <w:r>
+        <w:t xml:space="preserve">f) </w:t>
+      </w:r>
+      <w:r>
+        <w:t>Is Jesus the only way or one of many perspectives?</w:t>
+      </w:r>
+    </w:p>
+    <w:p/>
+    <w:p>
+      <w:r>
+        <w:t xml:space="preserve">In this “Let’s Be Honest” Series, we have: </w:t>
+      </w:r>
+    </w:p>
+    <w:p>
+      <w:r>
+        <w:lastRenderedPageBreak/>
+        <w:t>a</w:t>
+      </w:r>
+      <w:r>
+        <w:t xml:space="preserve">) June 28: Judaism, </w:t>
+      </w:r>
+      <w:r>
+        <w:t>b</w:t>
+      </w:r>
+      <w:r>
+        <w:t xml:space="preserve">) July 5: Islam, </w:t>
+      </w:r>
+      <w:r>
+        <w:t>c</w:t>
+      </w:r>
+      <w:r>
+        <w:t xml:space="preserve">) July 12: Buddhism, </w:t>
+      </w:r>
+      <w:r>
+        <w:t>d</w:t>
+      </w:r>
+      <w:r>
+        <w:t xml:space="preserve">) July 19: Mormonism, </w:t>
+      </w:r>
+      <w:r>
+        <w:t>e</w:t>
+      </w:r>
+      <w:r>
+        <w:t xml:space="preserve">) July 26: Catholicism, </w:t>
+      </w:r>
+      <w:r>
+        <w:t>f</w:t>
+      </w:r>
+      <w:r>
+        <w:t xml:space="preserve">) August 2: The Nones/Agnostic, </w:t>
+      </w:r>
+      <w:r>
+        <w:t>g</w:t>
+      </w:r>
+      <w:r>
+        <w:t xml:space="preserve">) August 9: The Gospel </w:t>
+      </w:r>
+    </w:p>
+    <w:p/>
+    <w:p>
+      <w:r>
+        <w:t>We are at the second part of series of “Let’s Be Honest</w:t>
+      </w:r>
+      <w:r>
+        <w:t>” series.</w:t>
+      </w:r>
+    </w:p>
+    <w:p>
+      <w:r>
+        <w:t xml:space="preserve">Today, we discuss </w:t>
+      </w:r>
+      <w:r>
+        <w:t>b</w:t>
+      </w:r>
+      <w:r>
+        <w:t>) The Five Pillars of Effort (Islam)</w:t>
+      </w:r>
+    </w:p>
+    <w:p/>
+    <w:p>
+      <w:r>
+        <w:t xml:space="preserve">There is a big difference of </w:t>
+      </w:r>
+      <w:r>
+        <w:t>R</w:t>
+      </w:r>
+      <w:r>
+        <w:t xml:space="preserve">eport </w:t>
+      </w:r>
+      <w:r>
+        <w:t>C</w:t>
+      </w:r>
+      <w:r>
+        <w:t xml:space="preserve">ard </w:t>
+      </w:r>
+      <w:r>
+        <w:t>and</w:t>
+      </w:r>
+      <w:r>
+        <w:t xml:space="preserve"> </w:t>
+      </w:r>
+      <w:r>
+        <w:t>B</w:t>
+      </w:r>
+      <w:r>
+        <w:t xml:space="preserve">irth </w:t>
+      </w:r>
+      <w:r>
+        <w:t>C</w:t>
+      </w:r>
+      <w:r>
+        <w:t>ertificate</w:t>
+      </w:r>
+      <w:r>
+        <w:t xml:space="preserve">: </w:t>
+      </w:r>
+      <w:r>
+        <w:t xml:space="preserve">Report </w:t>
+      </w:r>
+      <w:r>
+        <w:t>C</w:t>
+      </w:r>
+      <w:r>
+        <w:t>ard tells us the performance of your work in life. Birth certificate tells us how you who are born.</w:t>
+      </w:r>
+      <w:r>
+        <w:t xml:space="preserve"> </w:t>
+      </w:r>
+      <w:r>
+        <w:t xml:space="preserve">Islam has their </w:t>
+      </w:r>
+      <w:r>
+        <w:t>Report Card style</w:t>
+      </w:r>
+      <w:r>
+        <w:t xml:space="preserve"> of faith and life. The knee and follow to God. Christian </w:t>
+      </w:r>
+      <w:r>
+        <w:t xml:space="preserve">is the Birth Certificate </w:t>
+      </w:r>
+      <w:r>
+        <w:t>system</w:t>
+      </w:r>
+      <w:r>
+        <w:t>. It</w:t>
+      </w:r>
+      <w:r>
+        <w:t xml:space="preserve"> is structure and path of peace and clear. It tells what God wants from us. There is no guessing at all.</w:t>
+      </w:r>
+    </w:p>
+    <w:p/>
+    <w:p>
+      <w:r>
+        <w:t xml:space="preserve">1. </w:t>
+      </w:r>
+      <w:r>
+        <w:t>Most Muslims (The followers of Islam) follows the five pillars of Islam</w:t>
+      </w:r>
+      <w:r>
+        <w:t xml:space="preserve">: </w:t>
+      </w:r>
+      <w:r>
+        <w:t>If you are a Muslims, there are five very specific things that you have to follows.</w:t>
+      </w:r>
+      <w:r>
+        <w:t xml:space="preserve"> </w:t>
+      </w:r>
+    </w:p>
+    <w:p>
+      <w:r>
+        <w:t>a</w:t>
+      </w:r>
+      <w:r>
+        <w:t xml:space="preserve">. </w:t>
+      </w:r>
+      <w:r>
+        <w:t xml:space="preserve">The first </w:t>
+      </w:r>
+      <w:r>
+        <w:t>Pillar</w:t>
+      </w:r>
+      <w:r>
+        <w:t xml:space="preserve"> is Shahada</w:t>
+      </w:r>
+      <w:r>
+        <w:t xml:space="preserve"> (</w:t>
+      </w:r>
+      <w:r>
+        <w:t>Faith)</w:t>
+      </w:r>
+      <w:r>
+        <w:t xml:space="preserve">: </w:t>
+      </w:r>
+      <w:r>
+        <w:t xml:space="preserve">Allah is the only God and Muhammad is his prophet. </w:t>
+      </w:r>
+    </w:p>
+    <w:p>
+      <w:r>
+        <w:t>b</w:t>
+      </w:r>
+      <w:r>
+        <w:t xml:space="preserve">. </w:t>
+      </w:r>
+      <w:r>
+        <w:t>The second pillar is Salah</w:t>
+      </w:r>
+      <w:r>
+        <w:t xml:space="preserve"> (Prayer): </w:t>
+      </w:r>
+      <w:r>
+        <w:t>The prayers have to pray five times a day. Each time, you have to stop your work and submit your will to pray.</w:t>
+      </w:r>
+    </w:p>
+    <w:p>
+      <w:r>
+        <w:t>c</w:t>
+      </w:r>
+      <w:r>
+        <w:t xml:space="preserve">. </w:t>
+      </w:r>
+      <w:r>
+        <w:t xml:space="preserve">The third pillar </w:t>
+      </w:r>
+      <w:r>
+        <w:t xml:space="preserve">is </w:t>
+      </w:r>
+      <w:r>
+        <w:t>Zakat</w:t>
+      </w:r>
+      <w:r>
+        <w:t xml:space="preserve"> (Charity)</w:t>
+      </w:r>
+      <w:r>
+        <w:t>: Muslims</w:t>
+      </w:r>
+      <w:r>
+        <w:t xml:space="preserve"> have to give up money in a mandatory way to support the needs of the poor around you. It built into Muslims. There is no optional.</w:t>
+      </w:r>
+    </w:p>
+    <w:p>
+      <w:r>
+        <w:t>d</w:t>
+      </w:r>
+      <w:r>
+        <w:t xml:space="preserve">. </w:t>
+      </w:r>
+      <w:r>
+        <w:t xml:space="preserve">The fourth pillar is Sawn </w:t>
+      </w:r>
+      <w:r>
+        <w:t>(F</w:t>
+      </w:r>
+      <w:r>
+        <w:t>asting</w:t>
+      </w:r>
+      <w:r>
+        <w:t>)</w:t>
+      </w:r>
+      <w:r>
+        <w:t xml:space="preserve">. During the month of Ramadan. That month, during the day. </w:t>
+      </w:r>
+      <w:r>
+        <w:t>Muslims</w:t>
+      </w:r>
+      <w:r>
+        <w:t xml:space="preserve"> don’t eat; they don’t drink. They don’t enjoy other comforts until after the sun goes down. </w:t>
+      </w:r>
+    </w:p>
+    <w:p>
+      <w:r>
+        <w:t xml:space="preserve">e. </w:t>
+      </w:r>
+      <w:r>
+        <w:t>The fifth pillar Hajj</w:t>
+      </w:r>
+      <w:r>
+        <w:t xml:space="preserve"> (</w:t>
+      </w:r>
+      <w:r>
+        <w:t>Pilgrimage</w:t>
+      </w:r>
+      <w:r>
+        <w:t>):</w:t>
+      </w:r>
+      <w:r>
+        <w:t xml:space="preserve"> </w:t>
+      </w:r>
+      <w:r>
+        <w:t xml:space="preserve">Muslims have </w:t>
+      </w:r>
+      <w:r>
+        <w:t>to Mecca in your lifetime if you are able.</w:t>
+      </w:r>
+    </w:p>
+    <w:p>
+      <w:r>
+        <w:t>You join with millions of people who are doing the same thing.</w:t>
+      </w:r>
+    </w:p>
+    <w:p/>
+    <w:p>
+      <w:r>
+        <w:t xml:space="preserve">2. </w:t>
+      </w:r>
+      <w:r>
+        <w:t xml:space="preserve">These five pillars are not suggestions for Muslims. They are obligations. They are the way that you show God that you are serious to follow God. These five pillars are your report card. The score is kept in your account for eternity. </w:t>
+      </w:r>
+    </w:p>
+    <w:p/>
+    <w:p>
+      <w:r>
+        <w:t xml:space="preserve">3. </w:t>
+      </w:r>
+      <w:r>
+        <w:t xml:space="preserve">We respect the Islam system offer. They don’t know the scale before the judgment day. Even the Mouhammad who writes the reality that he is not sure for the judgment day will look like for him, their prophet. The Quran, their most holy book, is clear that ultimately salvation is Allah, which is the Arabic name of God. There is Chirstian Arabs who refer to Gid as Allah. The Islam say salvation is Allah’s choice alone. You dedicate your life to do fasting, pilgrimage, faith, pray, charity, you still don’t know the judgement. </w:t>
+      </w:r>
+    </w:p>
+    <w:p>
+      <w:r>
+        <w:t xml:space="preserve">4. </w:t>
+      </w:r>
+      <w:r>
+        <w:t>Psalm 130:3</w:t>
+      </w:r>
+      <w:r>
+        <w:t xml:space="preserve">:  </w:t>
+      </w:r>
+      <w:r>
+        <w:t>If you, O Lord, should mark iniquities, O Lord, who could stand?</w:t>
+      </w:r>
+    </w:p>
+    <w:p/>
+    <w:p>
+      <w:r>
+        <w:t>He said, “If I have a report card, Gid, if you kept score.” The author assumes no one would measure up.</w:t>
+      </w:r>
+    </w:p>
+    <w:p>
+      <w:r>
+        <w:t xml:space="preserve">No one could stand. Because Jesus is behalf of us. In 911, the Muslims are very clear about their faith. The Muslims are scared all the time in the airplane. The surrounding people afraid of them.  </w:t>
+      </w:r>
+    </w:p>
+    <w:p/>
+    <w:p>
+      <w:r>
+        <w:t xml:space="preserve">5. </w:t>
+      </w:r>
+      <w:r>
+        <w:t xml:space="preserve">In Islam perspective, the final version and final Progressive Revelation </w:t>
+      </w:r>
+      <w:proofErr w:type="gramStart"/>
+      <w:r>
+        <w:t>is</w:t>
+      </w:r>
+      <w:proofErr w:type="gramEnd"/>
+      <w:r>
+        <w:t xml:space="preserve"> Quran. Quran is most accurate.</w:t>
+      </w:r>
+      <w:r>
+        <w:t xml:space="preserve"> </w:t>
+      </w:r>
+      <w:r>
+        <w:t>The previous version is to inspire for Muslim only. It keeps on updating and correction all the time.</w:t>
+      </w:r>
+    </w:p>
+    <w:p>
       <w:r>
         <w:rPr>
-          <w:rFonts w:hint="eastAsia"/>
+          <w:noProof/>
         </w:rPr>
-        <w:t>崇高的</w:t>
-      </w:r>
-      <w:r>
+        <w:t xml:space="preserve">6. </w:t>
+      </w:r>
+      <w:r>
+        <w:t>Hebrews 13:8</w:t>
+      </w:r>
+      <w:r>
+        <w:t xml:space="preserve">: </w:t>
+      </w:r>
+      <w:r>
+        <w:t>Jesus Christ is the same yesterday, today, and forever.</w:t>
+      </w:r>
+    </w:p>
+    <w:p/>
+    <w:p>
+      <w:r>
+        <w:t xml:space="preserve">7. </w:t>
+      </w:r>
+      <w:r>
+        <w:t>Deuteronomy 6:4</w:t>
+      </w:r>
+      <w:r>
+        <w:t xml:space="preserve">: </w:t>
+      </w:r>
+      <w:r>
+        <w:t>Hear, O Israel: The Lord our God, the Lord is one.</w:t>
+      </w:r>
+    </w:p>
+    <w:p>
+      <w:r>
+        <w:t xml:space="preserve">God has trinity:  </w:t>
+      </w:r>
+      <w:r>
+        <w:rPr>
+          <w:b/>
+          <w:bCs/>
+        </w:rPr>
+        <w:t>a)</w:t>
+      </w:r>
+      <w:r>
+        <w:rPr>
+          <w:b/>
+          <w:bCs/>
+        </w:rPr>
+        <w:t xml:space="preserve"> </w:t>
+      </w:r>
+      <w:r>
+        <w:rPr>
+          <w:b/>
+          <w:bCs/>
+        </w:rPr>
+        <w:t>The LORD</w:t>
+      </w:r>
+      <w:r>
+        <w:t xml:space="preserve"> (Yahweh)</w:t>
+      </w:r>
+      <w:r>
+        <w:t xml:space="preserve">: </w:t>
+      </w:r>
+      <w:r>
+        <w:rPr>
+          <w:b/>
+          <w:bCs/>
+        </w:rPr>
+        <w:t>The Father</w:t>
+      </w:r>
+      <w:r>
+        <w:t xml:space="preserve"> (The Source)</w:t>
+      </w:r>
+      <w:r>
+        <w:t>, b</w:t>
+      </w:r>
+      <w:r>
+        <w:rPr>
+          <w:b/>
+          <w:bCs/>
+        </w:rPr>
         <w:t xml:space="preserve">) </w:t>
       </w:r>
       <w:r>
-        <w:t>beings</w:t>
+        <w:rPr>
+          <w:b/>
+          <w:bCs/>
+        </w:rPr>
+        <w:t>Our God</w:t>
+      </w:r>
+      <w:r>
+        <w:t xml:space="preserve"> (Eloheinu)</w:t>
+      </w:r>
+      <w:r>
+        <w:t xml:space="preserve">: </w:t>
+      </w:r>
+      <w:r>
+        <w:rPr>
+          <w:b/>
+          <w:bCs/>
+        </w:rPr>
+        <w:t>The Son</w:t>
+      </w:r>
+      <w:r>
+        <w:t xml:space="preserve"> (The Mediator/Bridge)</w:t>
+      </w:r>
+      <w:r>
+        <w:t xml:space="preserve">, c) </w:t>
+      </w:r>
+      <w:r>
+        <w:rPr>
+          <w:b/>
+          <w:bCs/>
+        </w:rPr>
+        <w:t>The LORD</w:t>
+      </w:r>
+      <w:r>
+        <w:t xml:space="preserve"> (Yahweh)</w:t>
+      </w:r>
+      <w:r>
+        <w:t xml:space="preserve">: </w:t>
+      </w:r>
+      <w:r>
+        <w:rPr>
+          <w:b/>
+          <w:bCs/>
+        </w:rPr>
+        <w:t>The Holy Spirit</w:t>
+      </w:r>
+      <w:r>
+        <w:t xml:space="preserve"> (The Preserver/Presence)</w:t>
+      </w:r>
+      <w:r>
+        <w:t>.</w:t>
+      </w:r>
+    </w:p>
+    <w:p>
+      <w:r>
+        <w:lastRenderedPageBreak/>
+        <w:t>God make</w:t>
+      </w:r>
+      <w:r>
+        <w:t>s</w:t>
       </w:r>
       <w:r>
         <w:t xml:space="preserve"> </w:t>
       </w:r>
       <w:r>
-        <w:t>?</w:t>
-      </w:r>
-    </w:p>
-    <w:p>
-      <w:r>
-        <w:t>Do we go directly to God or through the intercession of Saint?</w:t>
-      </w:r>
-    </w:p>
-    <w:p>
-      <w:r>
-        <w:t>Is Jesus the only way or one of many perspectives?</w:t>
+        <w:t>very</w:t>
+      </w:r>
+      <w:r>
+        <w:t xml:space="preserve"> clearer. The God three (The Lord, Our God, the Lord) in one.</w:t>
+      </w:r>
+    </w:p>
+    <w:p>
+      <w:r>
+        <w:t xml:space="preserve">8.  </w:t>
+      </w:r>
+      <w:r>
+        <w:t>John 1:1</w:t>
+      </w:r>
+      <w:r>
+        <w:t xml:space="preserve">: </w:t>
+      </w:r>
+      <w:r>
+        <w:t>In the beginning was the word, and the word was with God, and the Word was God.</w:t>
+      </w:r>
+    </w:p>
+    <w:p>
+      <w:r>
+        <w:t>There is “the word” and “Word was God”. One God in three persons. Father, son, and Holy Spirit.</w:t>
+      </w:r>
+    </w:p>
+    <w:p>
+      <w:r>
+        <w:t>The old testament is described in New testament, Islam would say this is corrupted, incomplete, inaccurate. They will say, “There is only one God, Jesus is just a prophet, not God. Holy spirit is not God.”</w:t>
+      </w:r>
+    </w:p>
+    <w:p>
+      <w:r>
+        <w:t>For Christian, three in one is very consistent.</w:t>
       </w:r>
     </w:p>
     <w:p/>
     <w:p>
       <w:r>
-        <w:t>We are at the second part of series of “Let’s Be Honest”.</w:t>
-      </w:r>
-    </w:p>
-    <w:p>
-      <w:r>
-        <w:lastRenderedPageBreak/>
-        <w:t>1:53/35:11</w:t>
-      </w:r>
-    </w:p>
-    <w:p>
-      <w:r>
-        <w:t xml:space="preserve">1) June 28: Judaism, 2) July 5: Islam, 3) July 12: Buddhism, 4) July 19: Mormonism, 5) July 26: Catholicism, 6) August 2: The Nones/Agnostic, 7) August 9: The Gospel </w:t>
-      </w:r>
-    </w:p>
+        <w:t xml:space="preserve">Islams see Abraham as the father of religion. Abraham sacrifices Issac and Ishmael. They ae distorted. </w:t>
+      </w:r>
+    </w:p>
+    <w:p>
+      <w:r>
+        <w:t>Abraham sacrifices his son is same as God sacrifices his son Jesus. This is completely mis-interpretation.</w:t>
+      </w:r>
+    </w:p>
+    <w:p>
+      <w:r>
+        <w:t>The Islams have their own view of Progressive revelation. They refuse to believe.</w:t>
+      </w:r>
+    </w:p>
+    <w:p/>
+    <w:p>
+      <w:r>
+        <w:t xml:space="preserve">9.  </w:t>
+      </w:r>
+      <w:r>
+        <w:t>John 14:6</w:t>
+      </w:r>
+      <w:r>
+        <w:t xml:space="preserve">: </w:t>
+      </w:r>
+      <w:r>
+        <w:t>I am the way, and the truth, and the life. No one comes to the Father except through me.</w:t>
+      </w:r>
+    </w:p>
+    <w:p>
+      <w:r>
+        <w:t>Very clear “No one comes to the Father except through me.”</w:t>
+      </w:r>
+      <w:r>
+        <w:t xml:space="preserve"> </w:t>
+      </w:r>
+      <w:r>
+        <w:t>Islams reject to believe.</w:t>
+      </w:r>
+      <w:r>
+        <w:t xml:space="preserve"> </w:t>
+      </w:r>
+      <w:r>
+        <w:t>Jesus does not care about report card. He has way to bring us to God. The path to God for eternity is very clear.</w:t>
+      </w:r>
+    </w:p>
+    <w:p/>
+    <w:p>
+      <w:r>
+        <w:t xml:space="preserve">10. </w:t>
+      </w:r>
+      <w:r>
+        <w:t>With Jesus, we go through to the God. There is no report card.</w:t>
+      </w:r>
+    </w:p>
+    <w:p>
+      <w:r>
+        <w:t xml:space="preserve">11. </w:t>
+      </w:r>
+      <w:r>
+        <w:t>Common expressions of Muslim Identity</w:t>
+      </w:r>
+      <w:r>
+        <w:t>: a) Cultural Muslim b) Main steam Sunni c) Shia Islam d) Sufi Traditions, e) Salafi Oriented</w:t>
+      </w:r>
+    </w:p>
+    <w:p>
+      <w:r>
+        <w:rPr>
+          <w:noProof/>
+        </w:rPr>
+        <w:drawing>
+          <wp:inline distT="0" distB="0" distL="0" distR="0" wp14:anchorId="5B09C10F" wp14:editId="1E8F3169">
+            <wp:extent cx="3857625" cy="3474965"/>
+            <wp:effectExtent l="0" t="0" r="0" b="0"/>
+            <wp:docPr id="1913538802" name="Picture 1"/>
+            <wp:cNvGraphicFramePr>
+              <a:graphicFrameLocks xmlns:a="http://schemas.openxmlformats.org/drawingml/2006/main" noChangeAspect="1"/>
+            </wp:cNvGraphicFramePr>
+            <a:graphic xmlns:a="http://schemas.openxmlformats.org/drawingml/2006/main">
+              <a:graphicData uri="http://schemas.openxmlformats.org/drawingml/2006/picture">
+                <pic:pic xmlns:pic="http://schemas.openxmlformats.org/drawingml/2006/picture">
+                  <pic:nvPicPr>
+                    <pic:cNvPr id="59125306" name=""/>
+                    <pic:cNvPicPr/>
+                  </pic:nvPicPr>
+                  <pic:blipFill>
+                    <a:blip r:embed="rId39"/>
+                    <a:stretch>
+                      <a:fillRect/>
+                    </a:stretch>
+                  </pic:blipFill>
+                  <pic:spPr>
+                    <a:xfrm>
+                      <a:off x="0" y="0"/>
+                      <a:ext cx="3873142" cy="3488943"/>
+                    </a:xfrm>
+                    <a:prstGeom prst="rect">
+                      <a:avLst/>
+                    </a:prstGeom>
+                  </pic:spPr>
+                </pic:pic>
+              </a:graphicData>
+            </a:graphic>
+          </wp:inline>
+        </w:drawing>
+      </w:r>
+    </w:p>
+    <w:p/>
+    <w:p>
+      <w:r>
+        <w:t>30:46/35:11</w:t>
+      </w:r>
+    </w:p>
+    <w:p/>
+    <w:p>
+      <w:r>
+        <w:t>12. Conclusion: How to you practice your faith:</w:t>
+      </w:r>
+    </w:p>
+    <w:p>
+      <w:r>
+        <w:t xml:space="preserve">If you are Islam and you are scary of report card and score point, come to follow Jesus. </w:t>
+      </w:r>
+      <w:r>
+        <w:t xml:space="preserve"> </w:t>
+      </w:r>
+      <w:r>
+        <w:t>We are very confident to score 10/10.</w:t>
+      </w:r>
+    </w:p>
+    <w:p>
+      <w:r>
+        <w:t>Pray:</w:t>
+      </w:r>
+    </w:p>
+    <w:p>
+      <w:r>
+        <w:t>God, thank you your love for us. We are adopted through your son Jesus.</w:t>
+      </w:r>
+    </w:p>
+    <w:p/>
     <w:p/>
     <w:p/>
     <w:p/>
@@ -8595,6 +9188,7 @@
   <w:style w:type="character" w:default="1" w:styleId="DefaultParagraphFont">
     <w:name w:val="Default Paragraph Font"/>
     <w:uiPriority w:val="1"/>
+    <w:semiHidden/>
     <w:unhideWhenUsed/>
   </w:style>
   <w:style w:type="table" w:default="1" w:styleId="TableNormal">

--- a/Church/2026/2026_0711_MenloChurch.docx
+++ b/Church/2026/2026_0711_MenloChurch.docx
@@ -1381,7 +1381,13 @@
         <w:t xml:space="preserve"> system offer.</w:t>
       </w:r>
       <w:r>
-        <w:t xml:space="preserve"> They don’t know the scale before the judgment day. Even the Mouhammad who writes the reality that he is not sure for the judgment</w:t>
+        <w:t xml:space="preserve"> They don’t know the sc</w:t>
+      </w:r>
+      <w:r>
+        <w:t>ore</w:t>
+      </w:r>
+      <w:r>
+        <w:t xml:space="preserve"> before the judgment day. Even the Mouhammad who writes the reality that he is not sure for the judgment</w:t>
       </w:r>
       <w:r>
         <w:t xml:space="preserve"> day</w:t>
@@ -1575,13 +1581,8 @@
       <w:r>
         <w:t xml:space="preserve">Progressive Revelation </w:t>
       </w:r>
-      <w:proofErr w:type="gramStart"/>
-      <w:r>
-        <w:t>is</w:t>
-      </w:r>
-      <w:proofErr w:type="gramEnd"/>
-      <w:r>
-        <w:t xml:space="preserve"> Quran.</w:t>
+      <w:r>
+        <w:t>is Quran.</w:t>
       </w:r>
       <w:r>
         <w:t xml:space="preserve"> Quran is most accurate.</w:t>
@@ -2176,9 +2177,9 @@
           <w:noProof/>
         </w:rPr>
         <w:drawing>
-          <wp:inline distT="0" distB="0" distL="0" distR="0" wp14:anchorId="620ED815" wp14:editId="2C440F8A">
-            <wp:extent cx="2314575" cy="2084979"/>
-            <wp:effectExtent l="0" t="0" r="0" b="0"/>
+          <wp:inline distT="0" distB="0" distL="0" distR="0" wp14:anchorId="620ED815" wp14:editId="7D6FD79B">
+            <wp:extent cx="4018076" cy="3619500"/>
+            <wp:effectExtent l="0" t="0" r="1905" b="0"/>
             <wp:docPr id="59125306" name="Picture 1"/>
             <wp:cNvGraphicFramePr>
               <a:graphicFrameLocks xmlns:a="http://schemas.openxmlformats.org/drawingml/2006/main" noChangeAspect="1"/>
@@ -2199,7 +2200,7 @@
                   <pic:spPr>
                     <a:xfrm>
                       <a:off x="0" y="0"/>
-                      <a:ext cx="2320956" cy="2090727"/>
+                      <a:ext cx="4039063" cy="3638405"/>
                     </a:xfrm>
                     <a:prstGeom prst="rect">
                       <a:avLst/>
@@ -2218,6 +2219,81 @@
       </w:r>
       <w:r>
         <w:t>Muslim Identity.</w:t>
+      </w:r>
+    </w:p>
+    <w:p>
+      <w:r>
+        <w:t xml:space="preserve">  </w:t>
+      </w:r>
+      <w:r>
+        <w:rPr>
+          <w:b/>
+          <w:bCs/>
+        </w:rPr>
+        <w:t>1. Cultural Muslim</w:t>
+      </w:r>
+      <w:r>
+        <w:t>: Heritage • identity</w:t>
+      </w:r>
+    </w:p>
+    <w:p>
+      <w:r>
+        <w:t xml:space="preserve">  </w:t>
+      </w:r>
+      <w:r>
+        <w:rPr>
+          <w:b/>
+          <w:bCs/>
+        </w:rPr>
+        <w:t>2. Mainstream Sunni</w:t>
+      </w:r>
+      <w:r>
+        <w:t>: Majority tradition</w:t>
+      </w:r>
+    </w:p>
+    <w:p>
+      <w:r>
+        <w:t xml:space="preserve">  </w:t>
+      </w:r>
+      <w:r>
+        <w:rPr>
+          <w:b/>
+          <w:bCs/>
+        </w:rPr>
+        <w:t>3. Shi'a Islam</w:t>
+      </w:r>
+      <w:r>
+        <w:t>: Family of Ali</w:t>
+      </w:r>
+    </w:p>
+    <w:p>
+      <w:r>
+        <w:t xml:space="preserve">  </w:t>
+      </w:r>
+      <w:r>
+        <w:rPr>
+          <w:b/>
+          <w:bCs/>
+        </w:rPr>
+        <w:t>4. Sufi Traditions</w:t>
+      </w:r>
+      <w:r>
+        <w:t>: Devotion • mysticism</w:t>
+      </w:r>
+    </w:p>
+    <w:p>
+      <w:r>
+        <w:t xml:space="preserve">  </w:t>
+      </w:r>
+      <w:r>
+        <w:rPr>
+          <w:b/>
+          <w:bCs/>
+        </w:rPr>
+        <w:t>5. Salafi-Oriented</w:t>
+      </w:r>
+      <w:r>
+        <w:t>: Early Islam • reform</w:t>
       </w:r>
     </w:p>
     <w:p/>
@@ -2327,25 +2403,8 @@
     <w:p/>
     <w:p>
       <w:r>
-        <w:t>07</w:t>
-      </w:r>
-      <w:r>
-        <w:t>/</w:t>
-      </w:r>
-      <w:r>
-        <w:t>11/</w:t>
-      </w:r>
-      <w:r>
-        <w:t>202</w:t>
-      </w:r>
-      <w:r>
-        <w:t>6</w:t>
-      </w:r>
-      <w:r>
-        <w:t xml:space="preserve">, </w:t>
-      </w:r>
-      <w:r>
-        <w:t>Menlo Church Worship (Summary of last week, 07/05/2026)</w:t>
+        <w:lastRenderedPageBreak/>
+        <w:t>07/11/2026, Menlo Church Worship (Summary of last week, 07/05/2026)</w:t>
       </w:r>
     </w:p>
     <w:p>
@@ -2370,791 +2429,3160 @@
     </w:p>
     <w:p>
       <w:r>
-        <w:t>The Five Pillars of Effort (Islam)</w:t>
-      </w:r>
-      <w:r>
-        <w:t xml:space="preserve"> | Let's Be Honest</w:t>
-      </w:r>
-      <w:r>
-        <w:t>|</w:t>
+        <w:t xml:space="preserve">The Five Pillars of Effort (Islam) | Let's Be Honest| Menlo Church Phil EuBank, Lead Pastor </w:t>
+      </w:r>
+    </w:p>
+    <w:p/>
+    <w:p>
+      <w:r>
+        <w:t xml:space="preserve">In this “Let’s Be Honest” Series, we have: </w:t>
+      </w:r>
+    </w:p>
+    <w:p>
+      <w:r>
+        <w:t xml:space="preserve">a) June 28: Judaism, b) July 5: Islam, c) July 12: Buddhism, d) July 19: Mormonism, e) July 26: Catholicism, f) August 2: The Nones/Agnostic, g) August 9: The Gospel </w:t>
+      </w:r>
+    </w:p>
+    <w:p>
+      <w:r>
+        <w:t xml:space="preserve">Today, we discuss </w:t>
+      </w:r>
+      <w:r>
+        <w:t>b</w:t>
+      </w:r>
+      <w:r>
+        <w:t>) The Five Pillars of Effort (Islam)</w:t>
+      </w:r>
+    </w:p>
+    <w:p/>
+    <w:p>
+      <w:r>
+        <w:t xml:space="preserve">There is a big difference of </w:t>
+      </w:r>
+      <w:r>
+        <w:t>R</w:t>
+      </w:r>
+      <w:r>
+        <w:t xml:space="preserve">eport </w:t>
+      </w:r>
+      <w:r>
+        <w:t>C</w:t>
+      </w:r>
+      <w:r>
+        <w:t xml:space="preserve">ard </w:t>
+      </w:r>
+      <w:r>
+        <w:t>and</w:t>
       </w:r>
       <w:r>
         <w:t xml:space="preserve"> </w:t>
       </w:r>
       <w:r>
-        <w:t xml:space="preserve">Menlo Church </w:t>
-      </w:r>
-      <w:r>
-        <w:t>Phil</w:t>
+        <w:t>B</w:t>
+      </w:r>
+      <w:r>
+        <w:t xml:space="preserve">irth </w:t>
+      </w:r>
+      <w:r>
+        <w:t>C</w:t>
+      </w:r>
+      <w:r>
+        <w:t>ertificate</w:t>
+      </w:r>
+      <w:r>
+        <w:t xml:space="preserve">: </w:t>
+      </w:r>
+      <w:r>
+        <w:t xml:space="preserve">Report </w:t>
+      </w:r>
+      <w:r>
+        <w:t>C</w:t>
+      </w:r>
+      <w:r>
+        <w:t>ard tells us the performance of your work in life. Birth certificate tells us how you who are born.</w:t>
       </w:r>
       <w:r>
         <w:t xml:space="preserve"> </w:t>
       </w:r>
       <w:r>
-        <w:t>EuBank</w:t>
-      </w:r>
-      <w:r>
-        <w:t>, Lead Pastor</w:t>
+        <w:t xml:space="preserve">Islam has their </w:t>
+      </w:r>
+      <w:r>
+        <w:t>Report Card style</w:t>
+      </w:r>
+      <w:r>
+        <w:t xml:space="preserve"> of faith and life. Christian </w:t>
+      </w:r>
+      <w:r>
+        <w:t xml:space="preserve">is the Birth Certificate </w:t>
+      </w:r>
+      <w:r>
+        <w:t>system</w:t>
+      </w:r>
+      <w:r>
+        <w:t xml:space="preserve">. </w:t>
+      </w:r>
+    </w:p>
+    <w:p/>
+    <w:p>
+      <w:r>
+        <w:t xml:space="preserve">1. </w:t>
+      </w:r>
+      <w:r>
+        <w:t>Most Muslims (The followers of Islam) follows the five pillars of Islam</w:t>
+      </w:r>
+      <w:r>
+        <w:t xml:space="preserve">: </w:t>
+      </w:r>
+      <w:r>
+        <w:t xml:space="preserve">If you are a Muslims, there are five </w:t>
+      </w:r>
+      <w:r>
+        <w:t>pillars</w:t>
+      </w:r>
+      <w:r>
+        <w:t xml:space="preserve"> that you have to follows.</w:t>
       </w:r>
       <w:r>
         <w:t xml:space="preserve"> </w:t>
       </w:r>
     </w:p>
+    <w:p>
+      <w:r>
+        <w:t>a</w:t>
+      </w:r>
+      <w:r>
+        <w:t xml:space="preserve">. </w:t>
+      </w:r>
+      <w:r>
+        <w:t>Shahada</w:t>
+      </w:r>
+      <w:r>
+        <w:t xml:space="preserve"> (</w:t>
+      </w:r>
+      <w:r>
+        <w:t>Faith)</w:t>
+      </w:r>
+      <w:r>
+        <w:t xml:space="preserve">: </w:t>
+      </w:r>
+      <w:r>
+        <w:t xml:space="preserve">Allah is the only God and Muhammad is his prophet. </w:t>
+      </w:r>
+    </w:p>
+    <w:p>
+      <w:r>
+        <w:t>b</w:t>
+      </w:r>
+      <w:r>
+        <w:t xml:space="preserve">. </w:t>
+      </w:r>
+      <w:r>
+        <w:t>Salah</w:t>
+      </w:r>
+      <w:r>
+        <w:t xml:space="preserve"> (Prayer): </w:t>
+      </w:r>
+      <w:r>
+        <w:t>The prayers have to pray five times a day. Each time, you have to stop your work and submit your will to pray.</w:t>
+      </w:r>
+    </w:p>
+    <w:p>
+      <w:r>
+        <w:t>c</w:t>
+      </w:r>
+      <w:r>
+        <w:t xml:space="preserve">. </w:t>
+      </w:r>
+      <w:r>
+        <w:t>Zakat</w:t>
+      </w:r>
+      <w:r>
+        <w:t xml:space="preserve"> (Charity)</w:t>
+      </w:r>
+      <w:r>
+        <w:t>: Muslims</w:t>
+      </w:r>
+      <w:r>
+        <w:t xml:space="preserve"> have to give up money in a mandatory way to support the needs of the poor around you. It built into Muslims. There is no optional.</w:t>
+      </w:r>
+    </w:p>
+    <w:p>
+      <w:r>
+        <w:t>d</w:t>
+      </w:r>
+      <w:r>
+        <w:t xml:space="preserve">. </w:t>
+      </w:r>
+      <w:r>
+        <w:t xml:space="preserve">Sawn </w:t>
+      </w:r>
+      <w:r>
+        <w:t>(F</w:t>
+      </w:r>
+      <w:r>
+        <w:t>asting</w:t>
+      </w:r>
+      <w:r>
+        <w:t>)</w:t>
+      </w:r>
+      <w:r>
+        <w:t xml:space="preserve">. During the month of Ramadan. That month, during the day. </w:t>
+      </w:r>
+      <w:r>
+        <w:t>Muslims</w:t>
+      </w:r>
+      <w:r>
+        <w:t xml:space="preserve"> don’t eat; they don’t drink. They don’t enjoy other comforts until after the sun goes down. </w:t>
+      </w:r>
+    </w:p>
+    <w:p>
+      <w:r>
+        <w:t xml:space="preserve">e. </w:t>
+      </w:r>
+      <w:r>
+        <w:t>Hajj</w:t>
+      </w:r>
+      <w:r>
+        <w:t xml:space="preserve"> (</w:t>
+      </w:r>
+      <w:r>
+        <w:t>Pilgrimage</w:t>
+      </w:r>
+      <w:r>
+        <w:t>):</w:t>
+      </w:r>
+      <w:r>
+        <w:t xml:space="preserve"> </w:t>
+      </w:r>
+      <w:r>
+        <w:t xml:space="preserve">Muslims have </w:t>
+      </w:r>
+      <w:r>
+        <w:t>to Mecca in your lifetime if you are able.</w:t>
+      </w:r>
+      <w:r>
+        <w:t xml:space="preserve"> </w:t>
+      </w:r>
+      <w:r>
+        <w:t>You join with millions of people who are doing the same thing.</w:t>
+      </w:r>
+    </w:p>
+    <w:p>
+      <w:r>
+        <w:t xml:space="preserve">2. </w:t>
+      </w:r>
+      <w:r>
+        <w:t xml:space="preserve">These five pillars are not suggestions for Muslims. They are obligations. </w:t>
+      </w:r>
+    </w:p>
+    <w:p>
+      <w:r>
+        <w:t xml:space="preserve">3. </w:t>
+      </w:r>
+      <w:r>
+        <w:t>The</w:t>
+      </w:r>
+      <w:r>
+        <w:t xml:space="preserve"> Islams</w:t>
+      </w:r>
+      <w:r>
+        <w:t xml:space="preserve"> don’t know the </w:t>
+      </w:r>
+      <w:r>
+        <w:t xml:space="preserve">Report Card </w:t>
+      </w:r>
+      <w:r>
+        <w:t>sc</w:t>
+      </w:r>
+      <w:r>
+        <w:t>ore</w:t>
+      </w:r>
+      <w:r>
+        <w:t xml:space="preserve"> before the judgment day. Even the Mouhammad </w:t>
+      </w:r>
+      <w:r>
+        <w:t>does not know</w:t>
+      </w:r>
+      <w:r>
+        <w:t xml:space="preserve">. </w:t>
+      </w:r>
+    </w:p>
+    <w:p>
+      <w:r>
+        <w:t xml:space="preserve">4. </w:t>
+      </w:r>
+      <w:r>
+        <w:t>Psalm 130:3</w:t>
+      </w:r>
+      <w:r>
+        <w:t xml:space="preserve">:  </w:t>
+      </w:r>
+      <w:r>
+        <w:t>No one could stand. Because Jesus is behalf of us</w:t>
+      </w:r>
+      <w:r>
+        <w:t xml:space="preserve">, we </w:t>
+      </w:r>
+      <w:r>
+        <w:t>are not scare.</w:t>
+      </w:r>
+      <w:r>
+        <w:t xml:space="preserve"> </w:t>
+      </w:r>
+    </w:p>
+    <w:p>
+      <w:r>
+        <w:rPr>
+          <w:noProof/>
+        </w:rPr>
+        <w:t>5</w:t>
+      </w:r>
+      <w:r>
+        <w:rPr>
+          <w:noProof/>
+        </w:rPr>
+        <w:t xml:space="preserve">. </w:t>
+      </w:r>
+      <w:r>
+        <w:t>Hebrews 13:8</w:t>
+      </w:r>
+      <w:r>
+        <w:t xml:space="preserve">: </w:t>
+      </w:r>
+      <w:r>
+        <w:t>Jesus Christ is the same yesterday, today, and forever.</w:t>
+      </w:r>
+      <w:r>
+        <w:t xml:space="preserve"> Jesus never change</w:t>
+      </w:r>
+      <w:r>
+        <w:t xml:space="preserve"> mind.</w:t>
+      </w:r>
+    </w:p>
+    <w:p>
+      <w:r>
+        <w:t>6</w:t>
+      </w:r>
+      <w:r>
+        <w:t xml:space="preserve">. </w:t>
+      </w:r>
+      <w:r>
+        <w:t>Deuteronomy 6:4</w:t>
+      </w:r>
+      <w:r>
+        <w:t xml:space="preserve">, </w:t>
+      </w:r>
+      <w:r>
+        <w:t>John 1:1</w:t>
+      </w:r>
+      <w:r>
+        <w:t>: God has trinity:  a)</w:t>
+      </w:r>
+      <w:r>
+        <w:t xml:space="preserve"> The Father</w:t>
+      </w:r>
+      <w:r>
+        <w:t xml:space="preserve">, b) </w:t>
+      </w:r>
+      <w:r>
+        <w:t>The Son</w:t>
+      </w:r>
+      <w:r>
+        <w:t xml:space="preserve">, c) </w:t>
+      </w:r>
+      <w:r>
+        <w:t>The Holy Spirit.</w:t>
+      </w:r>
+    </w:p>
+    <w:p>
+      <w:r>
+        <w:t>7</w:t>
+      </w:r>
+      <w:r>
+        <w:t xml:space="preserve">.  </w:t>
+      </w:r>
+      <w:r>
+        <w:t>John 14:6</w:t>
+      </w:r>
+      <w:r>
+        <w:t xml:space="preserve">: </w:t>
+      </w:r>
+      <w:r>
+        <w:t>I am the way, and the truth, and the life. No one comes to the Father except through me.</w:t>
+      </w:r>
+    </w:p>
+    <w:p>
+      <w:r>
+        <w:t>8</w:t>
+      </w:r>
+      <w:r>
+        <w:t xml:space="preserve">. </w:t>
+      </w:r>
+      <w:r>
+        <w:t>Common expressions of Muslim Identity</w:t>
+      </w:r>
+      <w:r>
+        <w:t xml:space="preserve"> and practice</w:t>
+      </w:r>
+      <w:r>
+        <w:t>:</w:t>
+      </w:r>
+    </w:p>
+    <w:p>
+      <w:r>
+        <w:t>a)</w:t>
+      </w:r>
+      <w:r>
+        <w:t xml:space="preserve"> Cultural Muslim: Heritage</w:t>
+      </w:r>
+      <w:r>
+        <w:t>,</w:t>
+      </w:r>
+      <w:r>
+        <w:t xml:space="preserve"> identity</w:t>
+      </w:r>
+    </w:p>
+    <w:p>
+      <w:r>
+        <w:t>b)</w:t>
+      </w:r>
+      <w:r>
+        <w:t xml:space="preserve"> Mainstream Sunni: Majority tradition</w:t>
+      </w:r>
+    </w:p>
+    <w:p>
+      <w:r>
+        <w:t>c)</w:t>
+      </w:r>
+      <w:r>
+        <w:t xml:space="preserve"> Shi'a Islam: Family of Ali</w:t>
+      </w:r>
+    </w:p>
+    <w:p>
+      <w:r>
+        <w:t>d)</w:t>
+      </w:r>
+      <w:r>
+        <w:t xml:space="preserve"> Sufi Traditions: Devotion</w:t>
+      </w:r>
+      <w:r>
+        <w:t>,</w:t>
+      </w:r>
+      <w:r>
+        <w:t xml:space="preserve"> mysticism</w:t>
+      </w:r>
+    </w:p>
+    <w:p>
+      <w:r>
+        <w:t>e)</w:t>
+      </w:r>
+      <w:r>
+        <w:t xml:space="preserve"> Salafi-Oriented: Early Islam</w:t>
+      </w:r>
+      <w:r>
+        <w:t>,</w:t>
+      </w:r>
+      <w:r>
+        <w:t xml:space="preserve"> reform</w:t>
+      </w:r>
+    </w:p>
+    <w:p>
+      <w:r>
+        <w:t>9</w:t>
+      </w:r>
+      <w:r>
+        <w:t>. Conclusion: How to you practice your faith</w:t>
+      </w:r>
+      <w:r>
+        <w:t>?</w:t>
+      </w:r>
+    </w:p>
+    <w:p>
+      <w:r>
+        <w:t>C</w:t>
+      </w:r>
+      <w:r>
+        <w:t>ome to follow Jesus</w:t>
+      </w:r>
+      <w:r>
+        <w:t xml:space="preserve"> with Birth Certi</w:t>
+      </w:r>
+      <w:r>
+        <w:t>fi</w:t>
+      </w:r>
+      <w:r>
+        <w:t>cate</w:t>
+      </w:r>
+      <w:r>
+        <w:t xml:space="preserve">. </w:t>
+      </w:r>
+      <w:r>
+        <w:t xml:space="preserve"> </w:t>
+      </w:r>
+    </w:p>
     <w:p/>
     <w:p>
       <w:r>
-        <w:t>We have several questions:</w:t>
-      </w:r>
-    </w:p>
-    <w:p>
-      <w:r>
+        <w:t>===</w:t>
+      </w:r>
+    </w:p>
+    <w:p>
+      <w:pPr>
+        <w:rPr>
+          <w:rFonts w:hint="eastAsia"/>
+        </w:rPr>
+      </w:pPr>
+      <w:r>
+        <w:rPr>
+          <w:rFonts w:hint="eastAsia"/>
+        </w:rPr>
+        <w:t>2026</w:t>
+      </w:r>
+      <w:r>
+        <w:rPr>
+          <w:rFonts w:hint="eastAsia"/>
+        </w:rPr>
+        <w:t>年</w:t>
+      </w:r>
+      <w:r>
+        <w:rPr>
+          <w:rFonts w:hint="eastAsia"/>
+        </w:rPr>
+        <w:t>7</w:t>
+      </w:r>
+      <w:r>
+        <w:rPr>
+          <w:rFonts w:hint="eastAsia"/>
+        </w:rPr>
+        <w:t>月</w:t>
+      </w:r>
+      <w:r>
+        <w:rPr>
+          <w:rFonts w:hint="eastAsia"/>
+        </w:rPr>
+        <w:t>11</w:t>
+      </w:r>
+      <w:r>
+        <w:rPr>
+          <w:rFonts w:hint="eastAsia"/>
+        </w:rPr>
+        <w:t>日，</w:t>
+      </w:r>
+      <w:r>
+        <w:rPr>
+          <w:rFonts w:hint="eastAsia"/>
+        </w:rPr>
+        <w:t>Menlo</w:t>
+      </w:r>
+      <w:r>
+        <w:rPr>
+          <w:rFonts w:hint="eastAsia"/>
+        </w:rPr>
+        <w:t>教會敬拜（回顧上週，</w:t>
+      </w:r>
+      <w:r>
+        <w:rPr>
+          <w:rFonts w:hint="eastAsia"/>
+        </w:rPr>
+        <w:t>2026</w:t>
+      </w:r>
+      <w:r>
+        <w:rPr>
+          <w:rFonts w:hint="eastAsia"/>
+        </w:rPr>
+        <w:t>年</w:t>
+      </w:r>
+      <w:r>
+        <w:rPr>
+          <w:rFonts w:hint="eastAsia"/>
+        </w:rPr>
+        <w:t>7</w:t>
+      </w:r>
+      <w:r>
+        <w:rPr>
+          <w:rFonts w:hint="eastAsia"/>
+        </w:rPr>
+        <w:t>月</w:t>
+      </w:r>
+      <w:r>
+        <w:rPr>
+          <w:rFonts w:hint="eastAsia"/>
+        </w:rPr>
+        <w:t>5</w:t>
+      </w:r>
+      <w:r>
+        <w:rPr>
+          <w:rFonts w:hint="eastAsia"/>
+        </w:rPr>
+        <w:t>日）</w:t>
+      </w:r>
+    </w:p>
+    <w:p>
+      <w:pPr>
+        <w:rPr>
+          <w:rFonts w:hint="eastAsia"/>
+        </w:rPr>
+      </w:pPr>
+      <w:r>
+        <w:rPr>
+          <w:rFonts w:hint="eastAsia"/>
+        </w:rPr>
+        <w:t>https://youtu.be/5x95NFgjozY?si=od5Abnw7g2GkCMba</w:t>
+      </w:r>
+    </w:p>
+    <w:p>
+      <w:pPr>
+        <w:rPr>
+          <w:rFonts w:hint="eastAsia"/>
+        </w:rPr>
+      </w:pPr>
+      <w:r>
+        <w:rPr>
+          <w:rFonts w:hint="eastAsia"/>
+        </w:rPr>
+        <w:t>https://github.com/peterhchen/1000_Family/tree/main/Church/2026</w:t>
+      </w:r>
+    </w:p>
+    <w:p>
+      <w:pPr>
+        <w:rPr>
+          <w:rFonts w:hint="eastAsia"/>
+        </w:rPr>
+      </w:pPr>
+      <w:r>
+        <w:rPr>
+          <w:rFonts w:hint="eastAsia"/>
+        </w:rPr>
+        <w:t>「</w:t>
+      </w:r>
+      <w:proofErr w:type="spellStart"/>
+      <w:r>
+        <w:rPr>
+          <w:rFonts w:hint="eastAsia"/>
+        </w:rPr>
+        <w:t>努力的五大支柱</w:t>
+      </w:r>
+      <w:proofErr w:type="spellEnd"/>
+      <w:r>
+        <w:rPr>
+          <w:rFonts w:hint="eastAsia"/>
+        </w:rPr>
+        <w:t>」（</w:t>
+      </w:r>
+      <w:proofErr w:type="spellStart"/>
+      <w:r>
+        <w:rPr>
+          <w:rFonts w:hint="eastAsia"/>
+        </w:rPr>
+        <w:t>伊斯蘭教</w:t>
+      </w:r>
+      <w:proofErr w:type="spellEnd"/>
+      <w:r>
+        <w:rPr>
+          <w:rFonts w:hint="eastAsia"/>
+        </w:rPr>
+        <w:t>）</w:t>
+      </w:r>
+      <w:r>
+        <w:rPr>
+          <w:rFonts w:hint="eastAsia"/>
+        </w:rPr>
+        <w:t xml:space="preserve">| </w:t>
+      </w:r>
+      <w:r>
+        <w:rPr>
+          <w:rFonts w:hint="eastAsia"/>
+        </w:rPr>
+        <w:t>「</w:t>
+      </w:r>
+      <w:proofErr w:type="spellStart"/>
+      <w:r>
+        <w:rPr>
+          <w:rFonts w:hint="eastAsia"/>
+        </w:rPr>
+        <w:t>坦誠相對</w:t>
+      </w:r>
+      <w:proofErr w:type="spellEnd"/>
+      <w:r>
+        <w:rPr>
+          <w:rFonts w:hint="eastAsia"/>
+        </w:rPr>
+        <w:t>」（</w:t>
+      </w:r>
+      <w:r>
+        <w:rPr>
+          <w:rFonts w:hint="eastAsia"/>
+        </w:rPr>
+        <w:t>Let</w:t>
+      </w:r>
+      <w:r>
+        <w:rPr>
+          <w:rFonts w:hint="eastAsia"/>
+        </w:rPr>
+        <w:t>’</w:t>
+      </w:r>
+      <w:r>
+        <w:rPr>
+          <w:rFonts w:hint="eastAsia"/>
+        </w:rPr>
+        <w:t xml:space="preserve">s Be </w:t>
+      </w:r>
+      <w:proofErr w:type="spellStart"/>
+      <w:r>
+        <w:rPr>
+          <w:rFonts w:hint="eastAsia"/>
+        </w:rPr>
+        <w:t>Honest</w:t>
+      </w:r>
+      <w:r>
+        <w:rPr>
+          <w:rFonts w:hint="eastAsia"/>
+        </w:rPr>
+        <w:t>）系列</w:t>
+      </w:r>
+      <w:proofErr w:type="spellEnd"/>
+      <w:r>
+        <w:rPr>
+          <w:rFonts w:hint="eastAsia"/>
+        </w:rPr>
+        <w:t xml:space="preserve"> | </w:t>
+      </w:r>
+      <w:proofErr w:type="spellStart"/>
+      <w:r>
+        <w:rPr>
+          <w:rFonts w:hint="eastAsia"/>
+        </w:rPr>
+        <w:t>Menlo</w:t>
+      </w:r>
+      <w:r>
+        <w:rPr>
+          <w:rFonts w:hint="eastAsia"/>
+        </w:rPr>
+        <w:t>教會主任牧師</w:t>
+      </w:r>
+      <w:proofErr w:type="spellEnd"/>
+      <w:r>
+        <w:rPr>
+          <w:rFonts w:hint="eastAsia"/>
+        </w:rPr>
+        <w:t xml:space="preserve"> Phil EuBank</w:t>
+      </w:r>
+    </w:p>
+    <w:p>
+      <w:pPr>
+        <w:rPr>
+          <w:rFonts w:hint="eastAsia"/>
+        </w:rPr>
+      </w:pPr>
+    </w:p>
+    <w:p>
+      <w:pPr>
+        <w:rPr>
+          <w:rFonts w:hint="eastAsia"/>
+        </w:rPr>
+      </w:pPr>
+      <w:proofErr w:type="spellStart"/>
+      <w:r>
+        <w:rPr>
+          <w:rFonts w:hint="eastAsia"/>
+        </w:rPr>
+        <w:t>在「坦誠相對」這一系列講道中，我們涵蓋了以下內容</w:t>
+      </w:r>
+      <w:proofErr w:type="spellEnd"/>
+      <w:r>
+        <w:rPr>
+          <w:rFonts w:hint="eastAsia"/>
+        </w:rPr>
+        <w:t>：</w:t>
+      </w:r>
+    </w:p>
+    <w:p>
+      <w:pPr>
+        <w:rPr>
+          <w:rFonts w:hint="eastAsia"/>
+        </w:rPr>
+      </w:pPr>
+      <w:r>
+        <w:rPr>
+          <w:rFonts w:hint="eastAsia"/>
+        </w:rPr>
+        <w:t>a) 6</w:t>
+      </w:r>
+      <w:r>
+        <w:rPr>
+          <w:rFonts w:hint="eastAsia"/>
+        </w:rPr>
+        <w:t>月</w:t>
+      </w:r>
+      <w:r>
+        <w:rPr>
+          <w:rFonts w:hint="eastAsia"/>
+        </w:rPr>
+        <w:t>28</w:t>
+      </w:r>
+      <w:r>
+        <w:rPr>
+          <w:rFonts w:hint="eastAsia"/>
+        </w:rPr>
+        <w:t>日：猶太教；</w:t>
+      </w:r>
+      <w:r>
+        <w:rPr>
+          <w:rFonts w:hint="eastAsia"/>
+        </w:rPr>
+        <w:t>b) 7</w:t>
+      </w:r>
+      <w:r>
+        <w:rPr>
+          <w:rFonts w:hint="eastAsia"/>
+        </w:rPr>
+        <w:t>月</w:t>
+      </w:r>
+      <w:r>
+        <w:rPr>
+          <w:rFonts w:hint="eastAsia"/>
+        </w:rPr>
+        <w:t>5</w:t>
+      </w:r>
+      <w:r>
+        <w:rPr>
+          <w:rFonts w:hint="eastAsia"/>
+        </w:rPr>
+        <w:t>日：伊斯蘭教；</w:t>
+      </w:r>
+      <w:r>
+        <w:rPr>
+          <w:rFonts w:hint="eastAsia"/>
+        </w:rPr>
+        <w:t>c) 7</w:t>
+      </w:r>
+      <w:r>
+        <w:rPr>
+          <w:rFonts w:hint="eastAsia"/>
+        </w:rPr>
+        <w:t>月</w:t>
+      </w:r>
+      <w:r>
+        <w:rPr>
+          <w:rFonts w:hint="eastAsia"/>
+        </w:rPr>
+        <w:t>12</w:t>
+      </w:r>
+      <w:r>
+        <w:rPr>
+          <w:rFonts w:hint="eastAsia"/>
+        </w:rPr>
+        <w:t>日：佛教；</w:t>
+      </w:r>
+      <w:r>
+        <w:rPr>
+          <w:rFonts w:hint="eastAsia"/>
+        </w:rPr>
+        <w:t>d) 7</w:t>
+      </w:r>
+      <w:r>
+        <w:rPr>
+          <w:rFonts w:hint="eastAsia"/>
+        </w:rPr>
+        <w:t>月</w:t>
+      </w:r>
+      <w:r>
+        <w:rPr>
+          <w:rFonts w:hint="eastAsia"/>
+        </w:rPr>
+        <w:t>19</w:t>
+      </w:r>
+      <w:r>
+        <w:rPr>
+          <w:rFonts w:hint="eastAsia"/>
+        </w:rPr>
+        <w:t>日：摩門教；</w:t>
+      </w:r>
+      <w:r>
+        <w:rPr>
+          <w:rFonts w:hint="eastAsia"/>
+        </w:rPr>
+        <w:t>e) 7</w:t>
+      </w:r>
+      <w:r>
+        <w:rPr>
+          <w:rFonts w:hint="eastAsia"/>
+        </w:rPr>
+        <w:t>月</w:t>
+      </w:r>
+      <w:r>
+        <w:rPr>
+          <w:rFonts w:hint="eastAsia"/>
+        </w:rPr>
+        <w:t>26</w:t>
+      </w:r>
+      <w:r>
+        <w:rPr>
+          <w:rFonts w:hint="eastAsia"/>
+        </w:rPr>
+        <w:t>日：天主教；</w:t>
+      </w:r>
+      <w:r>
+        <w:rPr>
+          <w:rFonts w:hint="eastAsia"/>
+        </w:rPr>
+        <w:t>f) 8</w:t>
+      </w:r>
+      <w:r>
+        <w:rPr>
+          <w:rFonts w:hint="eastAsia"/>
+        </w:rPr>
+        <w:t>月</w:t>
+      </w:r>
+      <w:r>
+        <w:rPr>
+          <w:rFonts w:hint="eastAsia"/>
+        </w:rPr>
+        <w:t>2</w:t>
+      </w:r>
+      <w:r>
+        <w:rPr>
+          <w:rFonts w:hint="eastAsia"/>
+        </w:rPr>
+        <w:t>日：無宗教信仰者</w:t>
+      </w:r>
+      <w:r>
+        <w:rPr>
+          <w:rFonts w:hint="eastAsia"/>
+        </w:rPr>
+        <w:t>/</w:t>
+      </w:r>
+      <w:proofErr w:type="spellStart"/>
+      <w:r>
+        <w:rPr>
+          <w:rFonts w:hint="eastAsia"/>
+        </w:rPr>
+        <w:t>不可知論者；</w:t>
+      </w:r>
+      <w:r>
+        <w:rPr>
+          <w:rFonts w:hint="eastAsia"/>
+        </w:rPr>
+        <w:t>g</w:t>
+      </w:r>
+      <w:proofErr w:type="spellEnd"/>
+      <w:r>
+        <w:rPr>
+          <w:rFonts w:hint="eastAsia"/>
+        </w:rPr>
+        <w:t>) 8</w:t>
+      </w:r>
+      <w:r>
+        <w:rPr>
+          <w:rFonts w:hint="eastAsia"/>
+        </w:rPr>
+        <w:t>月</w:t>
+      </w:r>
+      <w:r>
+        <w:rPr>
+          <w:rFonts w:hint="eastAsia"/>
+        </w:rPr>
+        <w:t>9</w:t>
+      </w:r>
+      <w:r>
+        <w:rPr>
+          <w:rFonts w:hint="eastAsia"/>
+        </w:rPr>
+        <w:t>日：福音書福音；</w:t>
+      </w:r>
+    </w:p>
+    <w:p>
+      <w:pPr>
+        <w:rPr>
+          <w:rFonts w:hint="eastAsia"/>
+        </w:rPr>
+      </w:pPr>
+      <w:proofErr w:type="spellStart"/>
+      <w:r>
+        <w:rPr>
+          <w:rFonts w:hint="eastAsia"/>
+        </w:rPr>
+        <w:t>今天，我們要探討的是</w:t>
+      </w:r>
+      <w:proofErr w:type="spellEnd"/>
+      <w:r>
+        <w:rPr>
+          <w:rFonts w:hint="eastAsia"/>
+        </w:rPr>
+        <w:t xml:space="preserve"> b) </w:t>
+      </w:r>
+      <w:r>
+        <w:rPr>
+          <w:rFonts w:hint="eastAsia"/>
+        </w:rPr>
+        <w:t>「</w:t>
+      </w:r>
+      <w:proofErr w:type="spellStart"/>
+      <w:r>
+        <w:rPr>
+          <w:rFonts w:hint="eastAsia"/>
+        </w:rPr>
+        <w:t>努力的五大支柱</w:t>
+      </w:r>
+      <w:proofErr w:type="spellEnd"/>
+      <w:r>
+        <w:rPr>
+          <w:rFonts w:hint="eastAsia"/>
+        </w:rPr>
+        <w:t>」（</w:t>
+      </w:r>
+      <w:proofErr w:type="spellStart"/>
+      <w:r>
+        <w:rPr>
+          <w:rFonts w:hint="eastAsia"/>
+        </w:rPr>
+        <w:t>伊斯蘭教</w:t>
+      </w:r>
+      <w:proofErr w:type="spellEnd"/>
+      <w:r>
+        <w:rPr>
+          <w:rFonts w:hint="eastAsia"/>
+        </w:rPr>
+        <w:t>）</w:t>
+      </w:r>
+    </w:p>
+    <w:p>
+      <w:pPr>
+        <w:rPr>
+          <w:rFonts w:hint="eastAsia"/>
+        </w:rPr>
+      </w:pPr>
+    </w:p>
+    <w:p>
+      <w:pPr>
+        <w:rPr>
+          <w:rFonts w:hint="eastAsia"/>
+        </w:rPr>
+      </w:pPr>
+      <w:r>
+        <w:rPr>
+          <w:rFonts w:hint="eastAsia"/>
+        </w:rPr>
+        <w:t>「成績單」與「出生證明」之間有著巨大的差異：成績單反映了你在生活中工作的表現；而出生證明則顯示了你的出身（你是如何降生的）。伊斯蘭教的信仰與生活模式類似「成績單」體系，而基督教則屬於「出生證明」體系。</w:t>
+      </w:r>
+    </w:p>
+    <w:p>
+      <w:pPr>
+        <w:rPr>
+          <w:rFonts w:hint="eastAsia"/>
+        </w:rPr>
+      </w:pPr>
+    </w:p>
+    <w:p>
+      <w:pPr>
+        <w:rPr>
+          <w:rFonts w:hint="eastAsia"/>
+        </w:rPr>
+      </w:pPr>
+      <w:r>
+        <w:rPr>
+          <w:rFonts w:hint="eastAsia"/>
+        </w:rPr>
+        <w:t xml:space="preserve">1. </w:t>
+      </w:r>
+      <w:proofErr w:type="spellStart"/>
+      <w:r>
+        <w:rPr>
+          <w:rFonts w:hint="eastAsia"/>
+        </w:rPr>
+        <w:t>大多數穆斯林（伊斯蘭教信徒）都遵循伊斯蘭教的五大支柱：身為穆斯林，必須遵守這五個基本準則</w:t>
+      </w:r>
+      <w:proofErr w:type="spellEnd"/>
+      <w:r>
+        <w:rPr>
+          <w:rFonts w:hint="eastAsia"/>
+        </w:rPr>
+        <w:t>。</w:t>
+      </w:r>
+    </w:p>
+    <w:p>
+      <w:pPr>
+        <w:rPr>
+          <w:rFonts w:hint="eastAsia"/>
+        </w:rPr>
+      </w:pPr>
+      <w:r>
+        <w:rPr>
+          <w:rFonts w:hint="eastAsia"/>
+        </w:rPr>
+        <w:t xml:space="preserve">a. </w:t>
+      </w:r>
+      <w:proofErr w:type="spellStart"/>
+      <w:r>
+        <w:rPr>
+          <w:rFonts w:hint="eastAsia"/>
+        </w:rPr>
+        <w:t>念證（</w:t>
+      </w:r>
+      <w:r>
+        <w:rPr>
+          <w:rFonts w:hint="eastAsia"/>
+        </w:rPr>
+        <w:t>Shahada</w:t>
+      </w:r>
+      <w:proofErr w:type="spellEnd"/>
+      <w:r>
+        <w:rPr>
+          <w:rFonts w:hint="eastAsia"/>
+        </w:rPr>
+        <w:t>/</w:t>
+      </w:r>
+      <w:proofErr w:type="spellStart"/>
+      <w:r>
+        <w:rPr>
+          <w:rFonts w:hint="eastAsia"/>
+        </w:rPr>
+        <w:t>信仰</w:t>
+      </w:r>
+      <w:proofErr w:type="spellEnd"/>
+      <w:r>
+        <w:rPr>
+          <w:rFonts w:hint="eastAsia"/>
+        </w:rPr>
+        <w:t>）：</w:t>
+      </w:r>
+      <w:proofErr w:type="spellStart"/>
+      <w:r>
+        <w:rPr>
+          <w:rFonts w:hint="eastAsia"/>
+        </w:rPr>
+        <w:t>承認真主是唯一的真神，穆罕默德是祂的先知</w:t>
+      </w:r>
+      <w:proofErr w:type="spellEnd"/>
+      <w:r>
+        <w:rPr>
+          <w:rFonts w:hint="eastAsia"/>
+        </w:rPr>
+        <w:t>。</w:t>
+      </w:r>
+    </w:p>
+    <w:p>
+      <w:pPr>
+        <w:rPr>
+          <w:rFonts w:hint="eastAsia"/>
+        </w:rPr>
+      </w:pPr>
+      <w:r>
+        <w:rPr>
+          <w:rFonts w:hint="eastAsia"/>
+        </w:rPr>
+        <w:t xml:space="preserve">b. </w:t>
+      </w:r>
+      <w:proofErr w:type="spellStart"/>
+      <w:r>
+        <w:rPr>
+          <w:rFonts w:hint="eastAsia"/>
+        </w:rPr>
+        <w:t>禮拜（</w:t>
+      </w:r>
+      <w:r>
+        <w:rPr>
+          <w:rFonts w:hint="eastAsia"/>
+        </w:rPr>
+        <w:t>Salah</w:t>
+      </w:r>
+      <w:proofErr w:type="spellEnd"/>
+      <w:r>
+        <w:rPr>
+          <w:rFonts w:hint="eastAsia"/>
+        </w:rPr>
+        <w:t>/</w:t>
+      </w:r>
+      <w:proofErr w:type="spellStart"/>
+      <w:r>
+        <w:rPr>
+          <w:rFonts w:hint="eastAsia"/>
+        </w:rPr>
+        <w:t>禱告</w:t>
+      </w:r>
+      <w:proofErr w:type="spellEnd"/>
+      <w:r>
+        <w:rPr>
+          <w:rFonts w:hint="eastAsia"/>
+        </w:rPr>
+        <w:t>）：</w:t>
+      </w:r>
+      <w:proofErr w:type="spellStart"/>
+      <w:r>
+        <w:rPr>
+          <w:rFonts w:hint="eastAsia"/>
+        </w:rPr>
+        <w:t>每天必須進行五次禮拜。每次禮拜時，都要放下手邊的工作，順服神並進行禱告</w:t>
+      </w:r>
+      <w:proofErr w:type="spellEnd"/>
+      <w:r>
+        <w:rPr>
+          <w:rFonts w:hint="eastAsia"/>
+        </w:rPr>
+        <w:t>。</w:t>
+      </w:r>
+    </w:p>
+    <w:p>
+      <w:pPr>
+        <w:rPr>
+          <w:rFonts w:hint="eastAsia"/>
+        </w:rPr>
+      </w:pPr>
+      <w:r>
+        <w:rPr>
+          <w:rFonts w:hint="eastAsia"/>
+        </w:rPr>
+        <w:t xml:space="preserve">c. </w:t>
+      </w:r>
+      <w:r>
+        <w:rPr>
+          <w:rFonts w:hint="eastAsia"/>
+        </w:rPr>
+        <w:t>課稅</w:t>
+      </w:r>
+      <w:r>
+        <w:rPr>
+          <w:rFonts w:hint="eastAsia"/>
+        </w:rPr>
+        <w:t>/</w:t>
+      </w:r>
+      <w:r>
+        <w:rPr>
+          <w:rFonts w:hint="eastAsia"/>
+        </w:rPr>
+        <w:t>天課（</w:t>
+      </w:r>
+      <w:r>
+        <w:rPr>
+          <w:rFonts w:hint="eastAsia"/>
+        </w:rPr>
+        <w:t>Zakat/</w:t>
+      </w:r>
+      <w:r>
+        <w:rPr>
+          <w:rFonts w:hint="eastAsia"/>
+        </w:rPr>
+        <w:t>慈善）：穆斯林必須強制性地捐獻錢財，以資助周圍貧困者的需求。這是穆斯林信仰體系中不可或缺的一部分，沒有選擇餘地。</w:t>
+      </w:r>
+    </w:p>
+    <w:p>
+      <w:pPr>
+        <w:rPr>
+          <w:rFonts w:hint="eastAsia"/>
+        </w:rPr>
+      </w:pPr>
+      <w:r>
+        <w:rPr>
+          <w:rFonts w:hint="eastAsia"/>
+        </w:rPr>
+        <w:t xml:space="preserve">d. </w:t>
+      </w:r>
+      <w:proofErr w:type="spellStart"/>
+      <w:r>
+        <w:rPr>
+          <w:rFonts w:hint="eastAsia"/>
+        </w:rPr>
+        <w:t>齋戒（</w:t>
+      </w:r>
+      <w:r>
+        <w:rPr>
+          <w:rFonts w:hint="eastAsia"/>
+        </w:rPr>
+        <w:t>Sawm</w:t>
+      </w:r>
+      <w:proofErr w:type="spellEnd"/>
+      <w:r>
+        <w:rPr>
+          <w:rFonts w:hint="eastAsia"/>
+        </w:rPr>
+        <w:t>/</w:t>
+      </w:r>
+      <w:proofErr w:type="spellStart"/>
+      <w:r>
+        <w:rPr>
+          <w:rFonts w:hint="eastAsia"/>
+        </w:rPr>
+        <w:t>禁食</w:t>
+      </w:r>
+      <w:proofErr w:type="spellEnd"/>
+      <w:r>
+        <w:rPr>
+          <w:rFonts w:hint="eastAsia"/>
+        </w:rPr>
+        <w:t>）：</w:t>
+      </w:r>
+      <w:proofErr w:type="spellStart"/>
+      <w:r>
+        <w:rPr>
+          <w:rFonts w:hint="eastAsia"/>
+        </w:rPr>
+        <w:t>在齋戒月期間，穆斯林在白晝時既不進食也不飲水，也不享受其他舒適享樂，直到日落之後方可進食</w:t>
+      </w:r>
+      <w:proofErr w:type="spellEnd"/>
+      <w:r>
+        <w:rPr>
+          <w:rFonts w:hint="eastAsia"/>
+        </w:rPr>
+        <w:t>。</w:t>
+      </w:r>
+    </w:p>
+    <w:p>
+      <w:pPr>
+        <w:rPr>
+          <w:rFonts w:hint="eastAsia"/>
+        </w:rPr>
+      </w:pPr>
+      <w:r>
+        <w:rPr>
+          <w:rFonts w:hint="eastAsia"/>
+        </w:rPr>
+        <w:t xml:space="preserve">e. </w:t>
+      </w:r>
+      <w:proofErr w:type="spellStart"/>
+      <w:r>
+        <w:rPr>
+          <w:rFonts w:hint="eastAsia"/>
+        </w:rPr>
+        <w:t>朝覲（</w:t>
+      </w:r>
+      <w:r>
+        <w:rPr>
+          <w:rFonts w:hint="eastAsia"/>
+        </w:rPr>
+        <w:t>Hajj</w:t>
+      </w:r>
+      <w:proofErr w:type="spellEnd"/>
+      <w:r>
+        <w:rPr>
+          <w:rFonts w:hint="eastAsia"/>
+        </w:rPr>
+        <w:t>/</w:t>
+      </w:r>
+      <w:proofErr w:type="spellStart"/>
+      <w:r>
+        <w:rPr>
+          <w:rFonts w:hint="eastAsia"/>
+        </w:rPr>
+        <w:t>朝聖</w:t>
+      </w:r>
+      <w:proofErr w:type="spellEnd"/>
+      <w:r>
+        <w:rPr>
+          <w:rFonts w:hint="eastAsia"/>
+        </w:rPr>
+        <w:t>）：</w:t>
+      </w:r>
+      <w:proofErr w:type="spellStart"/>
+      <w:r>
+        <w:rPr>
+          <w:rFonts w:hint="eastAsia"/>
+        </w:rPr>
+        <w:t>穆斯林在有能力的情況下，一生中必須前往麥加朝覲。你將與數百萬做同樣事情的人一同參與其中</w:t>
+      </w:r>
+      <w:proofErr w:type="spellEnd"/>
+      <w:r>
+        <w:rPr>
+          <w:rFonts w:hint="eastAsia"/>
+        </w:rPr>
+        <w:t>。</w:t>
+      </w:r>
+    </w:p>
+    <w:p>
+      <w:pPr>
+        <w:rPr>
+          <w:rFonts w:hint="eastAsia"/>
+        </w:rPr>
+      </w:pPr>
+      <w:r>
+        <w:rPr>
+          <w:rFonts w:hint="eastAsia"/>
+        </w:rPr>
+        <w:t xml:space="preserve">2. </w:t>
+      </w:r>
+      <w:proofErr w:type="spellStart"/>
+      <w:r>
+        <w:rPr>
+          <w:rFonts w:hint="eastAsia"/>
+        </w:rPr>
+        <w:t>這五大支柱對穆斯林而言並非僅僅是建議，而是必須履行的義務</w:t>
+      </w:r>
+      <w:proofErr w:type="spellEnd"/>
+      <w:r>
+        <w:rPr>
+          <w:rFonts w:hint="eastAsia"/>
+        </w:rPr>
+        <w:t>。</w:t>
+      </w:r>
+    </w:p>
+    <w:p>
+      <w:pPr>
+        <w:rPr>
+          <w:rFonts w:hint="eastAsia"/>
+        </w:rPr>
+      </w:pPr>
+      <w:r>
+        <w:rPr>
+          <w:rFonts w:hint="eastAsia"/>
+        </w:rPr>
+        <w:t xml:space="preserve">3. </w:t>
+      </w:r>
+      <w:proofErr w:type="spellStart"/>
+      <w:r>
+        <w:rPr>
+          <w:rFonts w:hint="eastAsia"/>
+        </w:rPr>
+        <w:t>在審判日之前，穆斯林無法預知自己的「成績單」結果；即使是穆罕默德本人也不知曉</w:t>
+      </w:r>
+      <w:proofErr w:type="spellEnd"/>
+      <w:r>
+        <w:rPr>
+          <w:rFonts w:hint="eastAsia"/>
+        </w:rPr>
+        <w:t>。</w:t>
+      </w:r>
+    </w:p>
+    <w:p>
+      <w:pPr>
+        <w:rPr>
+          <w:rFonts w:hint="eastAsia"/>
+        </w:rPr>
+      </w:pPr>
+      <w:r>
+        <w:rPr>
+          <w:rFonts w:hint="eastAsia"/>
+        </w:rPr>
+        <w:t xml:space="preserve">4. </w:t>
+      </w:r>
+      <w:r>
+        <w:rPr>
+          <w:rFonts w:hint="eastAsia"/>
+        </w:rPr>
+        <w:t>《詩篇》</w:t>
+      </w:r>
+      <w:r>
+        <w:rPr>
+          <w:rFonts w:hint="eastAsia"/>
+        </w:rPr>
+        <w:t>130:3</w:t>
+      </w:r>
+      <w:r>
+        <w:rPr>
+          <w:rFonts w:hint="eastAsia"/>
+        </w:rPr>
+        <w:t>：無人能站立得住（在神面前稱義）。</w:t>
+      </w:r>
+      <w:proofErr w:type="spellStart"/>
+      <w:r>
+        <w:rPr>
+          <w:rFonts w:hint="eastAsia"/>
+        </w:rPr>
+        <w:t>但因耶穌站在我們這邊，我們便無所畏懼</w:t>
+      </w:r>
+      <w:proofErr w:type="spellEnd"/>
+      <w:r>
+        <w:rPr>
+          <w:rFonts w:hint="eastAsia"/>
+        </w:rPr>
+        <w:t>。</w:t>
+      </w:r>
+    </w:p>
+    <w:p>
+      <w:pPr>
+        <w:rPr>
+          <w:rFonts w:hint="eastAsia"/>
+        </w:rPr>
+      </w:pPr>
+      <w:r>
+        <w:rPr>
+          <w:rFonts w:hint="eastAsia"/>
+        </w:rPr>
+        <w:t xml:space="preserve">5. </w:t>
+      </w:r>
+      <w:r>
+        <w:rPr>
+          <w:rFonts w:hint="eastAsia"/>
+        </w:rPr>
+        <w:t>《希伯來書》</w:t>
+      </w:r>
+      <w:r>
+        <w:rPr>
+          <w:rFonts w:hint="eastAsia"/>
+        </w:rPr>
+        <w:t>13:8</w:t>
+      </w:r>
+      <w:r>
+        <w:rPr>
+          <w:rFonts w:hint="eastAsia"/>
+        </w:rPr>
+        <w:t>：耶穌基督昨日、今日、一直到永遠，是一樣的。耶穌絕不會改變心意。</w:t>
+      </w:r>
+    </w:p>
+    <w:p>
+      <w:pPr>
+        <w:rPr>
+          <w:rFonts w:hint="eastAsia"/>
+        </w:rPr>
+      </w:pPr>
+      <w:r>
+        <w:rPr>
+          <w:rFonts w:hint="eastAsia"/>
+        </w:rPr>
+        <w:t xml:space="preserve">6. </w:t>
+      </w:r>
+      <w:r>
+        <w:rPr>
+          <w:rFonts w:hint="eastAsia"/>
+        </w:rPr>
+        <w:t>《申命記》</w:t>
+      </w:r>
+      <w:r>
+        <w:rPr>
+          <w:rFonts w:hint="eastAsia"/>
+        </w:rPr>
+        <w:t>6:4</w:t>
+      </w:r>
+      <w:r>
+        <w:rPr>
+          <w:rFonts w:hint="eastAsia"/>
+        </w:rPr>
+        <w:t>，《約翰福音》</w:t>
+      </w:r>
+      <w:r>
+        <w:rPr>
+          <w:rFonts w:hint="eastAsia"/>
+        </w:rPr>
+        <w:t>1:1</w:t>
+      </w:r>
+      <w:r>
+        <w:rPr>
+          <w:rFonts w:hint="eastAsia"/>
+        </w:rPr>
+        <w:t>：神具有三位一體的屬性：</w:t>
+      </w:r>
+      <w:r>
+        <w:rPr>
+          <w:rFonts w:hint="eastAsia"/>
+        </w:rPr>
         <w:t xml:space="preserve">a) </w:t>
       </w:r>
-      <w:r>
-        <w:t>Was Jesus a Prophet … or the son of God?</w:t>
-      </w:r>
-    </w:p>
-    <w:p>
-      <w:r>
+      <w:proofErr w:type="spellStart"/>
+      <w:r>
+        <w:rPr>
+          <w:rFonts w:hint="eastAsia"/>
+        </w:rPr>
+        <w:t>父，</w:t>
+      </w:r>
+      <w:r>
+        <w:rPr>
+          <w:rFonts w:hint="eastAsia"/>
+        </w:rPr>
+        <w:t>b</w:t>
+      </w:r>
+      <w:proofErr w:type="spellEnd"/>
+      <w:r>
+        <w:rPr>
+          <w:rFonts w:hint="eastAsia"/>
+        </w:rPr>
+        <w:t xml:space="preserve">) </w:t>
+      </w:r>
+      <w:proofErr w:type="spellStart"/>
+      <w:r>
+        <w:rPr>
+          <w:rFonts w:hint="eastAsia"/>
+        </w:rPr>
+        <w:t>子，</w:t>
+      </w:r>
+      <w:r>
+        <w:rPr>
+          <w:rFonts w:hint="eastAsia"/>
+        </w:rPr>
+        <w:t>c</w:t>
+      </w:r>
+      <w:proofErr w:type="spellEnd"/>
+      <w:r>
+        <w:rPr>
+          <w:rFonts w:hint="eastAsia"/>
+        </w:rPr>
+        <w:t xml:space="preserve">) </w:t>
+      </w:r>
+      <w:proofErr w:type="spellStart"/>
+      <w:r>
+        <w:rPr>
+          <w:rFonts w:hint="eastAsia"/>
+        </w:rPr>
+        <w:t>聖靈</w:t>
+      </w:r>
+      <w:proofErr w:type="spellEnd"/>
+      <w:r>
+        <w:rPr>
+          <w:rFonts w:hint="eastAsia"/>
+        </w:rPr>
+        <w:t>。</w:t>
+      </w:r>
+    </w:p>
+    <w:p>
+      <w:pPr>
+        <w:rPr>
+          <w:rFonts w:hint="eastAsia"/>
+        </w:rPr>
+      </w:pPr>
+      <w:r>
+        <w:rPr>
+          <w:rFonts w:hint="eastAsia"/>
+        </w:rPr>
+        <w:t xml:space="preserve">7. </w:t>
+      </w:r>
+      <w:r>
+        <w:rPr>
+          <w:rFonts w:hint="eastAsia"/>
+        </w:rPr>
+        <w:t>《約翰福音》</w:t>
+      </w:r>
+      <w:r>
+        <w:rPr>
+          <w:rFonts w:hint="eastAsia"/>
+        </w:rPr>
+        <w:t>14:6</w:t>
+      </w:r>
+      <w:r>
+        <w:rPr>
+          <w:rFonts w:hint="eastAsia"/>
+        </w:rPr>
+        <w:t>：我就是道路、真理、生命；若不藉著我，就沒有人能到父那裡去。</w:t>
+      </w:r>
+    </w:p>
+    <w:p>
+      <w:pPr>
+        <w:rPr>
+          <w:rFonts w:hint="eastAsia"/>
+        </w:rPr>
+      </w:pPr>
+      <w:r>
+        <w:rPr>
+          <w:rFonts w:hint="eastAsia"/>
+        </w:rPr>
+        <w:t xml:space="preserve">8. </w:t>
+      </w:r>
+      <w:proofErr w:type="spellStart"/>
+      <w:r>
+        <w:rPr>
+          <w:rFonts w:hint="eastAsia"/>
+        </w:rPr>
+        <w:t>穆斯林身分與實踐的常見類型</w:t>
+      </w:r>
+      <w:proofErr w:type="spellEnd"/>
+      <w:r>
+        <w:rPr>
+          <w:rFonts w:hint="eastAsia"/>
+        </w:rPr>
+        <w:t>：</w:t>
+      </w:r>
+    </w:p>
+    <w:p>
+      <w:pPr>
+        <w:rPr>
+          <w:rFonts w:hint="eastAsia"/>
+        </w:rPr>
+      </w:pPr>
+      <w:r>
+        <w:rPr>
+          <w:rFonts w:hint="eastAsia"/>
+        </w:rPr>
+        <w:t xml:space="preserve">a) </w:t>
+      </w:r>
+      <w:proofErr w:type="spellStart"/>
+      <w:r>
+        <w:rPr>
+          <w:rFonts w:hint="eastAsia"/>
+        </w:rPr>
+        <w:t>文化穆斯林：著重文化傳承與認同</w:t>
+      </w:r>
+      <w:proofErr w:type="spellEnd"/>
+    </w:p>
+    <w:p>
+      <w:pPr>
+        <w:rPr>
+          <w:rFonts w:hint="eastAsia"/>
+        </w:rPr>
+      </w:pPr>
+      <w:r>
+        <w:rPr>
+          <w:rFonts w:hint="eastAsia"/>
+        </w:rPr>
         <w:t xml:space="preserve">b) </w:t>
       </w:r>
-      <w:r>
-        <w:t>Was Jesus the promised messiah or are we still waiting?</w:t>
-      </w:r>
-    </w:p>
-    <w:p>
-      <w:r>
+      <w:proofErr w:type="spellStart"/>
+      <w:r>
+        <w:rPr>
+          <w:rFonts w:hint="eastAsia"/>
+        </w:rPr>
+        <w:t>主流遜尼派：遵循大多數人的傳統</w:t>
+      </w:r>
+      <w:proofErr w:type="spellEnd"/>
+    </w:p>
+    <w:p>
+      <w:pPr>
+        <w:rPr>
+          <w:rFonts w:hint="eastAsia"/>
+        </w:rPr>
+      </w:pPr>
+      <w:r>
+        <w:rPr>
+          <w:rFonts w:hint="eastAsia"/>
+        </w:rPr>
         <w:t xml:space="preserve">c) </w:t>
       </w:r>
-      <w:r>
-        <w:t>Is suffering solved by grace or by detachment and enlightenment?</w:t>
-      </w:r>
-    </w:p>
-    <w:p>
-      <w:r>
+      <w:proofErr w:type="spellStart"/>
+      <w:r>
+        <w:rPr>
+          <w:rFonts w:hint="eastAsia"/>
+        </w:rPr>
+        <w:t>什葉派伊斯蘭教：追隨阿里（</w:t>
+      </w:r>
+      <w:r>
+        <w:rPr>
+          <w:rFonts w:hint="eastAsia"/>
+        </w:rPr>
+        <w:t>Ali</w:t>
+      </w:r>
+      <w:r>
+        <w:rPr>
+          <w:rFonts w:hint="eastAsia"/>
+        </w:rPr>
+        <w:t>）及其家族</w:t>
+      </w:r>
+      <w:proofErr w:type="spellEnd"/>
+    </w:p>
+    <w:p>
+      <w:pPr>
+        <w:rPr>
+          <w:rFonts w:hint="eastAsia"/>
+        </w:rPr>
+      </w:pPr>
+      <w:r>
+        <w:rPr>
+          <w:rFonts w:hint="eastAsia"/>
+        </w:rPr>
         <w:t xml:space="preserve">d) </w:t>
       </w:r>
-      <w:r>
-        <w:t>Is God eternally one being or one among many exalted</w:t>
-      </w:r>
-      <w:r>
+      <w:proofErr w:type="spellStart"/>
+      <w:r>
+        <w:rPr>
+          <w:rFonts w:hint="eastAsia"/>
+        </w:rPr>
+        <w:t>蘇菲派傳統：著重於虔誠敬拜與神秘主義體驗</w:t>
+      </w:r>
+      <w:proofErr w:type="spellEnd"/>
+    </w:p>
+    <w:p>
+      <w:pPr>
+        <w:rPr>
+          <w:rFonts w:hint="eastAsia"/>
+        </w:rPr>
+      </w:pPr>
+      <w:r>
+        <w:rPr>
+          <w:rFonts w:hint="eastAsia"/>
+        </w:rPr>
+        <w:t xml:space="preserve">e) </w:t>
+      </w:r>
+      <w:proofErr w:type="spellStart"/>
+      <w:r>
+        <w:rPr>
+          <w:rFonts w:hint="eastAsia"/>
+        </w:rPr>
+        <w:t>薩拉菲派（</w:t>
+      </w:r>
+      <w:r>
+        <w:rPr>
+          <w:rFonts w:hint="eastAsia"/>
+        </w:rPr>
+        <w:t>Salafi</w:t>
+      </w:r>
+      <w:r>
+        <w:rPr>
+          <w:rFonts w:hint="eastAsia"/>
+        </w:rPr>
+        <w:t>）傾向：推崇早期伊斯蘭教義與宗教改革</w:t>
+      </w:r>
+      <w:proofErr w:type="spellEnd"/>
+    </w:p>
+    <w:p>
+      <w:pPr>
+        <w:rPr>
+          <w:rFonts w:hint="eastAsia"/>
+        </w:rPr>
+      </w:pPr>
+      <w:r>
+        <w:rPr>
+          <w:rFonts w:hint="eastAsia"/>
+        </w:rPr>
+        <w:t xml:space="preserve">9. </w:t>
+      </w:r>
+      <w:proofErr w:type="spellStart"/>
+      <w:r>
+        <w:rPr>
+          <w:rFonts w:hint="eastAsia"/>
+        </w:rPr>
+        <w:t>結語：你如何實踐你的信仰</w:t>
+      </w:r>
+      <w:proofErr w:type="spellEnd"/>
+      <w:r>
+        <w:rPr>
+          <w:rFonts w:hint="eastAsia"/>
+        </w:rPr>
+        <w:t>？</w:t>
+      </w:r>
+    </w:p>
+    <w:p>
+      <w:proofErr w:type="spellStart"/>
+      <w:r>
+        <w:rPr>
+          <w:rFonts w:hint="eastAsia"/>
+        </w:rPr>
+        <w:t>帶著你的「出生證明</w:t>
+      </w:r>
+      <w:proofErr w:type="spellEnd"/>
+      <w:r>
+        <w:rPr>
+          <w:rFonts w:hint="eastAsia"/>
+        </w:rPr>
+        <w:t>」（</w:t>
+      </w:r>
+      <w:proofErr w:type="spellStart"/>
+      <w:r>
+        <w:rPr>
+          <w:rFonts w:hint="eastAsia"/>
+        </w:rPr>
+        <w:t>即重生得救的生命</w:t>
+      </w:r>
+      <w:proofErr w:type="spellEnd"/>
+      <w:r>
+        <w:rPr>
+          <w:rFonts w:hint="eastAsia"/>
+        </w:rPr>
+        <w:t>），</w:t>
+      </w:r>
+      <w:proofErr w:type="spellStart"/>
+      <w:r>
+        <w:rPr>
+          <w:rFonts w:hint="eastAsia"/>
+        </w:rPr>
+        <w:t>來跟隨耶穌吧</w:t>
+      </w:r>
+      <w:proofErr w:type="spellEnd"/>
+      <w:r>
+        <w:rPr>
+          <w:rFonts w:hint="eastAsia"/>
+        </w:rPr>
+        <w:t>。</w:t>
+      </w:r>
+    </w:p>
+    <w:p>
+      <w:r>
+        <w:t>===</w:t>
+      </w:r>
+    </w:p>
+    <w:p>
+      <w:pPr>
+        <w:rPr>
+          <w:rFonts w:hint="eastAsia"/>
+        </w:rPr>
+      </w:pPr>
+      <w:r>
+        <w:rPr>
+          <w:rFonts w:hint="eastAsia"/>
+        </w:rPr>
+        <w:t>2026</w:t>
+      </w:r>
+      <w:r>
+        <w:rPr>
+          <w:rFonts w:hint="eastAsia"/>
+        </w:rPr>
+        <w:t>年</w:t>
+      </w:r>
+      <w:r>
+        <w:rPr>
+          <w:rFonts w:hint="eastAsia"/>
+        </w:rPr>
+        <w:t>7</w:t>
+      </w:r>
+      <w:r>
+        <w:rPr>
+          <w:rFonts w:hint="eastAsia"/>
+        </w:rPr>
+        <w:t>月</w:t>
+      </w:r>
+      <w:r>
+        <w:rPr>
+          <w:rFonts w:hint="eastAsia"/>
+        </w:rPr>
+        <w:t>11</w:t>
+      </w:r>
+      <w:r>
+        <w:rPr>
+          <w:rFonts w:hint="eastAsia"/>
+        </w:rPr>
+        <w:t>日、メンロ教会礼拝（先週</w:t>
+      </w:r>
+      <w:r>
+        <w:rPr>
+          <w:rFonts w:hint="eastAsia"/>
+        </w:rPr>
+        <w:t>2026</w:t>
+      </w:r>
+      <w:r>
+        <w:rPr>
+          <w:rFonts w:hint="eastAsia"/>
+        </w:rPr>
+        <w:t>年</w:t>
+      </w:r>
+      <w:r>
+        <w:rPr>
+          <w:rFonts w:hint="eastAsia"/>
+        </w:rPr>
+        <w:t>7</w:t>
+      </w:r>
+      <w:r>
+        <w:rPr>
+          <w:rFonts w:hint="eastAsia"/>
+        </w:rPr>
+        <w:t>月</w:t>
+      </w:r>
+      <w:r>
+        <w:rPr>
+          <w:rFonts w:hint="eastAsia"/>
+        </w:rPr>
+        <w:t>5</w:t>
+      </w:r>
+      <w:r>
+        <w:rPr>
+          <w:rFonts w:hint="eastAsia"/>
+        </w:rPr>
+        <w:t>日分の概要）</w:t>
+      </w:r>
+    </w:p>
+    <w:p>
+      <w:pPr>
+        <w:rPr>
+          <w:rFonts w:hint="eastAsia"/>
+        </w:rPr>
+      </w:pPr>
+      <w:r>
+        <w:rPr>
+          <w:rFonts w:hint="eastAsia"/>
+        </w:rPr>
+        <w:t>https://youtu.be/5x95NFgjozY?si=od5Abnw7g2GkCMba</w:t>
+      </w:r>
+    </w:p>
+    <w:p>
+      <w:pPr>
+        <w:rPr>
+          <w:rFonts w:hint="eastAsia"/>
+        </w:rPr>
+      </w:pPr>
+      <w:r>
+        <w:rPr>
+          <w:rFonts w:hint="eastAsia"/>
+        </w:rPr>
+        <w:t>https://github.com/peterhchen/1000_Family/tree/main/Church/2026</w:t>
+      </w:r>
+    </w:p>
+    <w:p>
+      <w:pPr>
+        <w:rPr>
+          <w:rFonts w:hint="eastAsia"/>
+        </w:rPr>
+      </w:pPr>
+      <w:r>
+        <w:rPr>
+          <w:rFonts w:hint="eastAsia"/>
+        </w:rPr>
+        <w:t>「</w:t>
+      </w:r>
+      <w:proofErr w:type="spellStart"/>
+      <w:r>
+        <w:rPr>
+          <w:rFonts w:hint="eastAsia"/>
+        </w:rPr>
+        <w:t>努力の五つの柱</w:t>
+      </w:r>
+      <w:proofErr w:type="spellEnd"/>
+      <w:r>
+        <w:rPr>
+          <w:rFonts w:hint="eastAsia"/>
+        </w:rPr>
+        <w:t>」（</w:t>
+      </w:r>
+      <w:proofErr w:type="spellStart"/>
+      <w:r>
+        <w:rPr>
+          <w:rFonts w:hint="eastAsia"/>
+        </w:rPr>
+        <w:t>イスラム教</w:t>
+      </w:r>
+      <w:proofErr w:type="spellEnd"/>
+      <w:r>
+        <w:rPr>
+          <w:rFonts w:hint="eastAsia"/>
+        </w:rPr>
+        <w:t>）</w:t>
+      </w:r>
+      <w:r>
+        <w:rPr>
+          <w:rFonts w:hint="eastAsia"/>
+        </w:rPr>
+        <w:t xml:space="preserve"> | </w:t>
+      </w:r>
+      <w:proofErr w:type="spellStart"/>
+      <w:r>
+        <w:rPr>
+          <w:rFonts w:hint="eastAsia"/>
+        </w:rPr>
+        <w:t>シリーズ「</w:t>
+      </w:r>
+      <w:r>
+        <w:rPr>
+          <w:rFonts w:hint="eastAsia"/>
+        </w:rPr>
+        <w:t>Let's</w:t>
+      </w:r>
+      <w:proofErr w:type="spellEnd"/>
+      <w:r>
+        <w:rPr>
+          <w:rFonts w:hint="eastAsia"/>
+        </w:rPr>
+        <w:t xml:space="preserve"> Be </w:t>
+      </w:r>
+      <w:proofErr w:type="spellStart"/>
+      <w:r>
+        <w:rPr>
+          <w:rFonts w:hint="eastAsia"/>
+        </w:rPr>
+        <w:t>Honest</w:t>
+      </w:r>
+      <w:r>
+        <w:rPr>
+          <w:rFonts w:hint="eastAsia"/>
+        </w:rPr>
+        <w:t>（正直に語ろう</w:t>
+      </w:r>
+      <w:proofErr w:type="spellEnd"/>
+      <w:r>
+        <w:rPr>
+          <w:rFonts w:hint="eastAsia"/>
+        </w:rPr>
+        <w:t>）」</w:t>
+      </w:r>
+      <w:r>
+        <w:rPr>
+          <w:rFonts w:hint="eastAsia"/>
+        </w:rPr>
+        <w:t xml:space="preserve"> | </w:t>
+      </w:r>
+      <w:proofErr w:type="spellStart"/>
+      <w:r>
+        <w:rPr>
+          <w:rFonts w:hint="eastAsia"/>
+        </w:rPr>
+        <w:t>メンロ教会</w:t>
+      </w:r>
+      <w:proofErr w:type="spellEnd"/>
+      <w:r>
+        <w:rPr>
+          <w:rFonts w:hint="eastAsia"/>
+        </w:rPr>
         <w:t xml:space="preserve"> </w:t>
       </w:r>
-      <w:r>
-        <w:t>beings</w:t>
-      </w:r>
-      <w:r>
+      <w:proofErr w:type="spellStart"/>
+      <w:r>
+        <w:rPr>
+          <w:rFonts w:hint="eastAsia"/>
+        </w:rPr>
+        <w:t>主任牧師</w:t>
+      </w:r>
+      <w:proofErr w:type="spellEnd"/>
+      <w:r>
+        <w:rPr>
+          <w:rFonts w:hint="eastAsia"/>
+        </w:rPr>
         <w:t xml:space="preserve"> </w:t>
       </w:r>
-      <w:r>
-        <w:t>?</w:t>
-      </w:r>
-    </w:p>
-    <w:p>
-      <w:r>
+      <w:proofErr w:type="spellStart"/>
+      <w:r>
+        <w:rPr>
+          <w:rFonts w:hint="eastAsia"/>
+        </w:rPr>
+        <w:t>フィル</w:t>
+      </w:r>
+      <w:r>
+        <w:rPr>
+          <w:rFonts w:ascii="MS Mincho" w:eastAsia="MS Mincho" w:hAnsi="MS Mincho" w:cs="MS Mincho" w:hint="eastAsia"/>
+        </w:rPr>
+        <w:t>・</w:t>
+      </w:r>
+      <w:r>
+        <w:rPr>
+          <w:rFonts w:ascii="SimSun" w:hAnsi="SimSun" w:cs="SimSun" w:hint="eastAsia"/>
+        </w:rPr>
+        <w:t>ユーバンク</w:t>
+      </w:r>
+      <w:proofErr w:type="spellEnd"/>
+    </w:p>
+    <w:p>
+      <w:pPr>
+        <w:rPr>
+          <w:rFonts w:hint="eastAsia"/>
+        </w:rPr>
+      </w:pPr>
+    </w:p>
+    <w:p>
+      <w:pPr>
+        <w:rPr>
+          <w:rFonts w:hint="eastAsia"/>
+        </w:rPr>
+      </w:pPr>
+      <w:proofErr w:type="spellStart"/>
+      <w:r>
+        <w:rPr>
+          <w:rFonts w:hint="eastAsia"/>
+        </w:rPr>
+        <w:t>この「</w:t>
+      </w:r>
+      <w:r>
+        <w:rPr>
+          <w:rFonts w:hint="eastAsia"/>
+        </w:rPr>
+        <w:t>Let's</w:t>
+      </w:r>
+      <w:proofErr w:type="spellEnd"/>
+      <w:r>
+        <w:rPr>
+          <w:rFonts w:hint="eastAsia"/>
+        </w:rPr>
+        <w:t xml:space="preserve"> Be Honest</w:t>
+      </w:r>
+      <w:r>
+        <w:rPr>
+          <w:rFonts w:hint="eastAsia"/>
+        </w:rPr>
+        <w:t>」シリーズでは、以下のテーマを取り上げます：</w:t>
+      </w:r>
+    </w:p>
+    <w:p>
+      <w:pPr>
+        <w:rPr>
+          <w:rFonts w:hint="eastAsia"/>
+        </w:rPr>
+      </w:pPr>
+      <w:r>
+        <w:rPr>
+          <w:rFonts w:hint="eastAsia"/>
+        </w:rPr>
+        <w:lastRenderedPageBreak/>
+        <w:t>a) 6</w:t>
+      </w:r>
+      <w:r>
+        <w:rPr>
+          <w:rFonts w:hint="eastAsia"/>
+        </w:rPr>
+        <w:t>月</w:t>
+      </w:r>
+      <w:r>
+        <w:rPr>
+          <w:rFonts w:hint="eastAsia"/>
+        </w:rPr>
+        <w:t>28</w:t>
+      </w:r>
+      <w:r>
+        <w:rPr>
+          <w:rFonts w:hint="eastAsia"/>
+        </w:rPr>
+        <w:t>日：ユダヤ教、</w:t>
+      </w:r>
+      <w:r>
+        <w:rPr>
+          <w:rFonts w:hint="eastAsia"/>
+        </w:rPr>
+        <w:t>b) 7</w:t>
+      </w:r>
+      <w:r>
+        <w:rPr>
+          <w:rFonts w:hint="eastAsia"/>
+        </w:rPr>
+        <w:t>月</w:t>
+      </w:r>
+      <w:r>
+        <w:rPr>
+          <w:rFonts w:hint="eastAsia"/>
+        </w:rPr>
+        <w:t>5</w:t>
+      </w:r>
+      <w:r>
+        <w:rPr>
+          <w:rFonts w:hint="eastAsia"/>
+        </w:rPr>
+        <w:t>日：イスラム教、</w:t>
+      </w:r>
+      <w:r>
+        <w:rPr>
+          <w:rFonts w:hint="eastAsia"/>
+        </w:rPr>
+        <w:t>c) 7</w:t>
+      </w:r>
+      <w:r>
+        <w:rPr>
+          <w:rFonts w:hint="eastAsia"/>
+        </w:rPr>
+        <w:t>月</w:t>
+      </w:r>
+      <w:r>
+        <w:rPr>
+          <w:rFonts w:hint="eastAsia"/>
+        </w:rPr>
+        <w:t>12</w:t>
+      </w:r>
+      <w:r>
+        <w:rPr>
+          <w:rFonts w:hint="eastAsia"/>
+        </w:rPr>
+        <w:t>日：仏教、</w:t>
+      </w:r>
+      <w:r>
+        <w:rPr>
+          <w:rFonts w:hint="eastAsia"/>
+        </w:rPr>
+        <w:t>d) 7</w:t>
+      </w:r>
+      <w:r>
+        <w:rPr>
+          <w:rFonts w:hint="eastAsia"/>
+        </w:rPr>
+        <w:t>月</w:t>
+      </w:r>
+      <w:r>
+        <w:rPr>
+          <w:rFonts w:hint="eastAsia"/>
+        </w:rPr>
+        <w:t>19</w:t>
+      </w:r>
+      <w:r>
+        <w:rPr>
+          <w:rFonts w:hint="eastAsia"/>
+        </w:rPr>
+        <w:t>日：モルモン教、</w:t>
+      </w:r>
+      <w:r>
+        <w:rPr>
+          <w:rFonts w:hint="eastAsia"/>
+        </w:rPr>
+        <w:t>e) 7</w:t>
+      </w:r>
+      <w:r>
+        <w:rPr>
+          <w:rFonts w:hint="eastAsia"/>
+        </w:rPr>
+        <w:t>月</w:t>
+      </w:r>
+      <w:r>
+        <w:rPr>
+          <w:rFonts w:hint="eastAsia"/>
+        </w:rPr>
+        <w:t>26</w:t>
+      </w:r>
+      <w:r>
+        <w:rPr>
+          <w:rFonts w:hint="eastAsia"/>
+        </w:rPr>
+        <w:t>日：カトリック、</w:t>
+      </w:r>
+      <w:r>
+        <w:rPr>
+          <w:rFonts w:hint="eastAsia"/>
+        </w:rPr>
+        <w:t>f) 8</w:t>
+      </w:r>
+      <w:r>
+        <w:rPr>
+          <w:rFonts w:hint="eastAsia"/>
+        </w:rPr>
+        <w:t>月</w:t>
+      </w:r>
+      <w:r>
+        <w:rPr>
+          <w:rFonts w:hint="eastAsia"/>
+        </w:rPr>
+        <w:t>2</w:t>
+      </w:r>
+      <w:r>
+        <w:rPr>
+          <w:rFonts w:hint="eastAsia"/>
+        </w:rPr>
+        <w:t>日：「</w:t>
+      </w:r>
+      <w:proofErr w:type="spellStart"/>
+      <w:r>
+        <w:rPr>
+          <w:rFonts w:hint="eastAsia"/>
+        </w:rPr>
+        <w:t>無宗教（</w:t>
+      </w:r>
+      <w:r>
+        <w:rPr>
+          <w:rFonts w:hint="eastAsia"/>
+        </w:rPr>
+        <w:t>Nones</w:t>
+      </w:r>
+      <w:proofErr w:type="spellEnd"/>
+      <w:r>
+        <w:rPr>
+          <w:rFonts w:hint="eastAsia"/>
+        </w:rPr>
+        <w:t>）」</w:t>
+      </w:r>
+      <w:r>
+        <w:rPr>
+          <w:rFonts w:ascii="MS Mincho" w:eastAsia="MS Mincho" w:hAnsi="MS Mincho" w:cs="MS Mincho" w:hint="eastAsia"/>
+        </w:rPr>
+        <w:t>・</w:t>
+      </w:r>
+      <w:proofErr w:type="spellStart"/>
+      <w:r>
+        <w:rPr>
+          <w:rFonts w:ascii="SimSun" w:hAnsi="SimSun" w:cs="SimSun" w:hint="eastAsia"/>
+        </w:rPr>
+        <w:t>不可知論者、</w:t>
+      </w:r>
+      <w:r>
+        <w:rPr>
+          <w:rFonts w:hint="eastAsia"/>
+        </w:rPr>
+        <w:t>g</w:t>
+      </w:r>
+      <w:proofErr w:type="spellEnd"/>
+      <w:r>
+        <w:rPr>
+          <w:rFonts w:hint="eastAsia"/>
+        </w:rPr>
+        <w:t>) 8</w:t>
+      </w:r>
+      <w:r>
+        <w:rPr>
+          <w:rFonts w:hint="eastAsia"/>
+        </w:rPr>
+        <w:t>月</w:t>
+      </w:r>
+      <w:r>
+        <w:rPr>
+          <w:rFonts w:hint="eastAsia"/>
+        </w:rPr>
+        <w:t>9</w:t>
+      </w:r>
+      <w:r>
+        <w:rPr>
+          <w:rFonts w:hint="eastAsia"/>
+        </w:rPr>
+        <w:t>日：福音（キリスト教）</w:t>
+      </w:r>
+    </w:p>
+    <w:p>
+      <w:pPr>
+        <w:rPr>
+          <w:rFonts w:hint="eastAsia"/>
+        </w:rPr>
+      </w:pPr>
+      <w:proofErr w:type="spellStart"/>
+      <w:r>
+        <w:rPr>
+          <w:rFonts w:hint="eastAsia"/>
+        </w:rPr>
+        <w:t>本日は、</w:t>
+      </w:r>
+      <w:r>
+        <w:rPr>
+          <w:rFonts w:hint="eastAsia"/>
+        </w:rPr>
+        <w:t>b</w:t>
+      </w:r>
+      <w:proofErr w:type="spellEnd"/>
+      <w:r>
+        <w:rPr>
+          <w:rFonts w:hint="eastAsia"/>
+        </w:rPr>
+        <w:t xml:space="preserve">) </w:t>
+      </w:r>
+      <w:r>
+        <w:rPr>
+          <w:rFonts w:hint="eastAsia"/>
+        </w:rPr>
+        <w:t>「</w:t>
+      </w:r>
+      <w:proofErr w:type="spellStart"/>
+      <w:r>
+        <w:rPr>
+          <w:rFonts w:hint="eastAsia"/>
+        </w:rPr>
+        <w:t>努力の五つの柱</w:t>
+      </w:r>
+      <w:proofErr w:type="spellEnd"/>
+      <w:r>
+        <w:rPr>
+          <w:rFonts w:hint="eastAsia"/>
+        </w:rPr>
+        <w:t>」（</w:t>
+      </w:r>
+      <w:proofErr w:type="spellStart"/>
+      <w:r>
+        <w:rPr>
+          <w:rFonts w:hint="eastAsia"/>
+        </w:rPr>
+        <w:t>イスラム教）について話し合います</w:t>
+      </w:r>
+      <w:proofErr w:type="spellEnd"/>
+      <w:r>
+        <w:rPr>
+          <w:rFonts w:hint="eastAsia"/>
+        </w:rPr>
+        <w:t>。</w:t>
+      </w:r>
+    </w:p>
+    <w:p>
+      <w:pPr>
+        <w:rPr>
+          <w:rFonts w:hint="eastAsia"/>
+        </w:rPr>
+      </w:pPr>
+    </w:p>
+    <w:p>
+      <w:pPr>
+        <w:rPr>
+          <w:rFonts w:hint="eastAsia"/>
+        </w:rPr>
+      </w:pPr>
+      <w:r>
+        <w:rPr>
+          <w:rFonts w:hint="eastAsia"/>
+        </w:rPr>
+        <w:t>「通知表」と「出生証明書」には大きな違いがあります。通知表は、人生における行いや成果を示すものです。一方、出生証明書は、人がどのように生まれたかを示すものです。イスラム教には、信仰と生活において「通知表」のような側面があります。対してキリスト教は、「出生証明書」のシステムに基づいています。</w:t>
+      </w:r>
+    </w:p>
+    <w:p>
+      <w:pPr>
+        <w:rPr>
+          <w:rFonts w:hint="eastAsia"/>
+        </w:rPr>
+      </w:pPr>
+    </w:p>
+    <w:p>
+      <w:pPr>
+        <w:rPr>
+          <w:rFonts w:hint="eastAsia"/>
+        </w:rPr>
+      </w:pPr>
+      <w:r>
+        <w:rPr>
+          <w:rFonts w:hint="eastAsia"/>
+        </w:rPr>
+        <w:t xml:space="preserve">1. </w:t>
+      </w:r>
+      <w:proofErr w:type="spellStart"/>
+      <w:r>
+        <w:rPr>
+          <w:rFonts w:hint="eastAsia"/>
+        </w:rPr>
+        <w:t>多くのイスラム教徒（ムスリム）は、イスラム教の「五つの柱」に従っています。イスラム教徒であれば、守るべき五つの柱があるのです</w:t>
+      </w:r>
+      <w:proofErr w:type="spellEnd"/>
+      <w:r>
+        <w:rPr>
+          <w:rFonts w:hint="eastAsia"/>
+        </w:rPr>
+        <w:t>。</w:t>
+      </w:r>
+    </w:p>
+    <w:p>
+      <w:pPr>
+        <w:rPr>
+          <w:rFonts w:hint="eastAsia"/>
+        </w:rPr>
+      </w:pPr>
+      <w:r>
+        <w:rPr>
+          <w:rFonts w:hint="eastAsia"/>
+        </w:rPr>
+        <w:t xml:space="preserve">a. </w:t>
+      </w:r>
+      <w:proofErr w:type="spellStart"/>
+      <w:r>
+        <w:rPr>
+          <w:rFonts w:hint="eastAsia"/>
+        </w:rPr>
+        <w:t>シャハーダ（信仰告白</w:t>
+      </w:r>
+      <w:proofErr w:type="spellEnd"/>
+      <w:r>
+        <w:rPr>
+          <w:rFonts w:hint="eastAsia"/>
+        </w:rPr>
+        <w:t>）：</w:t>
+      </w:r>
+      <w:proofErr w:type="spellStart"/>
+      <w:r>
+        <w:rPr>
+          <w:rFonts w:hint="eastAsia"/>
+        </w:rPr>
+        <w:t>アッラーのみが唯一の神であり、ムハンマドはその預言者であると信じること</w:t>
+      </w:r>
+      <w:proofErr w:type="spellEnd"/>
+      <w:r>
+        <w:rPr>
+          <w:rFonts w:hint="eastAsia"/>
+        </w:rPr>
+        <w:t>。</w:t>
+      </w:r>
+    </w:p>
+    <w:p>
+      <w:pPr>
+        <w:rPr>
+          <w:rFonts w:hint="eastAsia"/>
+        </w:rPr>
+      </w:pPr>
+      <w:r>
+        <w:rPr>
+          <w:rFonts w:hint="eastAsia"/>
+        </w:rPr>
+        <w:t xml:space="preserve">b. </w:t>
+      </w:r>
+      <w:proofErr w:type="spellStart"/>
+      <w:r>
+        <w:rPr>
+          <w:rFonts w:hint="eastAsia"/>
+        </w:rPr>
+        <w:t>サラート（礼拝</w:t>
+      </w:r>
+      <w:proofErr w:type="spellEnd"/>
+      <w:r>
+        <w:rPr>
+          <w:rFonts w:hint="eastAsia"/>
+        </w:rPr>
+        <w:t>）：</w:t>
+      </w:r>
+      <w:r>
+        <w:rPr>
+          <w:rFonts w:hint="eastAsia"/>
+        </w:rPr>
+        <w:t>1</w:t>
+      </w:r>
+      <w:r>
+        <w:rPr>
+          <w:rFonts w:hint="eastAsia"/>
+        </w:rPr>
+        <w:t>日</w:t>
+      </w:r>
+      <w:r>
+        <w:rPr>
+          <w:rFonts w:hint="eastAsia"/>
+        </w:rPr>
+        <w:t>5</w:t>
+      </w:r>
+      <w:r>
+        <w:rPr>
+          <w:rFonts w:hint="eastAsia"/>
+        </w:rPr>
+        <w:t>回の礼拝を行うこと。その都度、仕事を中断し、自らの意志を神に委ねて祈りを捧げなければなりません。</w:t>
+      </w:r>
+    </w:p>
+    <w:p>
+      <w:pPr>
+        <w:rPr>
+          <w:rFonts w:hint="eastAsia"/>
+        </w:rPr>
+      </w:pPr>
+      <w:r>
+        <w:rPr>
+          <w:rFonts w:hint="eastAsia"/>
+        </w:rPr>
+        <w:t xml:space="preserve">c. </w:t>
+      </w:r>
+      <w:r>
+        <w:rPr>
+          <w:rFonts w:hint="eastAsia"/>
+        </w:rPr>
+        <w:t>ザカート（喜捨）：周囲の貧しい人々を支えるために、義務として金銭を捧げること。これはイスラム教徒の生活に組み込まれており、任意（オプション）ではありません。</w:t>
+      </w:r>
+    </w:p>
+    <w:p>
+      <w:pPr>
+        <w:rPr>
+          <w:rFonts w:hint="eastAsia"/>
+        </w:rPr>
+      </w:pPr>
+      <w:r>
+        <w:rPr>
+          <w:rFonts w:hint="eastAsia"/>
+        </w:rPr>
+        <w:t xml:space="preserve">d. </w:t>
+      </w:r>
+      <w:r>
+        <w:rPr>
+          <w:rFonts w:hint="eastAsia"/>
+        </w:rPr>
+        <w:t>サウム（断食）：ラマダンの期間中に行われます。その月の間、日中は食事も水分摂取もしません。日没後になるまで、その他の娯楽や快適なことも控えます。</w:t>
+      </w:r>
+    </w:p>
+    <w:p>
+      <w:pPr>
+        <w:rPr>
+          <w:rFonts w:hint="eastAsia"/>
+        </w:rPr>
+      </w:pPr>
+      <w:r>
+        <w:rPr>
+          <w:rFonts w:hint="eastAsia"/>
+        </w:rPr>
+        <w:t xml:space="preserve">e. </w:t>
+      </w:r>
+      <w:r>
+        <w:rPr>
+          <w:rFonts w:hint="eastAsia"/>
+        </w:rPr>
+        <w:t>ハッジ（巡礼）：可能であれば、生涯のうちにメッカへ巡礼すること。あなたも、同じことを行っている何百万人もの人々の仲間入りをすることになります。</w:t>
+      </w:r>
+    </w:p>
+    <w:p>
+      <w:pPr>
+        <w:rPr>
+          <w:rFonts w:hint="eastAsia"/>
+        </w:rPr>
+      </w:pPr>
+      <w:r>
+        <w:rPr>
+          <w:rFonts w:hint="eastAsia"/>
+        </w:rPr>
+        <w:t xml:space="preserve">2. </w:t>
+      </w:r>
+      <w:proofErr w:type="spellStart"/>
+      <w:r>
+        <w:rPr>
+          <w:rFonts w:hint="eastAsia"/>
+        </w:rPr>
+        <w:t>これら「五つの柱」は、イスラム教徒にとって単なる提案や推奨事項ではありません。それらは義務なのです</w:t>
+      </w:r>
+      <w:proofErr w:type="spellEnd"/>
+      <w:r>
+        <w:rPr>
+          <w:rFonts w:hint="eastAsia"/>
+        </w:rPr>
+        <w:t>。</w:t>
+      </w:r>
+    </w:p>
+    <w:p>
+      <w:pPr>
+        <w:rPr>
+          <w:rFonts w:hint="eastAsia"/>
+        </w:rPr>
+      </w:pPr>
+      <w:r>
+        <w:rPr>
+          <w:rFonts w:hint="eastAsia"/>
+        </w:rPr>
+        <w:t xml:space="preserve">3. </w:t>
+      </w:r>
+      <w:r>
+        <w:rPr>
+          <w:rFonts w:hint="eastAsia"/>
+        </w:rPr>
+        <w:t>イスラム教徒は、最後の審判の日が来るまで、自分たちの「成績表（行いの記録）」の結果を知ることはできません。預言者ムハンマドでさえも、それを知らないのです。</w:t>
+      </w:r>
+    </w:p>
+    <w:p>
+      <w:pPr>
+        <w:rPr>
+          <w:rFonts w:hint="eastAsia"/>
+        </w:rPr>
+      </w:pPr>
+      <w:r>
+        <w:rPr>
+          <w:rFonts w:hint="eastAsia"/>
+        </w:rPr>
+        <w:t xml:space="preserve">4. </w:t>
+      </w:r>
+      <w:r>
+        <w:rPr>
+          <w:rFonts w:hint="eastAsia"/>
+        </w:rPr>
+        <w:t>詩篇</w:t>
+      </w:r>
+      <w:r>
+        <w:rPr>
+          <w:rFonts w:hint="eastAsia"/>
+        </w:rPr>
+        <w:t>130</w:t>
+      </w:r>
+      <w:r>
+        <w:rPr>
+          <w:rFonts w:hint="eastAsia"/>
+        </w:rPr>
+        <w:t>篇</w:t>
+      </w:r>
+      <w:r>
+        <w:rPr>
+          <w:rFonts w:hint="eastAsia"/>
+        </w:rPr>
+        <w:t>3</w:t>
+      </w:r>
+      <w:r>
+        <w:rPr>
+          <w:rFonts w:hint="eastAsia"/>
+        </w:rPr>
+        <w:t>節：誰も（神の御前で）立つことはできません。しかし、イエス様が私たちの身代わりとなってくださるため、私たちは恐れる必要がないのです。</w:t>
+      </w:r>
+    </w:p>
+    <w:p>
+      <w:pPr>
+        <w:rPr>
+          <w:rFonts w:hint="eastAsia"/>
+        </w:rPr>
+      </w:pPr>
+      <w:r>
+        <w:rPr>
+          <w:rFonts w:hint="eastAsia"/>
+        </w:rPr>
+        <w:t xml:space="preserve">5. </w:t>
+      </w:r>
+      <w:r>
+        <w:rPr>
+          <w:rFonts w:hint="eastAsia"/>
+        </w:rPr>
+        <w:t>ヘブル人への手紙</w:t>
+      </w:r>
+      <w:r>
+        <w:rPr>
+          <w:rFonts w:hint="eastAsia"/>
+        </w:rPr>
+        <w:t>13</w:t>
+      </w:r>
+      <w:r>
+        <w:rPr>
+          <w:rFonts w:hint="eastAsia"/>
+        </w:rPr>
+        <w:t>章</w:t>
+      </w:r>
+      <w:r>
+        <w:rPr>
+          <w:rFonts w:hint="eastAsia"/>
+        </w:rPr>
+        <w:t>8</w:t>
+      </w:r>
+      <w:r>
+        <w:rPr>
+          <w:rFonts w:hint="eastAsia"/>
+        </w:rPr>
+        <w:t>節：イエス</w:t>
+      </w:r>
+      <w:r>
+        <w:rPr>
+          <w:rFonts w:ascii="MS Mincho" w:eastAsia="MS Mincho" w:hAnsi="MS Mincho" w:cs="MS Mincho" w:hint="eastAsia"/>
+        </w:rPr>
+        <w:t>・</w:t>
+      </w:r>
+      <w:r>
+        <w:rPr>
+          <w:rFonts w:ascii="SimSun" w:hAnsi="SimSun" w:cs="SimSun" w:hint="eastAsia"/>
+        </w:rPr>
+        <w:t>キリストは、昨日も、今日も、いつまでも変わることがありません。イエス様がその意志を変えることは決してないのです。</w:t>
+      </w:r>
+    </w:p>
+    <w:p>
+      <w:pPr>
+        <w:rPr>
+          <w:rFonts w:hint="eastAsia"/>
+        </w:rPr>
+      </w:pPr>
+      <w:r>
+        <w:rPr>
+          <w:rFonts w:hint="eastAsia"/>
+        </w:rPr>
+        <w:t xml:space="preserve">6. </w:t>
+      </w:r>
+      <w:r>
+        <w:rPr>
+          <w:rFonts w:hint="eastAsia"/>
+        </w:rPr>
+        <w:t>申命記</w:t>
+      </w:r>
+      <w:r>
+        <w:rPr>
+          <w:rFonts w:hint="eastAsia"/>
+        </w:rPr>
+        <w:t>6</w:t>
+      </w:r>
+      <w:r>
+        <w:rPr>
+          <w:rFonts w:hint="eastAsia"/>
+        </w:rPr>
+        <w:t>章</w:t>
+      </w:r>
+      <w:r>
+        <w:rPr>
+          <w:rFonts w:hint="eastAsia"/>
+        </w:rPr>
+        <w:t>4</w:t>
+      </w:r>
+      <w:r>
+        <w:rPr>
+          <w:rFonts w:hint="eastAsia"/>
+        </w:rPr>
+        <w:t>節、ヨハネの福音書</w:t>
+      </w:r>
+      <w:r>
+        <w:rPr>
+          <w:rFonts w:hint="eastAsia"/>
+        </w:rPr>
+        <w:t>1</w:t>
+      </w:r>
+      <w:r>
+        <w:rPr>
+          <w:rFonts w:hint="eastAsia"/>
+        </w:rPr>
+        <w:t>章</w:t>
+      </w:r>
+      <w:r>
+        <w:rPr>
+          <w:rFonts w:hint="eastAsia"/>
+        </w:rPr>
+        <w:t>1</w:t>
+      </w:r>
+      <w:r>
+        <w:rPr>
+          <w:rFonts w:hint="eastAsia"/>
+        </w:rPr>
+        <w:t>節：神は三位一体です。すなわち、</w:t>
+      </w:r>
+      <w:r>
+        <w:rPr>
+          <w:rFonts w:hint="eastAsia"/>
+        </w:rPr>
+        <w:t xml:space="preserve">a) </w:t>
+      </w:r>
+      <w:proofErr w:type="spellStart"/>
+      <w:r>
+        <w:rPr>
+          <w:rFonts w:hint="eastAsia"/>
+        </w:rPr>
+        <w:t>父なる神、</w:t>
+      </w:r>
+      <w:r>
+        <w:rPr>
+          <w:rFonts w:hint="eastAsia"/>
+        </w:rPr>
+        <w:t>b</w:t>
+      </w:r>
+      <w:proofErr w:type="spellEnd"/>
+      <w:r>
+        <w:rPr>
+          <w:rFonts w:hint="eastAsia"/>
+        </w:rPr>
+        <w:t xml:space="preserve">) </w:t>
+      </w:r>
+      <w:proofErr w:type="spellStart"/>
+      <w:r>
+        <w:rPr>
+          <w:rFonts w:hint="eastAsia"/>
+        </w:rPr>
+        <w:t>子なる神（イエス</w:t>
+      </w:r>
+      <w:r>
+        <w:rPr>
+          <w:rFonts w:ascii="MS Mincho" w:eastAsia="MS Mincho" w:hAnsi="MS Mincho" w:cs="MS Mincho" w:hint="eastAsia"/>
+        </w:rPr>
+        <w:t>・</w:t>
+      </w:r>
+      <w:r>
+        <w:rPr>
+          <w:rFonts w:ascii="SimSun" w:hAnsi="SimSun" w:cs="SimSun" w:hint="eastAsia"/>
+        </w:rPr>
+        <w:t>キリスト</w:t>
+      </w:r>
+      <w:proofErr w:type="spellEnd"/>
+      <w:r>
+        <w:rPr>
+          <w:rFonts w:ascii="SimSun" w:hAnsi="SimSun" w:cs="SimSun" w:hint="eastAsia"/>
+        </w:rPr>
+        <w:t>）、</w:t>
+      </w:r>
+      <w:r>
+        <w:rPr>
+          <w:rFonts w:hint="eastAsia"/>
+        </w:rPr>
+        <w:t xml:space="preserve">c) </w:t>
+      </w:r>
+      <w:proofErr w:type="spellStart"/>
+      <w:r>
+        <w:rPr>
+          <w:rFonts w:hint="eastAsia"/>
+        </w:rPr>
+        <w:t>聖霊です</w:t>
+      </w:r>
+      <w:proofErr w:type="spellEnd"/>
+      <w:r>
+        <w:rPr>
+          <w:rFonts w:hint="eastAsia"/>
+        </w:rPr>
+        <w:t>。</w:t>
+      </w:r>
+    </w:p>
+    <w:p>
+      <w:pPr>
+        <w:rPr>
+          <w:rFonts w:hint="eastAsia"/>
+        </w:rPr>
+      </w:pPr>
+      <w:r>
+        <w:rPr>
+          <w:rFonts w:hint="eastAsia"/>
+        </w:rPr>
+        <w:t xml:space="preserve">7. </w:t>
+      </w:r>
+      <w:r>
+        <w:rPr>
+          <w:rFonts w:hint="eastAsia"/>
+        </w:rPr>
+        <w:t>ヨハネの福音書</w:t>
+      </w:r>
+      <w:r>
+        <w:rPr>
+          <w:rFonts w:hint="eastAsia"/>
+        </w:rPr>
+        <w:t>14</w:t>
+      </w:r>
+      <w:r>
+        <w:rPr>
+          <w:rFonts w:hint="eastAsia"/>
+        </w:rPr>
+        <w:t>章</w:t>
+      </w:r>
+      <w:r>
+        <w:rPr>
+          <w:rFonts w:hint="eastAsia"/>
+        </w:rPr>
+        <w:t>6</w:t>
+      </w:r>
+      <w:r>
+        <w:rPr>
+          <w:rFonts w:hint="eastAsia"/>
+        </w:rPr>
+        <w:t>節：「わたしが道であり、真理であり、いのちなのです。わたしを通してでなければ、だれひとり父のみもとに来ることはありません。」</w:t>
+      </w:r>
+    </w:p>
+    <w:p>
+      <w:pPr>
+        <w:rPr>
+          <w:rFonts w:hint="eastAsia"/>
+        </w:rPr>
+      </w:pPr>
+      <w:r>
+        <w:rPr>
+          <w:rFonts w:hint="eastAsia"/>
+        </w:rPr>
+        <w:t xml:space="preserve">8. </w:t>
+      </w:r>
+      <w:proofErr w:type="spellStart"/>
+      <w:r>
+        <w:rPr>
+          <w:rFonts w:hint="eastAsia"/>
+        </w:rPr>
+        <w:t>イスラム教徒のアイデンティティと実践の一般的な形態</w:t>
+      </w:r>
+      <w:proofErr w:type="spellEnd"/>
+      <w:r>
+        <w:rPr>
+          <w:rFonts w:hint="eastAsia"/>
+        </w:rPr>
+        <w:t>：</w:t>
+      </w:r>
+    </w:p>
+    <w:p>
+      <w:pPr>
+        <w:rPr>
+          <w:rFonts w:hint="eastAsia"/>
+        </w:rPr>
+      </w:pPr>
+      <w:r>
+        <w:rPr>
+          <w:rFonts w:hint="eastAsia"/>
+        </w:rPr>
+        <w:t xml:space="preserve">a) </w:t>
+      </w:r>
+      <w:proofErr w:type="spellStart"/>
+      <w:r>
+        <w:rPr>
+          <w:rFonts w:hint="eastAsia"/>
+        </w:rPr>
+        <w:t>文化的イスラム教徒：伝統やアイデンティティとしての側面</w:t>
+      </w:r>
+      <w:proofErr w:type="spellEnd"/>
+    </w:p>
+    <w:p>
+      <w:pPr>
+        <w:rPr>
+          <w:rFonts w:hint="eastAsia"/>
+        </w:rPr>
+      </w:pPr>
+      <w:r>
+        <w:rPr>
+          <w:rFonts w:hint="eastAsia"/>
+        </w:rPr>
+        <w:t xml:space="preserve">b) </w:t>
+      </w:r>
+      <w:proofErr w:type="spellStart"/>
+      <w:r>
+        <w:rPr>
+          <w:rFonts w:hint="eastAsia"/>
+        </w:rPr>
+        <w:t>主流派スンニ派：多数派の伝統</w:t>
+      </w:r>
+      <w:proofErr w:type="spellEnd"/>
+    </w:p>
+    <w:p>
+      <w:pPr>
+        <w:rPr>
+          <w:rFonts w:hint="eastAsia"/>
+        </w:rPr>
+      </w:pPr>
+      <w:r>
+        <w:rPr>
+          <w:rFonts w:hint="eastAsia"/>
+        </w:rPr>
+        <w:t xml:space="preserve">c) </w:t>
+      </w:r>
+      <w:proofErr w:type="spellStart"/>
+      <w:r>
+        <w:rPr>
+          <w:rFonts w:hint="eastAsia"/>
+        </w:rPr>
+        <w:t>シーア派イスラム：アリ</w:t>
+      </w:r>
+      <w:proofErr w:type="spellEnd"/>
+      <w:r>
+        <w:rPr>
+          <w:rFonts w:hint="eastAsia"/>
+        </w:rPr>
+        <w:t>ー（</w:t>
+      </w:r>
+      <w:proofErr w:type="spellStart"/>
+      <w:r>
+        <w:rPr>
+          <w:rFonts w:hint="eastAsia"/>
+        </w:rPr>
+        <w:t>預言者の従兄弟</w:t>
+      </w:r>
+      <w:r>
+        <w:rPr>
+          <w:rFonts w:ascii="MS Mincho" w:eastAsia="MS Mincho" w:hAnsi="MS Mincho" w:cs="MS Mincho" w:hint="eastAsia"/>
+        </w:rPr>
+        <w:t>・</w:t>
+      </w:r>
+      <w:r>
+        <w:rPr>
+          <w:rFonts w:ascii="SimSun" w:hAnsi="SimSun" w:cs="SimSun" w:hint="eastAsia"/>
+        </w:rPr>
+        <w:t>義理の息子）の家系を重んじる派</w:t>
+      </w:r>
+      <w:proofErr w:type="spellEnd"/>
+    </w:p>
+    <w:p>
+      <w:pPr>
+        <w:rPr>
+          <w:rFonts w:hint="eastAsia"/>
+        </w:rPr>
+      </w:pPr>
+      <w:r>
+        <w:rPr>
+          <w:rFonts w:hint="eastAsia"/>
+        </w:rPr>
+        <w:t xml:space="preserve">d) </w:t>
+      </w:r>
+      <w:proofErr w:type="spellStart"/>
+      <w:r>
+        <w:rPr>
+          <w:rFonts w:hint="eastAsia"/>
+        </w:rPr>
+        <w:t>スーフィーの伝統：献身と神秘主義</w:t>
+      </w:r>
+      <w:proofErr w:type="spellEnd"/>
+    </w:p>
+    <w:p>
+      <w:pPr>
+        <w:rPr>
+          <w:rFonts w:hint="eastAsia"/>
+        </w:rPr>
+      </w:pPr>
+      <w:r>
+        <w:rPr>
+          <w:rFonts w:hint="eastAsia"/>
+        </w:rPr>
         <w:t xml:space="preserve">e) </w:t>
       </w:r>
-      <w:r>
-        <w:t>Do we go directly to God or through the intercession of Saint?</w:t>
-      </w:r>
-    </w:p>
-    <w:p>
-      <w:r>
-        <w:t xml:space="preserve">f) </w:t>
-      </w:r>
-      <w:r>
-        <w:t>Is Jesus the only way or one of many perspectives?</w:t>
-      </w:r>
-    </w:p>
-    <w:p/>
-    <w:p>
-      <w:r>
-        <w:t xml:space="preserve">In this “Let’s Be Honest” Series, we have: </w:t>
-      </w:r>
-    </w:p>
-    <w:p>
-      <w:r>
-        <w:lastRenderedPageBreak/>
-        <w:t>a</w:t>
-      </w:r>
-      <w:r>
-        <w:t xml:space="preserve">) June 28: Judaism, </w:t>
-      </w:r>
-      <w:r>
-        <w:t>b</w:t>
-      </w:r>
-      <w:r>
-        <w:t xml:space="preserve">) July 5: Islam, </w:t>
-      </w:r>
-      <w:r>
-        <w:t>c</w:t>
-      </w:r>
-      <w:r>
-        <w:t xml:space="preserve">) July 12: Buddhism, </w:t>
-      </w:r>
-      <w:r>
-        <w:t>d</w:t>
-      </w:r>
-      <w:r>
-        <w:t xml:space="preserve">) July 19: Mormonism, </w:t>
-      </w:r>
-      <w:r>
-        <w:t>e</w:t>
-      </w:r>
-      <w:r>
-        <w:t xml:space="preserve">) July 26: Catholicism, </w:t>
-      </w:r>
-      <w:r>
-        <w:t>f</w:t>
-      </w:r>
-      <w:r>
-        <w:t xml:space="preserve">) August 2: The Nones/Agnostic, </w:t>
-      </w:r>
-      <w:r>
-        <w:t>g</w:t>
-      </w:r>
-      <w:r>
-        <w:t xml:space="preserve">) August 9: The Gospel </w:t>
-      </w:r>
-    </w:p>
-    <w:p/>
-    <w:p>
-      <w:r>
-        <w:t>We are at the second part of series of “Let’s Be Honest</w:t>
-      </w:r>
-      <w:r>
-        <w:t>” series.</w:t>
-      </w:r>
-    </w:p>
-    <w:p>
-      <w:r>
-        <w:t xml:space="preserve">Today, we discuss </w:t>
-      </w:r>
-      <w:r>
-        <w:t>b</w:t>
-      </w:r>
-      <w:r>
-        <w:t>) The Five Pillars of Effort (Islam)</w:t>
-      </w:r>
-    </w:p>
-    <w:p/>
-    <w:p>
-      <w:r>
-        <w:t xml:space="preserve">There is a big difference of </w:t>
-      </w:r>
-      <w:r>
-        <w:t>R</w:t>
-      </w:r>
-      <w:r>
-        <w:t xml:space="preserve">eport </w:t>
-      </w:r>
-      <w:r>
-        <w:t>C</w:t>
-      </w:r>
-      <w:r>
-        <w:t xml:space="preserve">ard </w:t>
-      </w:r>
-      <w:r>
-        <w:t>and</w:t>
-      </w:r>
-      <w:r>
-        <w:t xml:space="preserve"> </w:t>
-      </w:r>
-      <w:r>
-        <w:t>B</w:t>
-      </w:r>
-      <w:r>
-        <w:t xml:space="preserve">irth </w:t>
-      </w:r>
-      <w:r>
-        <w:t>C</w:t>
-      </w:r>
-      <w:r>
-        <w:t>ertificate</w:t>
-      </w:r>
-      <w:r>
-        <w:t xml:space="preserve">: </w:t>
-      </w:r>
-      <w:r>
-        <w:t xml:space="preserve">Report </w:t>
-      </w:r>
-      <w:r>
-        <w:t>C</w:t>
-      </w:r>
-      <w:r>
-        <w:t>ard tells us the performance of your work in life. Birth certificate tells us how you who are born.</w:t>
-      </w:r>
-      <w:r>
-        <w:t xml:space="preserve"> </w:t>
-      </w:r>
-      <w:r>
-        <w:t xml:space="preserve">Islam has their </w:t>
-      </w:r>
-      <w:r>
-        <w:t>Report Card style</w:t>
-      </w:r>
-      <w:r>
-        <w:t xml:space="preserve"> of faith and life. The knee and follow to God. Christian </w:t>
-      </w:r>
-      <w:r>
-        <w:t xml:space="preserve">is the Birth Certificate </w:t>
-      </w:r>
-      <w:r>
-        <w:t>system</w:t>
-      </w:r>
-      <w:r>
-        <w:t>. It</w:t>
-      </w:r>
-      <w:r>
-        <w:t xml:space="preserve"> is structure and path of peace and clear. It tells what God wants from us. There is no guessing at all.</w:t>
-      </w:r>
-    </w:p>
-    <w:p/>
-    <w:p>
-      <w:r>
-        <w:t xml:space="preserve">1. </w:t>
-      </w:r>
-      <w:r>
-        <w:t>Most Muslims (The followers of Islam) follows the five pillars of Islam</w:t>
-      </w:r>
-      <w:r>
-        <w:t xml:space="preserve">: </w:t>
-      </w:r>
-      <w:r>
-        <w:t>If you are a Muslims, there are five very specific things that you have to follows.</w:t>
-      </w:r>
-      <w:r>
-        <w:t xml:space="preserve"> </w:t>
-      </w:r>
-    </w:p>
-    <w:p>
-      <w:r>
-        <w:t>a</w:t>
-      </w:r>
-      <w:r>
-        <w:t xml:space="preserve">. </w:t>
-      </w:r>
-      <w:r>
-        <w:t xml:space="preserve">The first </w:t>
-      </w:r>
-      <w:r>
-        <w:t>Pillar</w:t>
-      </w:r>
-      <w:r>
-        <w:t xml:space="preserve"> is Shahada</w:t>
-      </w:r>
-      <w:r>
-        <w:t xml:space="preserve"> (</w:t>
-      </w:r>
-      <w:r>
-        <w:t>Faith)</w:t>
-      </w:r>
-      <w:r>
-        <w:t xml:space="preserve">: </w:t>
-      </w:r>
-      <w:r>
-        <w:t xml:space="preserve">Allah is the only God and Muhammad is his prophet. </w:t>
-      </w:r>
-    </w:p>
-    <w:p>
-      <w:r>
-        <w:t>b</w:t>
-      </w:r>
-      <w:r>
-        <w:t xml:space="preserve">. </w:t>
-      </w:r>
-      <w:r>
-        <w:t>The second pillar is Salah</w:t>
-      </w:r>
-      <w:r>
-        <w:t xml:space="preserve"> (Prayer): </w:t>
-      </w:r>
-      <w:r>
-        <w:t>The prayers have to pray five times a day. Each time, you have to stop your work and submit your will to pray.</w:t>
-      </w:r>
-    </w:p>
-    <w:p>
-      <w:r>
-        <w:t>c</w:t>
-      </w:r>
-      <w:r>
-        <w:t xml:space="preserve">. </w:t>
-      </w:r>
-      <w:r>
-        <w:t xml:space="preserve">The third pillar </w:t>
-      </w:r>
-      <w:r>
-        <w:t xml:space="preserve">is </w:t>
-      </w:r>
-      <w:r>
-        <w:t>Zakat</w:t>
-      </w:r>
-      <w:r>
-        <w:t xml:space="preserve"> (Charity)</w:t>
-      </w:r>
-      <w:r>
-        <w:t>: Muslims</w:t>
-      </w:r>
-      <w:r>
-        <w:t xml:space="preserve"> have to give up money in a mandatory way to support the needs of the poor around you. It built into Muslims. There is no optional.</w:t>
-      </w:r>
-    </w:p>
-    <w:p>
-      <w:r>
-        <w:t>d</w:t>
-      </w:r>
-      <w:r>
-        <w:t xml:space="preserve">. </w:t>
-      </w:r>
-      <w:r>
-        <w:t xml:space="preserve">The fourth pillar is Sawn </w:t>
-      </w:r>
-      <w:r>
-        <w:t>(F</w:t>
-      </w:r>
-      <w:r>
-        <w:t>asting</w:t>
-      </w:r>
-      <w:r>
-        <w:t>)</w:t>
-      </w:r>
-      <w:r>
-        <w:t xml:space="preserve">. During the month of Ramadan. That month, during the day. </w:t>
-      </w:r>
-      <w:r>
-        <w:t>Muslims</w:t>
-      </w:r>
-      <w:r>
-        <w:t xml:space="preserve"> don’t eat; they don’t drink. They don’t enjoy other comforts until after the sun goes down. </w:t>
-      </w:r>
-    </w:p>
-    <w:p>
-      <w:r>
-        <w:t xml:space="preserve">e. </w:t>
-      </w:r>
-      <w:r>
-        <w:t>The fifth pillar Hajj</w:t>
-      </w:r>
-      <w:r>
-        <w:t xml:space="preserve"> (</w:t>
-      </w:r>
-      <w:r>
-        <w:t>Pilgrimage</w:t>
-      </w:r>
-      <w:r>
-        <w:t>):</w:t>
-      </w:r>
-      <w:r>
-        <w:t xml:space="preserve"> </w:t>
-      </w:r>
-      <w:r>
-        <w:t xml:space="preserve">Muslims have </w:t>
-      </w:r>
-      <w:r>
-        <w:t>to Mecca in your lifetime if you are able.</w:t>
-      </w:r>
-    </w:p>
-    <w:p>
-      <w:r>
-        <w:t>You join with millions of people who are doing the same thing.</w:t>
-      </w:r>
-    </w:p>
-    <w:p/>
-    <w:p>
-      <w:r>
-        <w:t xml:space="preserve">2. </w:t>
-      </w:r>
-      <w:r>
-        <w:t xml:space="preserve">These five pillars are not suggestions for Muslims. They are obligations. They are the way that you show God that you are serious to follow God. These five pillars are your report card. The score is kept in your account for eternity. </w:t>
-      </w:r>
-    </w:p>
-    <w:p/>
-    <w:p>
-      <w:r>
-        <w:t xml:space="preserve">3. </w:t>
-      </w:r>
-      <w:r>
-        <w:t xml:space="preserve">We respect the Islam system offer. They don’t know the scale before the judgment day. Even the Mouhammad who writes the reality that he is not sure for the judgment day will look like for him, their prophet. The Quran, their most holy book, is clear that ultimately salvation is Allah, which is the Arabic name of God. There is Chirstian Arabs who refer to Gid as Allah. The Islam say salvation is Allah’s choice alone. You dedicate your life to do fasting, pilgrimage, faith, pray, charity, you still don’t know the judgement. </w:t>
-      </w:r>
-    </w:p>
-    <w:p>
-      <w:r>
-        <w:t xml:space="preserve">4. </w:t>
-      </w:r>
-      <w:r>
-        <w:t>Psalm 130:3</w:t>
-      </w:r>
-      <w:r>
-        <w:t xml:space="preserve">:  </w:t>
-      </w:r>
-      <w:r>
-        <w:t>If you, O Lord, should mark iniquities, O Lord, who could stand?</w:t>
-      </w:r>
-    </w:p>
-    <w:p/>
-    <w:p>
-      <w:r>
-        <w:t>He said, “If I have a report card, Gid, if you kept score.” The author assumes no one would measure up.</w:t>
-      </w:r>
-    </w:p>
-    <w:p>
-      <w:r>
-        <w:t xml:space="preserve">No one could stand. Because Jesus is behalf of us. In 911, the Muslims are very clear about their faith. The Muslims are scared all the time in the airplane. The surrounding people afraid of them.  </w:t>
-      </w:r>
-    </w:p>
-    <w:p/>
-    <w:p>
-      <w:r>
-        <w:t xml:space="preserve">5. </w:t>
-      </w:r>
-      <w:r>
-        <w:t xml:space="preserve">In Islam perspective, the final version and final Progressive Revelation </w:t>
-      </w:r>
-      <w:proofErr w:type="gramStart"/>
-      <w:r>
-        <w:t>is</w:t>
-      </w:r>
-      <w:proofErr w:type="gramEnd"/>
-      <w:r>
-        <w:t xml:space="preserve"> Quran. Quran is most accurate.</w:t>
-      </w:r>
-      <w:r>
-        <w:t xml:space="preserve"> </w:t>
-      </w:r>
-      <w:r>
-        <w:t>The previous version is to inspire for Muslim only. It keeps on updating and correction all the time.</w:t>
-      </w:r>
-    </w:p>
-    <w:p>
-      <w:r>
-        <w:rPr>
-          <w:noProof/>
-        </w:rPr>
-        <w:t xml:space="preserve">6. </w:t>
-      </w:r>
-      <w:r>
-        <w:t>Hebrews 13:8</w:t>
-      </w:r>
-      <w:r>
-        <w:t xml:space="preserve">: </w:t>
-      </w:r>
-      <w:r>
-        <w:t>Jesus Christ is the same yesterday, today, and forever.</w:t>
-      </w:r>
-    </w:p>
-    <w:p/>
-    <w:p>
-      <w:r>
-        <w:t xml:space="preserve">7. </w:t>
-      </w:r>
-      <w:r>
-        <w:t>Deuteronomy 6:4</w:t>
-      </w:r>
-      <w:r>
-        <w:t xml:space="preserve">: </w:t>
-      </w:r>
-      <w:r>
-        <w:t>Hear, O Israel: The Lord our God, the Lord is one.</w:t>
-      </w:r>
-    </w:p>
-    <w:p>
-      <w:r>
-        <w:t xml:space="preserve">God has trinity:  </w:t>
-      </w:r>
-      <w:r>
-        <w:rPr>
-          <w:b/>
-          <w:bCs/>
-        </w:rPr>
-        <w:t>a)</w:t>
-      </w:r>
-      <w:r>
-        <w:rPr>
-          <w:b/>
-          <w:bCs/>
-        </w:rPr>
-        <w:t xml:space="preserve"> </w:t>
-      </w:r>
-      <w:r>
-        <w:rPr>
-          <w:b/>
-          <w:bCs/>
-        </w:rPr>
-        <w:t>The LORD</w:t>
-      </w:r>
-      <w:r>
-        <w:t xml:space="preserve"> (Yahweh)</w:t>
-      </w:r>
-      <w:r>
-        <w:t xml:space="preserve">: </w:t>
-      </w:r>
-      <w:r>
-        <w:rPr>
-          <w:b/>
-          <w:bCs/>
-        </w:rPr>
-        <w:t>The Father</w:t>
-      </w:r>
-      <w:r>
-        <w:t xml:space="preserve"> (The Source)</w:t>
-      </w:r>
-      <w:r>
-        <w:t>, b</w:t>
-      </w:r>
-      <w:r>
-        <w:rPr>
-          <w:b/>
-          <w:bCs/>
-        </w:rPr>
-        <w:t xml:space="preserve">) </w:t>
-      </w:r>
-      <w:r>
-        <w:rPr>
-          <w:b/>
-          <w:bCs/>
-        </w:rPr>
-        <w:t>Our God</w:t>
-      </w:r>
-      <w:r>
-        <w:t xml:space="preserve"> (Eloheinu)</w:t>
-      </w:r>
-      <w:r>
-        <w:t xml:space="preserve">: </w:t>
-      </w:r>
-      <w:r>
-        <w:rPr>
-          <w:b/>
-          <w:bCs/>
-        </w:rPr>
-        <w:t>The Son</w:t>
-      </w:r>
-      <w:r>
-        <w:t xml:space="preserve"> (The Mediator/Bridge)</w:t>
-      </w:r>
-      <w:r>
-        <w:t xml:space="preserve">, c) </w:t>
-      </w:r>
-      <w:r>
-        <w:rPr>
-          <w:b/>
-          <w:bCs/>
-        </w:rPr>
-        <w:t>The LORD</w:t>
-      </w:r>
-      <w:r>
-        <w:t xml:space="preserve"> (Yahweh)</w:t>
-      </w:r>
-      <w:r>
-        <w:t xml:space="preserve">: </w:t>
-      </w:r>
-      <w:r>
-        <w:rPr>
-          <w:b/>
-          <w:bCs/>
-        </w:rPr>
-        <w:t>The Holy Spirit</w:t>
-      </w:r>
-      <w:r>
-        <w:t xml:space="preserve"> (The Preserver/Presence)</w:t>
-      </w:r>
-      <w:r>
-        <w:t>.</w:t>
-      </w:r>
-    </w:p>
-    <w:p>
-      <w:r>
-        <w:lastRenderedPageBreak/>
-        <w:t>God make</w:t>
-      </w:r>
-      <w:r>
-        <w:t>s</w:t>
-      </w:r>
-      <w:r>
-        <w:t xml:space="preserve"> </w:t>
-      </w:r>
-      <w:r>
-        <w:t>very</w:t>
-      </w:r>
-      <w:r>
-        <w:t xml:space="preserve"> clearer. The God three (The Lord, Our God, the Lord) in one.</w:t>
-      </w:r>
-    </w:p>
-    <w:p>
-      <w:r>
-        <w:t xml:space="preserve">8.  </w:t>
-      </w:r>
-      <w:r>
-        <w:t>John 1:1</w:t>
-      </w:r>
-      <w:r>
-        <w:t xml:space="preserve">: </w:t>
-      </w:r>
-      <w:r>
-        <w:t>In the beginning was the word, and the word was with God, and the Word was God.</w:t>
-      </w:r>
-    </w:p>
-    <w:p>
-      <w:r>
-        <w:t>There is “the word” and “Word was God”. One God in three persons. Father, son, and Holy Spirit.</w:t>
-      </w:r>
-    </w:p>
-    <w:p>
-      <w:r>
-        <w:t>The old testament is described in New testament, Islam would say this is corrupted, incomplete, inaccurate. They will say, “There is only one God, Jesus is just a prophet, not God. Holy spirit is not God.”</w:t>
-      </w:r>
-    </w:p>
-    <w:p>
-      <w:r>
-        <w:t>For Christian, three in one is very consistent.</w:t>
-      </w:r>
-    </w:p>
-    <w:p/>
-    <w:p>
-      <w:r>
-        <w:t xml:space="preserve">Islams see Abraham as the father of religion. Abraham sacrifices Issac and Ishmael. They ae distorted. </w:t>
-      </w:r>
-    </w:p>
-    <w:p>
-      <w:r>
-        <w:t>Abraham sacrifices his son is same as God sacrifices his son Jesus. This is completely mis-interpretation.</w:t>
-      </w:r>
-    </w:p>
-    <w:p>
-      <w:r>
-        <w:t>The Islams have their own view of Progressive revelation. They refuse to believe.</w:t>
-      </w:r>
-    </w:p>
-    <w:p/>
-    <w:p>
-      <w:r>
-        <w:t xml:space="preserve">9.  </w:t>
-      </w:r>
-      <w:r>
-        <w:t>John 14:6</w:t>
-      </w:r>
-      <w:r>
-        <w:t xml:space="preserve">: </w:t>
-      </w:r>
-      <w:r>
-        <w:t>I am the way, and the truth, and the life. No one comes to the Father except through me.</w:t>
-      </w:r>
-    </w:p>
-    <w:p>
-      <w:r>
-        <w:t>Very clear “No one comes to the Father except through me.”</w:t>
-      </w:r>
-      <w:r>
-        <w:t xml:space="preserve"> </w:t>
-      </w:r>
-      <w:r>
-        <w:t>Islams reject to believe.</w:t>
-      </w:r>
-      <w:r>
-        <w:t xml:space="preserve"> </w:t>
-      </w:r>
-      <w:r>
-        <w:t>Jesus does not care about report card. He has way to bring us to God. The path to God for eternity is very clear.</w:t>
-      </w:r>
-    </w:p>
-    <w:p/>
-    <w:p>
-      <w:r>
-        <w:t xml:space="preserve">10. </w:t>
-      </w:r>
-      <w:r>
-        <w:t>With Jesus, we go through to the God. There is no report card.</w:t>
-      </w:r>
-    </w:p>
-    <w:p>
-      <w:r>
-        <w:t xml:space="preserve">11. </w:t>
-      </w:r>
-      <w:r>
-        <w:t>Common expressions of Muslim Identity</w:t>
-      </w:r>
-      <w:r>
-        <w:t>: a) Cultural Muslim b) Main steam Sunni c) Shia Islam d) Sufi Traditions, e) Salafi Oriented</w:t>
-      </w:r>
-    </w:p>
-    <w:p>
-      <w:r>
-        <w:rPr>
-          <w:noProof/>
-        </w:rPr>
-        <w:drawing>
-          <wp:inline distT="0" distB="0" distL="0" distR="0" wp14:anchorId="5B09C10F" wp14:editId="1E8F3169">
-            <wp:extent cx="3857625" cy="3474965"/>
-            <wp:effectExtent l="0" t="0" r="0" b="0"/>
-            <wp:docPr id="1913538802" name="Picture 1"/>
-            <wp:cNvGraphicFramePr>
-              <a:graphicFrameLocks xmlns:a="http://schemas.openxmlformats.org/drawingml/2006/main" noChangeAspect="1"/>
-            </wp:cNvGraphicFramePr>
-            <a:graphic xmlns:a="http://schemas.openxmlformats.org/drawingml/2006/main">
-              <a:graphicData uri="http://schemas.openxmlformats.org/drawingml/2006/picture">
-                <pic:pic xmlns:pic="http://schemas.openxmlformats.org/drawingml/2006/picture">
-                  <pic:nvPicPr>
-                    <pic:cNvPr id="59125306" name=""/>
-                    <pic:cNvPicPr/>
-                  </pic:nvPicPr>
-                  <pic:blipFill>
-                    <a:blip r:embed="rId39"/>
-                    <a:stretch>
-                      <a:fillRect/>
-                    </a:stretch>
-                  </pic:blipFill>
-                  <pic:spPr>
-                    <a:xfrm>
-                      <a:off x="0" y="0"/>
-                      <a:ext cx="3873142" cy="3488943"/>
-                    </a:xfrm>
-                    <a:prstGeom prst="rect">
-                      <a:avLst/>
-                    </a:prstGeom>
-                  </pic:spPr>
-                </pic:pic>
-              </a:graphicData>
-            </a:graphic>
-          </wp:inline>
-        </w:drawing>
-      </w:r>
-    </w:p>
-    <w:p/>
-    <w:p>
-      <w:r>
-        <w:t>30:46/35:11</w:t>
-      </w:r>
-    </w:p>
-    <w:p/>
-    <w:p>
-      <w:r>
-        <w:t>12. Conclusion: How to you practice your faith:</w:t>
-      </w:r>
-    </w:p>
-    <w:p>
-      <w:r>
-        <w:t xml:space="preserve">If you are Islam and you are scary of report card and score point, come to follow Jesus. </w:t>
-      </w:r>
-      <w:r>
-        <w:t xml:space="preserve"> </w:t>
-      </w:r>
-      <w:r>
-        <w:t>We are very confident to score 10/10.</w:t>
-      </w:r>
-    </w:p>
-    <w:p>
-      <w:r>
-        <w:t>Pray:</w:t>
-      </w:r>
-    </w:p>
-    <w:p>
-      <w:r>
-        <w:t>God, thank you your love for us. We are adopted through your son Jesus.</w:t>
-      </w:r>
-    </w:p>
-    <w:p/>
-    <w:p/>
-    <w:p/>
-    <w:p/>
+      <w:proofErr w:type="spellStart"/>
+      <w:r>
+        <w:rPr>
+          <w:rFonts w:hint="eastAsia"/>
+        </w:rPr>
+        <w:t>サラフィー主義的傾向：初期イスラムへの回帰と改革</w:t>
+      </w:r>
+      <w:proofErr w:type="spellEnd"/>
+    </w:p>
+    <w:p>
+      <w:pPr>
+        <w:rPr>
+          <w:rFonts w:hint="eastAsia"/>
+        </w:rPr>
+      </w:pPr>
+      <w:r>
+        <w:rPr>
+          <w:rFonts w:hint="eastAsia"/>
+        </w:rPr>
+        <w:t xml:space="preserve">9. </w:t>
+      </w:r>
+      <w:proofErr w:type="spellStart"/>
+      <w:r>
+        <w:rPr>
+          <w:rFonts w:hint="eastAsia"/>
+        </w:rPr>
+        <w:t>結論：あなたはどのように信仰を実践しますか</w:t>
+      </w:r>
+      <w:proofErr w:type="spellEnd"/>
+      <w:r>
+        <w:rPr>
+          <w:rFonts w:hint="eastAsia"/>
+        </w:rPr>
+        <w:t>？</w:t>
+      </w:r>
+    </w:p>
+    <w:p>
+      <w:r>
+        <w:rPr>
+          <w:rFonts w:hint="eastAsia"/>
+        </w:rPr>
+        <w:t>「</w:t>
+      </w:r>
+      <w:proofErr w:type="spellStart"/>
+      <w:r>
+        <w:rPr>
+          <w:rFonts w:hint="eastAsia"/>
+        </w:rPr>
+        <w:t>出生証明書」を携えて、イエス様に従う道へと来てください</w:t>
+      </w:r>
+      <w:proofErr w:type="spellEnd"/>
+      <w:r>
+        <w:rPr>
+          <w:rFonts w:hint="eastAsia"/>
+        </w:rPr>
+        <w:t>。</w:t>
+      </w:r>
+    </w:p>
     <w:p/>
     <w:p/>
     <w:sectPr>
@@ -9188,7 +11616,6 @@
   <w:style w:type="character" w:default="1" w:styleId="DefaultParagraphFont">
     <w:name w:val="Default Paragraph Font"/>
     <w:uiPriority w:val="1"/>
-    <w:semiHidden/>
     <w:unhideWhenUsed/>
   </w:style>
   <w:style w:type="table" w:default="1" w:styleId="TableNormal">
